--- a/APLOS/POPResources/Templates/Nom20181Bengali.docx
+++ b/APLOS/POPResources/Templates/Nom20181Bengali.docx
@@ -1,22 +1,147 @@
 
 <file path=word/document.xml><?xml version="1.0" encoding="utf-8"?>
-<w:document xmlns:wpc="http://schemas.microsoft.com/office/word/2010/wordprocessingCanvas" xmlns:mc="http://schemas.openxmlformats.org/markup-compatibility/2006" xmlns:o="urn:schemas-microsoft-com:office:office" xmlns:r="http://schemas.openxmlformats.org/officeDocument/2006/relationships" xmlns:m="http://schemas.openxmlformats.org/officeDocument/2006/math" xmlns:v="urn:schemas-microsoft-com:vml" xmlns:wp14="http://schemas.microsoft.com/office/word/2010/wordprocessingDrawing" xmlns:wp="http://schemas.openxmlformats.org/drawingml/2006/wordprocessingDrawing" xmlns:w10="urn:schemas-microsoft-com:office:word" xmlns:w="http://schemas.openxmlformats.org/wordprocessingml/2006/main" xmlns:w14="http://schemas.microsoft.com/office/word/2010/wordml" xmlns:wpg="http://schemas.microsoft.com/office/word/2010/wordprocessingGroup" xmlns:wpi="http://schemas.microsoft.com/office/word/2010/wordprocessingInk" xmlns:wne="http://schemas.microsoft.com/office/word/2006/wordml" xmlns:wps="http://schemas.microsoft.com/office/word/2010/wordprocessingShape" mc:Ignorable="w14 wp14">
+<w:document xmlns:wpc="http://schemas.microsoft.com/office/word/2010/wordprocessingCanvas" xmlns:cx="http://schemas.microsoft.com/office/drawing/2014/chartex" xmlns:cx1="http://schemas.microsoft.com/office/drawing/2015/9/8/chartex" xmlns:cx2="http://schemas.microsoft.com/office/drawing/2015/10/21/chartex" xmlns:cx3="http://schemas.microsoft.com/office/drawing/2016/5/9/chartex" xmlns:cx4="http://schemas.microsoft.com/office/drawing/2016/5/10/chartex" xmlns:cx5="http://schemas.microsoft.com/office/drawing/2016/5/11/chartex" xmlns:cx6="http://schemas.microsoft.com/office/drawing/2016/5/12/chartex" xmlns:cx7="http://schemas.microsoft.com/office/drawing/2016/5/13/chartex" xmlns:cx8="http://schemas.microsoft.com/office/drawing/2016/5/14/chartex" xmlns:mc="http://schemas.openxmlformats.org/markup-compatibility/2006" xmlns:aink="http://schemas.microsoft.com/office/drawing/2016/ink" xmlns:am3d="http://schemas.microsoft.com/office/drawing/2017/model3d" xmlns:o="urn:schemas-microsoft-com:office:office" xmlns:r="http://schemas.openxmlformats.org/officeDocument/2006/relationships" xmlns:m="http://schemas.openxmlformats.org/officeDocument/2006/math" xmlns:v="urn:schemas-microsoft-com:vml" xmlns:wp14="http://schemas.microsoft.com/office/word/2010/wordprocessingDrawing" xmlns:wp="http://schemas.openxmlformats.org/drawingml/2006/wordprocessingDrawing" xmlns:w10="urn:schemas-microsoft-com:office:word" xmlns:w="http://schemas.openxmlformats.org/wordprocessingml/2006/main" xmlns:w14="http://schemas.microsoft.com/office/word/2010/wordml" xmlns:w15="http://schemas.microsoft.com/office/word/2012/wordml" xmlns:w16cid="http://schemas.microsoft.com/office/word/2016/wordml/cid" xmlns:w16se="http://schemas.microsoft.com/office/word/2015/wordml/symex" xmlns:wpg="http://schemas.microsoft.com/office/word/2010/wordprocessingGroup" xmlns:wpi="http://schemas.microsoft.com/office/word/2010/wordprocessingInk" xmlns:wne="http://schemas.microsoft.com/office/word/2006/wordml" xmlns:wps="http://schemas.microsoft.com/office/word/2010/wordprocessingShape" mc:Ignorable="w14 w15 w16se w16cid wp14">
   <w:body>
     <w:p>
       <w:pPr>
         <w:spacing w:line="360" w:lineRule="auto"/>
-        <w:ind w:left="4860" w:firstLine="900"/>
-        <w:jc w:val="center"/>
         <w:rPr>
           <w:rFonts w:ascii="SolaimanLipi" w:hAnsi="SolaimanLipi" w:cs="SolaimanLipi"/>
           <w:b/>
-          <w:sz w:val="22"/>
-        </w:rPr>
-      </w:pPr>
-      <w:r>
-        <w:rPr>
-          <w:rFonts w:ascii="SolaimanLipi" w:hAnsi="SolaimanLipi" w:cs="SolaimanLipi"/>
-          <w:sz w:val="22"/>
+          <w:sz w:val="20"/>
+          <w:szCs w:val="20"/>
+        </w:rPr>
+      </w:pPr>
+      <w:r>
+        <w:rPr>
+          <w:rFonts w:ascii="SolaimanLipi" w:hAnsi="SolaimanLipi" w:cs="SolaimanLipi"/>
+          <w:color w:val="000000"/>
+          <w:sz w:val="20"/>
+          <w:szCs w:val="20"/>
+          <w:cs/>
+        </w:rPr>
+        <w:t>কার্ড নং</w:t>
+      </w:r>
+      <w:r>
+        <w:rPr>
+          <w:rFonts w:ascii="SolaimanLipi" w:hAnsi="SolaimanLipi" w:cs="SolaimanLipi"/>
+          <w:sz w:val="20"/>
+          <w:szCs w:val="20"/>
+        </w:rPr>
+        <w:tab/>
+      </w:r>
+      <w:r>
+        <w:rPr>
+          <w:rFonts w:ascii="SolaimanLipi" w:hAnsi="SolaimanLipi" w:cs="SolaimanLipi"/>
+          <w:sz w:val="20"/>
+          <w:szCs w:val="20"/>
+        </w:rPr>
+        <w:tab/>
+      </w:r>
+      <w:r>
+        <w:rPr>
+          <w:rFonts w:ascii="SolaimanLipi" w:hAnsi="SolaimanLipi" w:cs="SolaimanLipi"/>
+          <w:b/>
+          <w:bCs/>
+          <w:sz w:val="20"/>
+          <w:szCs w:val="20"/>
+        </w:rPr>
+        <w:t>: {</w:t>
+      </w:r>
+      <w:proofErr w:type="spellStart"/>
+      <w:r>
+        <w:rPr>
+          <w:rFonts w:ascii="SolaimanLipi" w:hAnsi="SolaimanLipi" w:cs="SolaimanLipi"/>
+          <w:b/>
+          <w:bCs/>
+          <w:sz w:val="20"/>
+          <w:szCs w:val="20"/>
+        </w:rPr>
+        <w:t>Emp</w:t>
+      </w:r>
+      <w:r>
+        <w:rPr>
+          <w:rFonts w:ascii="Cambria" w:hAnsi="Cambria" w:cs="SolaimanLipi"/>
+          <w:b/>
+          <w:bCs/>
+          <w:sz w:val="20"/>
+          <w:szCs w:val="20"/>
+        </w:rPr>
+        <w:t>loyeeCode</w:t>
+      </w:r>
+      <w:proofErr w:type="spellEnd"/>
+      <w:r>
+        <w:rPr>
+          <w:rFonts w:ascii="SolaimanLipi" w:hAnsi="SolaimanLipi" w:cs="SolaimanLipi"/>
+          <w:b/>
+          <w:bCs/>
+          <w:sz w:val="20"/>
+          <w:szCs w:val="20"/>
+        </w:rPr>
+        <w:t>}</w:t>
+      </w:r>
+      <w:r>
+        <w:rPr>
+          <w:rFonts w:ascii="SolaimanLipi" w:hAnsi="SolaimanLipi" w:cs="SolaimanLipi"/>
+          <w:sz w:val="20"/>
+          <w:szCs w:val="20"/>
+        </w:rPr>
+        <w:tab/>
+      </w:r>
+      <w:r>
+        <w:rPr>
+          <w:rFonts w:ascii="SolaimanLipi" w:hAnsi="SolaimanLipi" w:cs="SolaimanLipi"/>
+          <w:sz w:val="20"/>
+          <w:szCs w:val="20"/>
+        </w:rPr>
+        <w:tab/>
+      </w:r>
+      <w:r>
+        <w:rPr>
+          <w:rFonts w:ascii="SolaimanLipi" w:hAnsi="SolaimanLipi" w:cs="SolaimanLipi"/>
+          <w:sz w:val="20"/>
+          <w:szCs w:val="20"/>
+        </w:rPr>
+        <w:tab/>
+      </w:r>
+      <w:r>
+        <w:rPr>
+          <w:rFonts w:ascii="SolaimanLipi" w:hAnsi="SolaimanLipi" w:cs="SolaimanLipi"/>
+          <w:sz w:val="20"/>
+          <w:szCs w:val="20"/>
+        </w:rPr>
+        <w:tab/>
+      </w:r>
+      <w:r>
+        <w:rPr>
+          <w:rFonts w:ascii="SolaimanLipi" w:hAnsi="SolaimanLipi" w:cs="SolaimanLipi"/>
+          <w:sz w:val="20"/>
+          <w:szCs w:val="20"/>
+        </w:rPr>
+        <w:tab/>
+      </w:r>
+      <w:r>
+        <w:rPr>
+          <w:rFonts w:ascii="SolaimanLipi" w:hAnsi="SolaimanLipi" w:cs="SolaimanLipi"/>
+          <w:sz w:val="20"/>
+          <w:szCs w:val="20"/>
+        </w:rPr>
+        <w:tab/>
+      </w:r>
+      <w:r>
+        <w:rPr>
+          <w:rFonts w:ascii="SolaimanLipi" w:hAnsi="SolaimanLipi" w:cs="SolaimanLipi"/>
+          <w:sz w:val="20"/>
+          <w:szCs w:val="20"/>
+          <w:lang w:bidi="bn-IN"/>
+        </w:rPr>
+        <w:t xml:space="preserve"> </w:t>
+      </w:r>
+      <w:r>
+        <w:rPr>
+          <w:rFonts w:ascii="SolaimanLipi" w:hAnsi="SolaimanLipi" w:cs="SolaimanLipi"/>
+          <w:sz w:val="20"/>
+          <w:szCs w:val="20"/>
           <w:cs/>
           <w:lang w:bidi="bn-IN"/>
         </w:rPr>
@@ -25,7 +150,17 @@
       <w:r>
         <w:rPr>
           <w:rFonts w:ascii="SolaimanLipi" w:hAnsi="SolaimanLipi" w:cs="SolaimanLipi"/>
-          <w:sz w:val="22"/>
+          <w:sz w:val="20"/>
+          <w:szCs w:val="20"/>
+          <w:lang w:bidi="bn-IN"/>
+        </w:rPr>
+        <w:t xml:space="preserve"> </w:t>
+      </w:r>
+      <w:r>
+        <w:rPr>
+          <w:rFonts w:ascii="SolaimanLipi" w:hAnsi="SolaimanLipi" w:cs="SolaimanLipi"/>
+          <w:sz w:val="20"/>
+          <w:szCs w:val="20"/>
         </w:rPr>
         <w:t>{Date}</w:t>
       </w:r>
@@ -54,7 +189,8 @@
             <w:pPr>
               <w:rPr>
                 <w:rFonts w:ascii="SolaimanLipi" w:hAnsi="SolaimanLipi" w:cs="SolaimanLipi"/>
-                <w:szCs w:val="28"/>
+                <w:sz w:val="20"/>
+                <w:szCs w:val="20"/>
               </w:rPr>
             </w:pPr>
           </w:p>
@@ -75,54 +211,51 @@
               <w:jc w:val="center"/>
               <w:rPr>
                 <w:rFonts w:ascii="SolaimanLipi" w:hAnsi="SolaimanLipi" w:cs="SolaimanLipi"/>
-                <w:szCs w:val="28"/>
+                <w:b/>
+                <w:sz w:val="14"/>
+                <w:szCs w:val="14"/>
+                <w:lang w:bidi="bn-IN"/>
               </w:rPr>
             </w:pPr>
             <w:r>
               <w:rPr>
                 <w:rFonts w:ascii="SolaimanLipi" w:hAnsi="SolaimanLipi" w:cs="SolaimanLipi"/>
                 <w:b/>
-                <w:szCs w:val="28"/>
+                <w:sz w:val="14"/>
+                <w:szCs w:val="14"/>
                 <w:cs/>
                 <w:lang w:bidi="bn-IN"/>
               </w:rPr>
               <w:t>মনোনীত ব্যক্তির ছবি</w:t>
             </w:r>
+          </w:p>
+          <w:p>
+            <w:pPr>
+              <w:jc w:val="center"/>
+              <w:rPr>
+                <w:rFonts w:ascii="SolaimanLipi" w:hAnsi="SolaimanLipi" w:cs="SolaimanLipi"/>
+                <w:sz w:val="20"/>
+                <w:szCs w:val="20"/>
+              </w:rPr>
+            </w:pPr>
             <w:r>
               <w:rPr>
                 <w:rFonts w:ascii="SolaimanLipi" w:hAnsi="SolaimanLipi" w:cs="SolaimanLipi"/>
-                <w:sz w:val="22"/>
-              </w:rPr>
-              <w:t xml:space="preserve"> </w:t>
+                <w:sz w:val="14"/>
+                <w:szCs w:val="14"/>
+              </w:rPr>
+              <w:t xml:space="preserve"> (</w:t>
             </w:r>
             <w:r>
               <w:rPr>
                 <w:rFonts w:ascii="SolaimanLipi" w:hAnsi="SolaimanLipi" w:cs="SolaimanLipi"/>
-                <w:sz w:val="22"/>
-              </w:rPr>
-              <w:t>(</w:t>
-            </w:r>
-            <w:r>
-              <w:rPr>
-                <w:rFonts w:ascii="SolaimanLipi" w:hAnsi="SolaimanLipi" w:cs="SolaimanLipi"/>
                 <w:b/>
-                <w:sz w:val="12"/>
-                <w:szCs w:val="22"/>
+                <w:sz w:val="14"/>
+                <w:szCs w:val="14"/>
                 <w:cs/>
                 <w:lang w:bidi="bn-IN"/>
               </w:rPr>
-              <w:t>মনোনয়নকারী শ্রমিক কর্তৃক সত্যায়িত</w:t>
-            </w:r>
-            <w:r>
-              <w:rPr>
-                <w:rFonts w:ascii="SolaimanLipi" w:hAnsi="SolaimanLipi" w:cs="SolaimanLipi"/>
-                <w:b/>
-                <w:sz w:val="16"/>
-                <w:szCs w:val="28"/>
-                <w:cs/>
-                <w:lang w:bidi="bn-IN"/>
-              </w:rPr>
-              <w:t>)</w:t>
+              <w:t>মনোনয়নকারী শ্রমিক কর্তৃক সত্যায়িত)</w:t>
             </w:r>
           </w:p>
         </w:tc>
@@ -139,13 +272,15 @@
         <w:rPr>
           <w:rFonts w:ascii="SolaimanLipi" w:hAnsi="SolaimanLipi" w:cs="SolaimanLipi"/>
           <w:color w:val="000000" w:themeColor="text1"/>
-          <w:sz w:val="22"/>
-        </w:rPr>
-      </w:pPr>
-      <w:r>
-        <w:rPr>
-          <w:rFonts w:ascii="SolaimanLipi" w:hAnsi="SolaimanLipi" w:cs="SolaimanLipi"/>
-          <w:sz w:val="22"/>
+          <w:sz w:val="20"/>
+          <w:szCs w:val="20"/>
+        </w:rPr>
+      </w:pPr>
+      <w:r>
+        <w:rPr>
+          <w:rFonts w:ascii="SolaimanLipi" w:hAnsi="SolaimanLipi" w:cs="SolaimanLipi"/>
+          <w:sz w:val="20"/>
+          <w:szCs w:val="20"/>
           <w:cs/>
           <w:lang w:bidi="bn-IN"/>
         </w:rPr>
@@ -154,57 +289,49 @@
       <w:r>
         <w:rPr>
           <w:rFonts w:ascii="SolaimanLipi" w:hAnsi="SolaimanLipi" w:cs="SolaimanLipi"/>
-          <w:sz w:val="22"/>
+          <w:sz w:val="20"/>
+          <w:szCs w:val="20"/>
         </w:rPr>
         <w:tab/>
       </w:r>
       <w:r>
         <w:rPr>
           <w:rFonts w:ascii="SolaimanLipi" w:hAnsi="SolaimanLipi" w:cs="SolaimanLipi"/>
-          <w:sz w:val="22"/>
+          <w:sz w:val="20"/>
+          <w:szCs w:val="20"/>
         </w:rPr>
         <w:tab/>
-        <w:t>:</w:t>
-      </w:r>
-      <w:r>
-        <w:rPr>
-          <w:rFonts w:ascii="SolaimanLipi" w:hAnsi="SolaimanLipi" w:cs="SolaimanLipi"/>
-          <w:sz w:val="22"/>
-        </w:rPr>
-        <w:t xml:space="preserve"> </w:t>
+        <w:t xml:space="preserve">: </w:t>
       </w:r>
       <w:r>
         <w:rPr>
           <w:rFonts w:ascii="SolaimanLipi" w:hAnsi="SolaimanLipi" w:cs="SolaimanLipi"/>
           <w:color w:val="000000" w:themeColor="text1"/>
-          <w:sz w:val="22"/>
+          <w:sz w:val="20"/>
+          <w:szCs w:val="20"/>
         </w:rPr>
         <w:t>{</w:t>
       </w:r>
+      <w:proofErr w:type="spellStart"/>
       <w:r>
         <w:rPr>
           <w:rFonts w:ascii="SolaimanLipi" w:hAnsi="SolaimanLipi" w:cs="SolaimanLipi"/>
           <w:color w:val="000000" w:themeColor="text1"/>
-          <w:sz w:val="22"/>
+          <w:sz w:val="20"/>
+          <w:szCs w:val="20"/>
           <w:shd w:val="clear" w:color="auto" w:fill="EDF3F8"/>
         </w:rPr>
         <w:t>EmployeeName</w:t>
       </w:r>
+      <w:proofErr w:type="spellEnd"/>
       <w:r>
         <w:rPr>
           <w:rFonts w:ascii="SolaimanLipi" w:hAnsi="SolaimanLipi" w:cs="SolaimanLipi"/>
           <w:color w:val="000000" w:themeColor="text1"/>
-          <w:sz w:val="22"/>
+          <w:sz w:val="20"/>
+          <w:szCs w:val="20"/>
         </w:rPr>
         <w:t>}</w:t>
-      </w:r>
-      <w:r>
-        <w:rPr>
-          <w:rFonts w:ascii="SolaimanLipi" w:hAnsi="SolaimanLipi" w:cs="SolaimanLipi"/>
-          <w:color w:val="000000" w:themeColor="text1"/>
-          <w:sz w:val="22"/>
-        </w:rPr>
-        <w:t xml:space="preserve"> </w:t>
       </w:r>
     </w:p>
     <w:p>
@@ -218,14 +345,16 @@
         <w:rPr>
           <w:rFonts w:ascii="SolaimanLipi" w:hAnsi="SolaimanLipi" w:cs="SolaimanLipi"/>
           <w:color w:val="000000" w:themeColor="text1"/>
-          <w:sz w:val="22"/>
+          <w:sz w:val="20"/>
+          <w:szCs w:val="20"/>
         </w:rPr>
       </w:pPr>
       <w:r>
         <w:rPr>
           <w:rFonts w:ascii="SolaimanLipi" w:hAnsi="SolaimanLipi" w:cs="SolaimanLipi"/>
           <w:color w:val="000000" w:themeColor="text1"/>
-          <w:sz w:val="22"/>
+          <w:sz w:val="20"/>
+          <w:szCs w:val="20"/>
           <w:cs/>
           <w:lang w:bidi="bn-IN"/>
         </w:rPr>
@@ -235,7 +364,8 @@
         <w:rPr>
           <w:rFonts w:ascii="SolaimanLipi" w:hAnsi="SolaimanLipi" w:cs="SolaimanLipi"/>
           <w:color w:val="000000" w:themeColor="text1"/>
-          <w:sz w:val="22"/>
+          <w:sz w:val="20"/>
+          <w:szCs w:val="20"/>
         </w:rPr>
         <w:tab/>
       </w:r>
@@ -243,70 +373,56 @@
         <w:rPr>
           <w:rFonts w:ascii="SolaimanLipi" w:hAnsi="SolaimanLipi" w:cs="SolaimanLipi"/>
           <w:color w:val="000000" w:themeColor="text1"/>
-          <w:sz w:val="22"/>
+          <w:sz w:val="20"/>
+          <w:szCs w:val="20"/>
         </w:rPr>
         <w:tab/>
-      </w:r>
+        <w:t>: {</w:t>
+      </w:r>
+      <w:proofErr w:type="spellStart"/>
       <w:r>
         <w:rPr>
           <w:rFonts w:ascii="SolaimanLipi" w:hAnsi="SolaimanLipi" w:cs="SolaimanLipi"/>
           <w:color w:val="000000" w:themeColor="text1"/>
-          <w:sz w:val="22"/>
-        </w:rPr>
-        <w:t>:</w:t>
-      </w:r>
+          <w:sz w:val="20"/>
+          <w:szCs w:val="20"/>
+        </w:rPr>
+        <w:t>DesignationName</w:t>
+      </w:r>
+      <w:proofErr w:type="spellEnd"/>
       <w:r>
         <w:rPr>
           <w:rFonts w:ascii="SolaimanLipi" w:hAnsi="SolaimanLipi" w:cs="SolaimanLipi"/>
           <w:color w:val="000000" w:themeColor="text1"/>
-          <w:sz w:val="22"/>
-        </w:rPr>
-        <w:t xml:space="preserve"> </w:t>
+          <w:sz w:val="20"/>
+          <w:szCs w:val="20"/>
+        </w:rPr>
+        <w:t>}</w:t>
       </w:r>
       <w:r>
         <w:rPr>
           <w:rFonts w:ascii="SolaimanLipi" w:hAnsi="SolaimanLipi" w:cs="SolaimanLipi"/>
           <w:color w:val="000000" w:themeColor="text1"/>
-          <w:sz w:val="22"/>
-        </w:rPr>
-        <w:t>{</w:t>
+          <w:sz w:val="20"/>
+          <w:szCs w:val="20"/>
+        </w:rPr>
+        <w:tab/>
       </w:r>
       <w:r>
         <w:rPr>
           <w:rFonts w:ascii="SolaimanLipi" w:hAnsi="SolaimanLipi" w:cs="SolaimanLipi"/>
           <w:color w:val="000000" w:themeColor="text1"/>
-        </w:rPr>
-        <w:t>DesignationName</w:t>
+          <w:sz w:val="20"/>
+          <w:szCs w:val="20"/>
+        </w:rPr>
+        <w:tab/>
       </w:r>
       <w:r>
         <w:rPr>
           <w:rFonts w:ascii="SolaimanLipi" w:hAnsi="SolaimanLipi" w:cs="SolaimanLipi"/>
           <w:color w:val="000000" w:themeColor="text1"/>
-          <w:sz w:val="22"/>
-        </w:rPr>
-        <w:t>}</w:t>
-      </w:r>
-      <w:r>
-        <w:rPr>
-          <w:rFonts w:ascii="SolaimanLipi" w:hAnsi="SolaimanLipi" w:cs="SolaimanLipi"/>
-          <w:color w:val="000000" w:themeColor="text1"/>
-          <w:sz w:val="22"/>
-        </w:rPr>
-        <w:tab/>
-      </w:r>
-      <w:r>
-        <w:rPr>
-          <w:rFonts w:ascii="SolaimanLipi" w:hAnsi="SolaimanLipi" w:cs="SolaimanLipi"/>
-          <w:color w:val="000000" w:themeColor="text1"/>
-          <w:sz w:val="22"/>
-        </w:rPr>
-        <w:tab/>
-      </w:r>
-      <w:r>
-        <w:rPr>
-          <w:rFonts w:ascii="SolaimanLipi" w:hAnsi="SolaimanLipi" w:cs="SolaimanLipi"/>
-          <w:color w:val="000000" w:themeColor="text1"/>
-          <w:sz w:val="22"/>
+          <w:sz w:val="20"/>
+          <w:szCs w:val="20"/>
         </w:rPr>
         <w:tab/>
         <w:t xml:space="preserve"> </w:t>
@@ -323,14 +439,16 @@
         <w:rPr>
           <w:rFonts w:ascii="SolaimanLipi" w:hAnsi="SolaimanLipi" w:cs="SolaimanLipi"/>
           <w:color w:val="000000" w:themeColor="text1"/>
-          <w:sz w:val="22"/>
+          <w:sz w:val="20"/>
+          <w:szCs w:val="20"/>
         </w:rPr>
       </w:pPr>
       <w:r>
         <w:rPr>
           <w:rFonts w:ascii="SolaimanLipi" w:hAnsi="SolaimanLipi" w:cs="SolaimanLipi"/>
           <w:color w:val="000000" w:themeColor="text1"/>
-          <w:sz w:val="22"/>
+          <w:sz w:val="20"/>
+          <w:szCs w:val="20"/>
           <w:cs/>
           <w:lang w:bidi="bn-IN"/>
         </w:rPr>
@@ -340,7 +458,8 @@
         <w:rPr>
           <w:rFonts w:ascii="SolaimanLipi" w:hAnsi="SolaimanLipi" w:cs="SolaimanLipi"/>
           <w:color w:val="000000" w:themeColor="text1"/>
-          <w:sz w:val="22"/>
+          <w:sz w:val="20"/>
+          <w:szCs w:val="20"/>
         </w:rPr>
         <w:tab/>
       </w:r>
@@ -348,49 +467,11 @@
         <w:rPr>
           <w:rFonts w:ascii="SolaimanLipi" w:hAnsi="SolaimanLipi" w:cs="SolaimanLipi"/>
           <w:color w:val="000000" w:themeColor="text1"/>
-          <w:sz w:val="22"/>
+          <w:sz w:val="20"/>
+          <w:szCs w:val="20"/>
         </w:rPr>
         <w:tab/>
-      </w:r>
-      <w:r>
-        <w:rPr>
-          <w:rFonts w:ascii="SolaimanLipi" w:hAnsi="SolaimanLipi" w:cs="SolaimanLipi"/>
-          <w:color w:val="000000" w:themeColor="text1"/>
-          <w:sz w:val="22"/>
-        </w:rPr>
-        <w:t>:</w:t>
-      </w:r>
-      <w:r>
-        <w:rPr>
-          <w:rFonts w:ascii="SolaimanLipi" w:hAnsi="SolaimanLipi" w:cs="SolaimanLipi"/>
-          <w:color w:val="000000" w:themeColor="text1"/>
-          <w:sz w:val="22"/>
-        </w:rPr>
-        <w:t xml:space="preserve"> </w:t>
-      </w:r>
-      <w:r>
-        <w:rPr>
-          <w:rFonts w:ascii="SolaimanLipi" w:hAnsi="SolaimanLipi" w:cs="SolaimanLipi"/>
-          <w:color w:val="000000" w:themeColor="text1"/>
-          <w:sz w:val="22"/>
-        </w:rPr>
-        <w:t>{</w:t>
-      </w:r>
-      <w:r>
-        <w:rPr>
-          <w:rFonts w:ascii="SolaimanLipi" w:hAnsi="SolaimanLipi" w:cs="SolaimanLipi"/>
-          <w:color w:val="000000" w:themeColor="text1"/>
-          <w:sz w:val="22"/>
-        </w:rPr>
-        <w:t>DOB</w:t>
-      </w:r>
-      <w:r>
-        <w:rPr>
-          <w:rFonts w:ascii="SolaimanLipi" w:hAnsi="SolaimanLipi" w:cs="SolaimanLipi"/>
-          <w:color w:val="000000" w:themeColor="text1"/>
-          <w:sz w:val="22"/>
-        </w:rPr>
-        <w:t>}</w:t>
+        <w:t>: {DOB}</w:t>
       </w:r>
     </w:p>
     <w:p>
@@ -404,14 +485,16 @@
         <w:rPr>
           <w:rFonts w:ascii="SolaimanLipi" w:hAnsi="SolaimanLipi" w:cs="SolaimanLipi"/>
           <w:color w:val="000000" w:themeColor="text1"/>
-          <w:sz w:val="22"/>
+          <w:sz w:val="20"/>
+          <w:szCs w:val="20"/>
         </w:rPr>
       </w:pPr>
       <w:r>
         <w:rPr>
           <w:rFonts w:ascii="SolaimanLipi" w:hAnsi="SolaimanLipi" w:cs="SolaimanLipi"/>
           <w:color w:val="000000" w:themeColor="text1"/>
-          <w:sz w:val="22"/>
+          <w:sz w:val="20"/>
+          <w:szCs w:val="20"/>
           <w:cs/>
           <w:lang w:bidi="bn-IN"/>
         </w:rPr>
@@ -421,42 +504,11 @@
         <w:rPr>
           <w:rFonts w:ascii="SolaimanLipi" w:hAnsi="SolaimanLipi" w:cs="SolaimanLipi"/>
           <w:color w:val="000000" w:themeColor="text1"/>
-          <w:sz w:val="22"/>
+          <w:sz w:val="20"/>
+          <w:szCs w:val="20"/>
         </w:rPr>
         <w:tab/>
-        <w:t>:</w:t>
-      </w:r>
-      <w:r>
-        <w:rPr>
-          <w:rFonts w:ascii="SolaimanLipi" w:hAnsi="SolaimanLipi" w:cs="SolaimanLipi"/>
-          <w:color w:val="000000" w:themeColor="text1"/>
-          <w:sz w:val="22"/>
-        </w:rPr>
-        <w:t xml:space="preserve"> </w:t>
-      </w:r>
-      <w:r>
-        <w:rPr>
-          <w:rFonts w:ascii="SolaimanLipi" w:hAnsi="SolaimanLipi" w:cs="SolaimanLipi"/>
-          <w:color w:val="000000" w:themeColor="text1"/>
-          <w:sz w:val="22"/>
-        </w:rPr>
-        <w:t>{</w:t>
-      </w:r>
-      <w:r>
-        <w:rPr>
-          <w:rFonts w:ascii="SolaimanLipi" w:hAnsi="SolaimanLipi" w:cs="SolaimanLipi"/>
-          <w:color w:val="000000" w:themeColor="text1"/>
-          <w:sz w:val="22"/>
-        </w:rPr>
-        <w:t>DOJ</w:t>
-      </w:r>
-      <w:r>
-        <w:rPr>
-          <w:rFonts w:ascii="SolaimanLipi" w:hAnsi="SolaimanLipi" w:cs="SolaimanLipi"/>
-          <w:color w:val="000000" w:themeColor="text1"/>
-          <w:sz w:val="22"/>
-        </w:rPr>
-        <w:t>}</w:t>
+        <w:t>: {DOJ}</w:t>
       </w:r>
     </w:p>
     <w:p>
@@ -470,14 +522,16 @@
         <w:rPr>
           <w:rFonts w:ascii="SolaimanLipi" w:hAnsi="SolaimanLipi" w:cs="SolaimanLipi"/>
           <w:color w:val="000000" w:themeColor="text1"/>
-          <w:sz w:val="22"/>
+          <w:sz w:val="20"/>
+          <w:szCs w:val="20"/>
         </w:rPr>
       </w:pPr>
       <w:r>
         <w:rPr>
           <w:rFonts w:ascii="SolaimanLipi" w:hAnsi="SolaimanLipi" w:cs="SolaimanLipi"/>
           <w:color w:val="000000" w:themeColor="text1"/>
-          <w:sz w:val="22"/>
+          <w:sz w:val="20"/>
+          <w:szCs w:val="20"/>
           <w:cs/>
           <w:lang w:bidi="bn-IN"/>
         </w:rPr>
@@ -487,7 +541,8 @@
         <w:rPr>
           <w:rFonts w:ascii="SolaimanLipi" w:hAnsi="SolaimanLipi" w:cs="SolaimanLipi"/>
           <w:color w:val="000000" w:themeColor="text1"/>
-          <w:sz w:val="22"/>
+          <w:sz w:val="20"/>
+          <w:szCs w:val="20"/>
           <w:lang w:bidi="bn-IN"/>
         </w:rPr>
         <w:tab/>
@@ -496,35 +551,37 @@
         <w:rPr>
           <w:rFonts w:ascii="SolaimanLipi" w:hAnsi="SolaimanLipi" w:cs="SolaimanLipi"/>
           <w:color w:val="000000" w:themeColor="text1"/>
-          <w:sz w:val="22"/>
+          <w:sz w:val="20"/>
+          <w:szCs w:val="20"/>
           <w:lang w:bidi="bn-IN"/>
         </w:rPr>
         <w:tab/>
-        <w:t>:</w:t>
+        <w:t>: {Gender}</w:t>
       </w:r>
       <w:r>
         <w:rPr>
           <w:rFonts w:ascii="SolaimanLipi" w:hAnsi="SolaimanLipi" w:cs="SolaimanLipi"/>
           <w:color w:val="000000" w:themeColor="text1"/>
-          <w:sz w:val="22"/>
-          <w:lang w:bidi="bn-IN"/>
-        </w:rPr>
-        <w:t xml:space="preserve"> </w:t>
+          <w:sz w:val="20"/>
+          <w:szCs w:val="20"/>
+        </w:rPr>
+        <w:tab/>
       </w:r>
       <w:r>
         <w:rPr>
           <w:rFonts w:ascii="SolaimanLipi" w:hAnsi="SolaimanLipi" w:cs="SolaimanLipi"/>
           <w:color w:val="000000" w:themeColor="text1"/>
-          <w:sz w:val="22"/>
-          <w:lang w:bidi="bn-IN"/>
-        </w:rPr>
-        <w:t>{Gender}</w:t>
+          <w:sz w:val="20"/>
+          <w:szCs w:val="20"/>
+        </w:rPr>
+        <w:tab/>
       </w:r>
       <w:r>
         <w:rPr>
           <w:rFonts w:ascii="SolaimanLipi" w:hAnsi="SolaimanLipi" w:cs="SolaimanLipi"/>
           <w:color w:val="000000" w:themeColor="text1"/>
-          <w:sz w:val="22"/>
+          <w:sz w:val="20"/>
+          <w:szCs w:val="20"/>
         </w:rPr>
         <w:tab/>
       </w:r>
@@ -532,23 +589,8 @@
         <w:rPr>
           <w:rFonts w:ascii="SolaimanLipi" w:hAnsi="SolaimanLipi" w:cs="SolaimanLipi"/>
           <w:color w:val="000000" w:themeColor="text1"/>
-          <w:sz w:val="22"/>
-        </w:rPr>
-        <w:tab/>
-      </w:r>
-      <w:r>
-        <w:rPr>
-          <w:rFonts w:ascii="SolaimanLipi" w:hAnsi="SolaimanLipi" w:cs="SolaimanLipi"/>
-          <w:color w:val="000000" w:themeColor="text1"/>
-          <w:sz w:val="22"/>
-        </w:rPr>
-        <w:tab/>
-      </w:r>
-      <w:r>
-        <w:rPr>
-          <w:rFonts w:ascii="SolaimanLipi" w:hAnsi="SolaimanLipi" w:cs="SolaimanLipi"/>
-          <w:color w:val="000000" w:themeColor="text1"/>
-          <w:sz w:val="22"/>
+          <w:sz w:val="20"/>
+          <w:szCs w:val="20"/>
         </w:rPr>
         <w:tab/>
       </w:r>
@@ -564,14 +606,16 @@
         <w:rPr>
           <w:rFonts w:ascii="SolaimanLipi" w:hAnsi="SolaimanLipi" w:cs="SolaimanLipi"/>
           <w:color w:val="000000" w:themeColor="text1"/>
-          <w:sz w:val="22"/>
+          <w:sz w:val="20"/>
+          <w:szCs w:val="20"/>
         </w:rPr>
       </w:pPr>
       <w:r>
         <w:rPr>
           <w:rFonts w:ascii="SolaimanLipi" w:hAnsi="SolaimanLipi" w:cs="SolaimanLipi"/>
           <w:color w:val="000000" w:themeColor="text1"/>
-          <w:sz w:val="22"/>
+          <w:sz w:val="20"/>
+          <w:szCs w:val="20"/>
           <w:cs/>
           <w:lang w:bidi="bn-IN"/>
         </w:rPr>
@@ -581,7 +625,8 @@
         <w:rPr>
           <w:rFonts w:ascii="SolaimanLipi" w:hAnsi="SolaimanLipi" w:cs="SolaimanLipi"/>
           <w:color w:val="000000" w:themeColor="text1"/>
-          <w:sz w:val="22"/>
+          <w:sz w:val="20"/>
+          <w:szCs w:val="20"/>
         </w:rPr>
         <w:tab/>
       </w:r>
@@ -589,39 +634,47 @@
         <w:rPr>
           <w:rFonts w:ascii="SolaimanLipi" w:hAnsi="SolaimanLipi" w:cs="SolaimanLipi"/>
           <w:color w:val="000000" w:themeColor="text1"/>
-          <w:sz w:val="22"/>
+          <w:sz w:val="20"/>
+          <w:szCs w:val="20"/>
         </w:rPr>
         <w:tab/>
-      </w:r>
+        <w:t>: {</w:t>
+      </w:r>
+      <w:proofErr w:type="spellStart"/>
       <w:r>
         <w:rPr>
           <w:rFonts w:ascii="SolaimanLipi" w:hAnsi="SolaimanLipi" w:cs="SolaimanLipi"/>
           <w:color w:val="000000" w:themeColor="text1"/>
-          <w:sz w:val="22"/>
-        </w:rPr>
-        <w:t>:</w:t>
-      </w:r>
+          <w:sz w:val="20"/>
+          <w:szCs w:val="20"/>
+        </w:rPr>
+        <w:t>FatherName</w:t>
+      </w:r>
+      <w:proofErr w:type="spellEnd"/>
       <w:r>
         <w:rPr>
           <w:rFonts w:ascii="SolaimanLipi" w:hAnsi="SolaimanLipi" w:cs="SolaimanLipi"/>
           <w:color w:val="000000" w:themeColor="text1"/>
-          <w:sz w:val="22"/>
-        </w:rPr>
-        <w:t xml:space="preserve"> </w:t>
+          <w:sz w:val="20"/>
+          <w:szCs w:val="20"/>
+        </w:rPr>
+        <w:t>}</w:t>
       </w:r>
       <w:r>
         <w:rPr>
           <w:rFonts w:ascii="SolaimanLipi" w:hAnsi="SolaimanLipi" w:cs="SolaimanLipi"/>
           <w:color w:val="000000" w:themeColor="text1"/>
-          <w:sz w:val="22"/>
-        </w:rPr>
-        <w:t>{FatherName}</w:t>
+          <w:sz w:val="20"/>
+          <w:szCs w:val="20"/>
+        </w:rPr>
+        <w:tab/>
       </w:r>
       <w:r>
         <w:rPr>
           <w:rFonts w:ascii="SolaimanLipi" w:hAnsi="SolaimanLipi" w:cs="SolaimanLipi"/>
           <w:color w:val="000000" w:themeColor="text1"/>
-          <w:sz w:val="22"/>
+          <w:sz w:val="20"/>
+          <w:szCs w:val="20"/>
         </w:rPr>
         <w:tab/>
       </w:r>
@@ -629,15 +682,8 @@
         <w:rPr>
           <w:rFonts w:ascii="SolaimanLipi" w:hAnsi="SolaimanLipi" w:cs="SolaimanLipi"/>
           <w:color w:val="000000" w:themeColor="text1"/>
-          <w:sz w:val="22"/>
-        </w:rPr>
-        <w:tab/>
-      </w:r>
-      <w:r>
-        <w:rPr>
-          <w:rFonts w:ascii="SolaimanLipi" w:hAnsi="SolaimanLipi" w:cs="SolaimanLipi"/>
-          <w:color w:val="000000" w:themeColor="text1"/>
-          <w:sz w:val="22"/>
+          <w:sz w:val="20"/>
+          <w:szCs w:val="20"/>
         </w:rPr>
         <w:tab/>
       </w:r>
@@ -653,7 +699,8 @@
         <w:rPr>
           <w:rFonts w:ascii="SolaimanLipi" w:hAnsi="SolaimanLipi" w:cs="SolaimanLipi"/>
           <w:color w:val="000000" w:themeColor="text1"/>
-          <w:sz w:val="22"/>
+          <w:sz w:val="20"/>
+          <w:szCs w:val="20"/>
           <w:lang w:bidi="bn-IN"/>
         </w:rPr>
       </w:pPr>
@@ -661,7 +708,8 @@
         <w:rPr>
           <w:rFonts w:ascii="SolaimanLipi" w:hAnsi="SolaimanLipi" w:cs="SolaimanLipi"/>
           <w:color w:val="000000" w:themeColor="text1"/>
-          <w:sz w:val="22"/>
+          <w:sz w:val="20"/>
+          <w:szCs w:val="20"/>
           <w:cs/>
           <w:lang w:bidi="bn-IN"/>
         </w:rPr>
@@ -671,7 +719,8 @@
         <w:rPr>
           <w:rFonts w:ascii="SolaimanLipi" w:hAnsi="SolaimanLipi" w:cs="SolaimanLipi"/>
           <w:color w:val="000000" w:themeColor="text1"/>
-          <w:sz w:val="22"/>
+          <w:sz w:val="20"/>
+          <w:szCs w:val="20"/>
           <w:lang w:bidi="bn-IN"/>
         </w:rPr>
         <w:tab/>
@@ -680,7 +729,8 @@
         <w:rPr>
           <w:rFonts w:ascii="SolaimanLipi" w:hAnsi="SolaimanLipi" w:cs="SolaimanLipi"/>
           <w:color w:val="000000" w:themeColor="text1"/>
-          <w:sz w:val="22"/>
+          <w:sz w:val="20"/>
+          <w:szCs w:val="20"/>
           <w:lang w:bidi="bn-IN"/>
         </w:rPr>
         <w:tab/>
@@ -689,39 +739,28 @@
         <w:rPr>
           <w:rFonts w:ascii="SolaimanLipi" w:hAnsi="SolaimanLipi" w:cs="SolaimanLipi"/>
           <w:color w:val="000000" w:themeColor="text1"/>
-          <w:sz w:val="22"/>
-        </w:rPr>
-        <w:t>:</w:t>
-      </w:r>
+          <w:sz w:val="20"/>
+          <w:szCs w:val="20"/>
+        </w:rPr>
+        <w:t>: {</w:t>
+      </w:r>
+      <w:proofErr w:type="spellStart"/>
       <w:r>
         <w:rPr>
           <w:rFonts w:ascii="SolaimanLipi" w:hAnsi="SolaimanLipi" w:cs="SolaimanLipi"/>
           <w:color w:val="000000" w:themeColor="text1"/>
-          <w:sz w:val="22"/>
-        </w:rPr>
-        <w:t xml:space="preserve"> </w:t>
-      </w:r>
+          <w:sz w:val="20"/>
+          <w:szCs w:val="20"/>
+        </w:rPr>
+        <w:t>MotherName</w:t>
+      </w:r>
+      <w:proofErr w:type="spellEnd"/>
       <w:r>
         <w:rPr>
           <w:rFonts w:ascii="SolaimanLipi" w:hAnsi="SolaimanLipi" w:cs="SolaimanLipi"/>
           <w:color w:val="000000" w:themeColor="text1"/>
-          <w:sz w:val="22"/>
-        </w:rPr>
-        <w:t>{</w:t>
-      </w:r>
-      <w:r>
-        <w:rPr>
-          <w:rFonts w:ascii="SolaimanLipi" w:hAnsi="SolaimanLipi" w:cs="SolaimanLipi"/>
-          <w:color w:val="000000" w:themeColor="text1"/>
-          <w:sz w:val="22"/>
-        </w:rPr>
-        <w:t>MotherName</w:t>
-      </w:r>
-      <w:r>
-        <w:rPr>
-          <w:rFonts w:ascii="SolaimanLipi" w:hAnsi="SolaimanLipi" w:cs="SolaimanLipi"/>
-          <w:color w:val="000000" w:themeColor="text1"/>
-          <w:sz w:val="22"/>
+          <w:sz w:val="20"/>
+          <w:szCs w:val="20"/>
         </w:rPr>
         <w:t>}</w:t>
       </w:r>
@@ -737,7 +776,8 @@
         <w:rPr>
           <w:rFonts w:ascii="SolaimanLipi" w:hAnsi="SolaimanLipi" w:cs="SolaimanLipi"/>
           <w:color w:val="000000" w:themeColor="text1"/>
-          <w:sz w:val="22"/>
+          <w:sz w:val="20"/>
+          <w:szCs w:val="20"/>
           <w:lang w:bidi="bn-IN"/>
         </w:rPr>
       </w:pPr>
@@ -745,7 +785,8 @@
         <w:rPr>
           <w:rFonts w:ascii="SolaimanLipi" w:hAnsi="SolaimanLipi" w:cs="SolaimanLipi"/>
           <w:color w:val="000000" w:themeColor="text1"/>
-          <w:sz w:val="22"/>
+          <w:sz w:val="20"/>
+          <w:szCs w:val="20"/>
           <w:cs/>
           <w:lang w:bidi="bn-IN"/>
         </w:rPr>
@@ -755,7 +796,8 @@
         <w:rPr>
           <w:rFonts w:ascii="SolaimanLipi" w:hAnsi="SolaimanLipi" w:cs="SolaimanLipi"/>
           <w:color w:val="000000" w:themeColor="text1"/>
-          <w:sz w:val="22"/>
+          <w:sz w:val="20"/>
+          <w:szCs w:val="20"/>
         </w:rPr>
         <w:tab/>
       </w:r>
@@ -763,33 +805,31 @@
         <w:rPr>
           <w:rFonts w:ascii="SolaimanLipi" w:hAnsi="SolaimanLipi" w:cs="SolaimanLipi"/>
           <w:color w:val="000000" w:themeColor="text1"/>
-          <w:sz w:val="22"/>
+          <w:sz w:val="20"/>
+          <w:szCs w:val="20"/>
         </w:rPr>
         <w:tab/>
-      </w:r>
+        <w:t>: {</w:t>
+      </w:r>
+      <w:proofErr w:type="spellStart"/>
       <w:r>
         <w:rPr>
           <w:rFonts w:ascii="SolaimanLipi" w:hAnsi="SolaimanLipi" w:cs="SolaimanLipi"/>
           <w:color w:val="000000" w:themeColor="text1"/>
-          <w:sz w:val="22"/>
-        </w:rPr>
-        <w:t>:</w:t>
-      </w:r>
+          <w:sz w:val="20"/>
+          <w:szCs w:val="20"/>
+        </w:rPr>
+        <w:t>SpouseName</w:t>
+      </w:r>
+      <w:proofErr w:type="spellEnd"/>
       <w:r>
         <w:rPr>
           <w:rFonts w:ascii="SolaimanLipi" w:hAnsi="SolaimanLipi" w:cs="SolaimanLipi"/>
           <w:color w:val="000000" w:themeColor="text1"/>
-          <w:sz w:val="22"/>
-        </w:rPr>
-        <w:t xml:space="preserve"> </w:t>
-      </w:r>
-      <w:r>
-        <w:rPr>
-          <w:rFonts w:ascii="SolaimanLipi" w:hAnsi="SolaimanLipi" w:cs="SolaimanLipi"/>
-          <w:color w:val="000000" w:themeColor="text1"/>
-          <w:sz w:val="22"/>
-        </w:rPr>
-        <w:t>{SpouseName}</w:t>
+          <w:sz w:val="20"/>
+          <w:szCs w:val="20"/>
+        </w:rPr>
+        <w:t>}</w:t>
       </w:r>
     </w:p>
     <w:p>
@@ -803,7 +843,8 @@
         <w:rPr>
           <w:rFonts w:ascii="SolaimanLipi" w:hAnsi="SolaimanLipi" w:cs="SolaimanLipi"/>
           <w:color w:val="000000" w:themeColor="text1"/>
-          <w:sz w:val="22"/>
+          <w:sz w:val="20"/>
+          <w:szCs w:val="20"/>
           <w:lang w:bidi="bn-IN"/>
         </w:rPr>
       </w:pPr>
@@ -811,7 +852,8 @@
         <w:rPr>
           <w:rFonts w:ascii="SolaimanLipi" w:hAnsi="SolaimanLipi" w:cs="SolaimanLipi"/>
           <w:color w:val="000000" w:themeColor="text1"/>
-          <w:sz w:val="22"/>
+          <w:sz w:val="20"/>
+          <w:szCs w:val="20"/>
           <w:cs/>
           <w:lang w:bidi="bn-IN"/>
         </w:rPr>
@@ -821,7 +863,8 @@
         <w:rPr>
           <w:rFonts w:ascii="SolaimanLipi" w:hAnsi="SolaimanLipi" w:cs="SolaimanLipi"/>
           <w:color w:val="000000" w:themeColor="text1"/>
-          <w:sz w:val="22"/>
+          <w:sz w:val="20"/>
+          <w:szCs w:val="20"/>
           <w:lang w:bidi="bn-IN"/>
         </w:rPr>
         <w:tab/>
@@ -830,41 +873,49 @@
         <w:rPr>
           <w:rFonts w:ascii="SolaimanLipi" w:hAnsi="SolaimanLipi" w:cs="SolaimanLipi"/>
           <w:color w:val="000000" w:themeColor="text1"/>
-          <w:sz w:val="22"/>
-        </w:rPr>
-        <w:t>:</w:t>
+          <w:sz w:val="20"/>
+          <w:szCs w:val="20"/>
+          <w:lang w:bidi="bn-IN"/>
+        </w:rPr>
+        <w:tab/>
       </w:r>
       <w:r>
         <w:rPr>
           <w:rFonts w:ascii="SolaimanLipi" w:hAnsi="SolaimanLipi" w:cs="SolaimanLipi"/>
           <w:color w:val="000000" w:themeColor="text1"/>
-          <w:sz w:val="22"/>
-        </w:rPr>
-        <w:t xml:space="preserve"> </w:t>
+          <w:sz w:val="20"/>
+          <w:szCs w:val="20"/>
+        </w:rPr>
+        <w:t xml:space="preserve">: </w:t>
       </w:r>
       <w:r>
         <w:rPr>
           <w:rFonts w:ascii="SolaimanLipi" w:hAnsi="SolaimanLipi" w:cs="SolaimanLipi"/>
           <w:color w:val="000000" w:themeColor="text1"/>
-          <w:sz w:val="22"/>
+          <w:sz w:val="20"/>
+          <w:szCs w:val="20"/>
           <w:lang w:bidi="bn-IN"/>
         </w:rPr>
         <w:t>{</w:t>
       </w:r>
+      <w:proofErr w:type="spellStart"/>
       <w:r>
         <w:rPr>
           <w:rFonts w:ascii="SolaimanLipi" w:hAnsi="SolaimanLipi" w:cs="SolaimanLipi"/>
           <w:color w:val="000000" w:themeColor="text1"/>
-          <w:sz w:val="22"/>
+          <w:sz w:val="20"/>
+          <w:szCs w:val="20"/>
           <w:highlight w:val="white"/>
         </w:rPr>
         <w:t>IdentificationMark</w:t>
       </w:r>
+      <w:proofErr w:type="spellEnd"/>
       <w:r>
         <w:rPr>
           <w:rFonts w:ascii="SolaimanLipi" w:hAnsi="SolaimanLipi" w:cs="SolaimanLipi"/>
           <w:color w:val="000000" w:themeColor="text1"/>
-          <w:sz w:val="22"/>
+          <w:sz w:val="20"/>
+          <w:szCs w:val="20"/>
           <w:cs/>
           <w:lang w:bidi="bn-IN"/>
         </w:rPr>
@@ -882,7 +933,8 @@
         <w:rPr>
           <w:rFonts w:ascii="SolaimanLipi" w:hAnsi="SolaimanLipi" w:cs="SolaimanLipi"/>
           <w:color w:val="000000" w:themeColor="text1"/>
-          <w:sz w:val="22"/>
+          <w:sz w:val="20"/>
+          <w:szCs w:val="20"/>
           <w:lang w:bidi="bn-IN"/>
         </w:rPr>
       </w:pPr>
@@ -898,14 +950,16 @@
         <w:rPr>
           <w:rFonts w:ascii="SolaimanLipi" w:hAnsi="SolaimanLipi" w:cs="SolaimanLipi"/>
           <w:color w:val="000000" w:themeColor="text1"/>
-          <w:sz w:val="22"/>
+          <w:sz w:val="20"/>
+          <w:szCs w:val="20"/>
         </w:rPr>
       </w:pPr>
       <w:r>
         <w:rPr>
           <w:rFonts w:ascii="SolaimanLipi" w:hAnsi="SolaimanLipi" w:cs="SolaimanLipi"/>
           <w:color w:val="000000" w:themeColor="text1"/>
-          <w:sz w:val="22"/>
+          <w:sz w:val="20"/>
+          <w:szCs w:val="20"/>
           <w:cs/>
           <w:lang w:bidi="bn-IN"/>
         </w:rPr>
@@ -915,7 +969,8 @@
         <w:rPr>
           <w:rFonts w:ascii="SolaimanLipi" w:hAnsi="SolaimanLipi" w:cs="SolaimanLipi"/>
           <w:color w:val="000000" w:themeColor="text1"/>
-          <w:sz w:val="22"/>
+          <w:sz w:val="20"/>
+          <w:szCs w:val="20"/>
           <w:lang w:bidi="bn-IN"/>
         </w:rPr>
         <w:tab/>
@@ -924,15 +979,38 @@
         <w:rPr>
           <w:rFonts w:ascii="SolaimanLipi" w:hAnsi="SolaimanLipi" w:cs="SolaimanLipi"/>
           <w:color w:val="000000" w:themeColor="text1"/>
-          <w:sz w:val="22"/>
-        </w:rPr>
-        <w:t>: {PresentAddress</w:t>
+          <w:sz w:val="20"/>
+          <w:szCs w:val="20"/>
+          <w:lang w:bidi="bn-IN"/>
+        </w:rPr>
+        <w:tab/>
       </w:r>
       <w:r>
         <w:rPr>
           <w:rFonts w:ascii="SolaimanLipi" w:hAnsi="SolaimanLipi" w:cs="SolaimanLipi"/>
           <w:color w:val="000000" w:themeColor="text1"/>
-          <w:sz w:val="22"/>
+          <w:sz w:val="20"/>
+          <w:szCs w:val="20"/>
+        </w:rPr>
+        <w:t>: {</w:t>
+      </w:r>
+      <w:proofErr w:type="spellStart"/>
+      <w:r>
+        <w:rPr>
+          <w:rFonts w:ascii="SolaimanLipi" w:hAnsi="SolaimanLipi" w:cs="SolaimanLipi"/>
+          <w:color w:val="000000" w:themeColor="text1"/>
+          <w:sz w:val="20"/>
+          <w:szCs w:val="20"/>
+        </w:rPr>
+        <w:t>PresentAddress</w:t>
+      </w:r>
+      <w:proofErr w:type="spellEnd"/>
+      <w:r>
+        <w:rPr>
+          <w:rFonts w:ascii="SolaimanLipi" w:hAnsi="SolaimanLipi" w:cs="SolaimanLipi"/>
+          <w:color w:val="000000" w:themeColor="text1"/>
+          <w:sz w:val="20"/>
+          <w:szCs w:val="20"/>
         </w:rPr>
         <w:t xml:space="preserve">}  </w:t>
       </w:r>
@@ -948,14 +1026,16 @@
         <w:rPr>
           <w:rFonts w:ascii="SolaimanLipi" w:hAnsi="SolaimanLipi" w:cs="SolaimanLipi"/>
           <w:color w:val="000000" w:themeColor="text1"/>
-          <w:sz w:val="22"/>
+          <w:sz w:val="20"/>
+          <w:szCs w:val="20"/>
         </w:rPr>
       </w:pPr>
       <w:r>
         <w:rPr>
           <w:rFonts w:ascii="SolaimanLipi" w:hAnsi="SolaimanLipi" w:cs="SolaimanLipi"/>
           <w:color w:val="000000" w:themeColor="text1"/>
-          <w:sz w:val="22"/>
+          <w:sz w:val="20"/>
+          <w:szCs w:val="20"/>
           <w:cs/>
           <w:lang w:bidi="bn-IN"/>
         </w:rPr>
@@ -965,16 +1045,38 @@
         <w:rPr>
           <w:rFonts w:ascii="SolaimanLipi" w:hAnsi="SolaimanLipi" w:cs="SolaimanLipi"/>
           <w:color w:val="000000" w:themeColor="text1"/>
-          <w:sz w:val="22"/>
+          <w:sz w:val="20"/>
+          <w:szCs w:val="20"/>
         </w:rPr>
         <w:tab/>
-        <w:t>: {ParmanentAddress</w:t>
       </w:r>
       <w:r>
         <w:rPr>
           <w:rFonts w:ascii="SolaimanLipi" w:hAnsi="SolaimanLipi" w:cs="SolaimanLipi"/>
           <w:color w:val="000000" w:themeColor="text1"/>
-          <w:sz w:val="22"/>
+          <w:sz w:val="20"/>
+          <w:szCs w:val="20"/>
+        </w:rPr>
+        <w:tab/>
+        <w:t>: {</w:t>
+      </w:r>
+      <w:proofErr w:type="spellStart"/>
+      <w:r>
+        <w:rPr>
+          <w:rFonts w:ascii="SolaimanLipi" w:hAnsi="SolaimanLipi" w:cs="SolaimanLipi"/>
+          <w:color w:val="000000" w:themeColor="text1"/>
+          <w:sz w:val="20"/>
+          <w:szCs w:val="20"/>
+        </w:rPr>
+        <w:t>ParmanentAddress</w:t>
+      </w:r>
+      <w:proofErr w:type="spellEnd"/>
+      <w:r>
+        <w:rPr>
+          <w:rFonts w:ascii="SolaimanLipi" w:hAnsi="SolaimanLipi" w:cs="SolaimanLipi"/>
+          <w:color w:val="000000" w:themeColor="text1"/>
+          <w:sz w:val="20"/>
+          <w:szCs w:val="20"/>
         </w:rPr>
         <w:t>}</w:t>
       </w:r>
@@ -985,8 +1087,8 @@
         <w:rPr>
           <w:rFonts w:ascii="SolaimanLipi" w:hAnsi="SolaimanLipi" w:cs="SolaimanLipi"/>
           <w:color w:val="000000" w:themeColor="text1"/>
-          <w:sz w:val="22"/>
-          <w:lang w:bidi="bn-IN"/>
+          <w:sz w:val="20"/>
+          <w:szCs w:val="20"/>
         </w:rPr>
       </w:pPr>
     </w:p>
@@ -995,156 +1097,149 @@
         <w:jc w:val="both"/>
         <w:rPr>
           <w:rFonts w:ascii="SolaimanLipi" w:hAnsi="SolaimanLipi" w:cs="SolaimanLipi"/>
-          <w:sz w:val="22"/>
+          <w:sz w:val="20"/>
+          <w:szCs w:val="20"/>
+          <w:lang w:bidi="bn-IN"/>
+        </w:rPr>
+      </w:pPr>
+      <w:r>
+        <w:rPr>
+          <w:rFonts w:ascii="SolaimanLipi" w:hAnsi="SolaimanLipi" w:cs="SolaimanLipi"/>
+          <w:sz w:val="20"/>
+          <w:szCs w:val="20"/>
           <w:cs/>
           <w:lang w:bidi="bn-IN"/>
         </w:rPr>
-      </w:pPr>
-      <w:r>
-        <w:rPr>
-          <w:rFonts w:ascii="SolaimanLipi" w:hAnsi="SolaimanLipi" w:cs="SolaimanLipi"/>
-          <w:sz w:val="22"/>
+        <w:t>আমি এতদ্বারা ঘোষনা করিতেছি যে</w:t>
+      </w:r>
+      <w:r>
+        <w:rPr>
+          <w:rFonts w:ascii="SolaimanLipi" w:hAnsi="SolaimanLipi" w:cs="SolaimanLipi"/>
+          <w:sz w:val="20"/>
+          <w:szCs w:val="20"/>
+        </w:rPr>
+        <w:t xml:space="preserve">, </w:t>
+      </w:r>
+      <w:r>
+        <w:rPr>
+          <w:rFonts w:ascii="SolaimanLipi" w:hAnsi="SolaimanLipi" w:cs="SolaimanLipi"/>
+          <w:sz w:val="20"/>
+          <w:szCs w:val="20"/>
           <w:cs/>
           <w:lang w:bidi="bn-IN"/>
         </w:rPr>
-        <w:t>আমি এতদ্বারা ঘোষনা করিতেছি যে</w:t>
-      </w:r>
-      <w:r>
-        <w:rPr>
-          <w:rFonts w:ascii="SolaimanLipi" w:hAnsi="SolaimanLipi" w:cs="SolaimanLipi"/>
-          <w:sz w:val="22"/>
+        <w:t>আমার মৃত্যু হইলে বা আমার অবর্তমানে</w:t>
+      </w:r>
+      <w:r>
+        <w:rPr>
+          <w:rFonts w:ascii="SolaimanLipi" w:hAnsi="SolaimanLipi" w:cs="SolaimanLipi"/>
+          <w:sz w:val="20"/>
+          <w:szCs w:val="20"/>
         </w:rPr>
         <w:t xml:space="preserve">, </w:t>
       </w:r>
       <w:r>
         <w:rPr>
           <w:rFonts w:ascii="SolaimanLipi" w:hAnsi="SolaimanLipi" w:cs="SolaimanLipi"/>
-          <w:sz w:val="22"/>
+          <w:sz w:val="20"/>
+          <w:szCs w:val="20"/>
           <w:cs/>
           <w:lang w:bidi="bn-IN"/>
         </w:rPr>
-        <w:t>আমার মৃত্যু হইলে বা আমার অবর্তমানে</w:t>
-      </w:r>
-      <w:r>
-        <w:rPr>
-          <w:rFonts w:ascii="SolaimanLipi" w:hAnsi="SolaimanLipi" w:cs="SolaimanLipi"/>
-          <w:sz w:val="22"/>
-        </w:rPr>
-        <w:t xml:space="preserve">, </w:t>
-      </w:r>
-      <w:r>
-        <w:rPr>
-          <w:rFonts w:ascii="SolaimanLipi" w:hAnsi="SolaimanLipi" w:cs="SolaimanLipi"/>
-          <w:sz w:val="22"/>
+        <w:t xml:space="preserve">আমার অনুকূলে জমা ও বিভিন্নখাতে প্রাপ্য টাকা গ্রহণের জন্য আমি </w:t>
+      </w:r>
+      <w:r>
+        <w:rPr>
+          <w:rFonts w:ascii="স" w:hAnsi="স" w:cs="SolaimanLipi" w:hint="cs"/>
+          <w:sz w:val="20"/>
+          <w:szCs w:val="20"/>
           <w:cs/>
           <w:lang w:bidi="bn-IN"/>
         </w:rPr>
-        <w:t xml:space="preserve">আমার অনুকূলে জমা ও বিভিন্নখাতে প্রাপ্য টাকা গ্রহণের জন্য আমি </w:t>
-      </w:r>
-      <w:r>
-        <w:rPr>
-          <w:rFonts w:ascii="স" w:hAnsi="স" w:cs="SolaimanLipi" w:hint="cs"/>
-          <w:sz w:val="22"/>
+        <w:t>নিম্নে</w:t>
+      </w:r>
+      <w:r>
+        <w:rPr>
+          <w:rFonts w:ascii="স" w:hAnsi="স" w:cs="SolaimanLipi"/>
+          <w:sz w:val="20"/>
+          <w:szCs w:val="20"/>
           <w:cs/>
           <w:lang w:bidi="bn-IN"/>
         </w:rPr>
-        <w:t>নিম্নে</w:t>
-      </w:r>
-      <w:r>
-        <w:rPr>
-          <w:rFonts w:ascii="স" w:hAnsi="স" w:cs="SolaimanLipi"/>
-          <w:sz w:val="22"/>
+        <w:t xml:space="preserve"> </w:t>
+      </w:r>
+      <w:r>
+        <w:rPr>
+          <w:rFonts w:ascii="SolaimanLipi" w:hAnsi="SolaimanLipi" w:cs="SolaimanLipi"/>
+          <w:sz w:val="20"/>
+          <w:szCs w:val="20"/>
           <w:cs/>
           <w:lang w:bidi="bn-IN"/>
         </w:rPr>
-        <w:t xml:space="preserve"> </w:t>
-      </w:r>
-      <w:r>
-        <w:rPr>
-          <w:rFonts w:ascii="SolaimanLipi" w:hAnsi="SolaimanLipi" w:cs="SolaimanLipi"/>
-          <w:sz w:val="22"/>
+        <w:t>বর্ণিত ব্যক্তিকে/ব্যক্তিগণকে মনোনয়ন দান করিতেছি এবং নির্দেশ দিচ্ছি যে</w:t>
+      </w:r>
+      <w:r>
+        <w:rPr>
+          <w:rFonts w:ascii="SolaimanLipi" w:hAnsi="SolaimanLipi" w:cs="SolaimanLipi"/>
+          <w:sz w:val="20"/>
+          <w:szCs w:val="20"/>
+        </w:rPr>
+        <w:t xml:space="preserve">, </w:t>
+      </w:r>
+      <w:r>
+        <w:rPr>
+          <w:rFonts w:ascii="SolaimanLipi" w:hAnsi="SolaimanLipi" w:cs="SolaimanLipi"/>
+          <w:sz w:val="20"/>
+          <w:szCs w:val="20"/>
           <w:cs/>
           <w:lang w:bidi="bn-IN"/>
         </w:rPr>
-        <w:t>বর্ণিত ব্যক্তিকে/ব্যক্তিগণকে মনোনয়ন দান করিতেছি এবং নির্দেশ দিচ্ছি যে</w:t>
-      </w:r>
-      <w:r>
-        <w:rPr>
-          <w:rFonts w:ascii="SolaimanLipi" w:hAnsi="SolaimanLipi" w:cs="SolaimanLipi"/>
-          <w:sz w:val="22"/>
-        </w:rPr>
-        <w:t xml:space="preserve">, </w:t>
-      </w:r>
-      <w:r>
-        <w:rPr>
-          <w:rFonts w:ascii="SolaimanLipi" w:hAnsi="SolaimanLipi" w:cs="SolaimanLipi"/>
-          <w:sz w:val="22"/>
+        <w:t xml:space="preserve">উক্ত টাকা </w:t>
+      </w:r>
+      <w:r>
+        <w:rPr>
+          <w:rFonts w:ascii="SolaimanLipi" w:hAnsi="SolaimanLipi" w:cs="SolaimanLipi" w:hint="cs"/>
+          <w:sz w:val="20"/>
+          <w:szCs w:val="20"/>
           <w:cs/>
           <w:lang w:bidi="bn-IN"/>
         </w:rPr>
-        <w:t xml:space="preserve">উক্ত টাকা </w:t>
-      </w:r>
-      <w:r>
-        <w:rPr>
-          <w:rFonts w:ascii="SolaimanLipi" w:hAnsi="SolaimanLipi" w:cs="SolaimanLipi" w:hint="cs"/>
-          <w:sz w:val="22"/>
+        <w:t>নিম্নে</w:t>
+      </w:r>
+      <w:r>
+        <w:rPr>
+          <w:rFonts w:ascii="SolaimanLipi" w:hAnsi="SolaimanLipi" w:cs="SolaimanLipi"/>
+          <w:sz w:val="20"/>
+          <w:szCs w:val="20"/>
           <w:cs/>
           <w:lang w:bidi="bn-IN"/>
         </w:rPr>
-        <w:t>নিম্নে</w:t>
-      </w:r>
-      <w:r>
-        <w:rPr>
-          <w:rFonts w:ascii="SolaimanLipi" w:hAnsi="SolaimanLipi" w:cs="SolaimanLipi"/>
-          <w:sz w:val="22"/>
+        <w:t xml:space="preserve"> বর্ণিত পদ্ধতিতে মনোনীত ব্যক্তিদের মধ্যে বন্টন করিতে হইবে</w:t>
+      </w:r>
+      <w:r>
+        <w:rPr>
+          <w:rFonts w:ascii="SolaimanLipi" w:hAnsi="SolaimanLipi" w:cs="SolaimanLipi" w:hint="cs"/>
+          <w:sz w:val="20"/>
+          <w:szCs w:val="20"/>
           <w:cs/>
           <w:lang w:bidi="bn-IN"/>
         </w:rPr>
-        <w:t xml:space="preserve"> </w:t>
-      </w:r>
-      <w:r>
-        <w:rPr>
-          <w:rFonts w:ascii="SolaimanLipi" w:hAnsi="SolaimanLipi" w:cs="SolaimanLipi"/>
-          <w:sz w:val="22"/>
-          <w:cs/>
-          <w:lang w:bidi="bn-IN"/>
-        </w:rPr>
-        <w:t>বর্ণিত পদ্ধতিতে মনোনীত ব্যক্তিদের মধ্যে বন্টন করিতে হইবে</w:t>
-      </w:r>
-      <w:r>
-        <w:rPr>
-          <w:rFonts w:ascii="SolaimanLipi" w:hAnsi="SolaimanLipi" w:cs="SolaimanLipi" w:hint="cs"/>
-          <w:sz w:val="22"/>
-          <w:cs/>
-          <w:lang w:bidi="bn-IN"/>
-        </w:rPr>
         <w:t>।</w:t>
       </w:r>
-    </w:p>
-    <w:p>
-      <w:pPr>
-        <w:ind w:left="-180"/>
-        <w:jc w:val="both"/>
-        <w:rPr>
-          <w:rFonts w:ascii="SolaimanLipi" w:hAnsi="SolaimanLipi" w:cs="SolaimanLipi"/>
-          <w:szCs w:val="28"/>
-        </w:rPr>
-      </w:pPr>
     </w:p>
     <w:tbl>
       <w:tblPr>
         <w:tblStyle w:val="TableGrid"/>
-        <w:tblW w:w="10705" w:type="dxa"/>
-        <w:tblInd w:w="-180" w:type="dxa"/>
-        <w:tblLayout w:type="fixed"/>
+        <w:tblW w:w="10260" w:type="dxa"/>
+        <w:tblInd w:w="85" w:type="dxa"/>
         <w:tblLook w:val="04A0" w:firstRow="1" w:lastRow="0" w:firstColumn="1" w:lastColumn="0" w:noHBand="0" w:noVBand="1"/>
       </w:tblPr>
       <w:tblGrid>
-        <w:gridCol w:w="4791"/>
-        <w:gridCol w:w="1887"/>
-        <w:gridCol w:w="1523"/>
-        <w:gridCol w:w="1342"/>
-        <w:gridCol w:w="1162"/>
+        <w:gridCol w:w="4067"/>
+        <w:gridCol w:w="1883"/>
+        <w:gridCol w:w="1505"/>
+        <w:gridCol w:w="1721"/>
+        <w:gridCol w:w="1084"/>
       </w:tblGrid>
       <w:tr>
         <w:trPr>
@@ -1152,7 +1247,7 @@
         </w:trPr>
         <w:tc>
           <w:tcPr>
-            <w:tcW w:w="4791" w:type="dxa"/>
+            <w:tcW w:w="4351" w:type="dxa"/>
             <w:vMerge w:val="restart"/>
             <w:shd w:val="clear" w:color="auto" w:fill="D9D9D9" w:themeFill="background1" w:themeFillShade="D9"/>
             <w:vAlign w:val="center"/>
@@ -1163,14 +1258,16 @@
               <w:rPr>
                 <w:rFonts w:ascii="SolaimanLipi" w:hAnsi="SolaimanLipi" w:cs="SolaimanLipi"/>
                 <w:b/>
-                <w:szCs w:val="28"/>
+                <w:sz w:val="20"/>
+                <w:szCs w:val="20"/>
               </w:rPr>
             </w:pPr>
             <w:r>
               <w:rPr>
                 <w:rFonts w:ascii="SolaimanLipi" w:hAnsi="SolaimanLipi" w:cs="SolaimanLipi"/>
                 <w:b/>
-                <w:szCs w:val="28"/>
+                <w:sz w:val="20"/>
+                <w:szCs w:val="20"/>
                 <w:cs/>
                 <w:lang w:bidi="bn-IN"/>
               </w:rPr>
@@ -1180,7 +1277,7 @@
         </w:tc>
         <w:tc>
           <w:tcPr>
-            <w:tcW w:w="1887" w:type="dxa"/>
+            <w:tcW w:w="1883" w:type="dxa"/>
             <w:vMerge w:val="restart"/>
             <w:shd w:val="clear" w:color="auto" w:fill="D9D9D9" w:themeFill="background1" w:themeFillShade="D9"/>
             <w:vAlign w:val="center"/>
@@ -1191,14 +1288,16 @@
               <w:rPr>
                 <w:rFonts w:ascii="SolaimanLipi" w:hAnsi="SolaimanLipi" w:cs="SolaimanLipi"/>
                 <w:b/>
-                <w:szCs w:val="28"/>
+                <w:sz w:val="20"/>
+                <w:szCs w:val="20"/>
               </w:rPr>
             </w:pPr>
             <w:r>
               <w:rPr>
                 <w:rFonts w:ascii="SolaimanLipi" w:hAnsi="SolaimanLipi" w:cs="SolaimanLipi"/>
                 <w:b/>
-                <w:szCs w:val="28"/>
+                <w:sz w:val="20"/>
+                <w:szCs w:val="20"/>
                 <w:cs/>
                 <w:lang w:bidi="bn-IN"/>
               </w:rPr>
@@ -1208,7 +1307,7 @@
         </w:tc>
         <w:tc>
           <w:tcPr>
-            <w:tcW w:w="1523" w:type="dxa"/>
+            <w:tcW w:w="1056" w:type="dxa"/>
             <w:vMerge w:val="restart"/>
             <w:shd w:val="clear" w:color="auto" w:fill="D9D9D9" w:themeFill="background1" w:themeFillShade="D9"/>
             <w:vAlign w:val="center"/>
@@ -1219,14 +1318,16 @@
               <w:rPr>
                 <w:rFonts w:ascii="SolaimanLipi" w:hAnsi="SolaimanLipi" w:cs="SolaimanLipi"/>
                 <w:b/>
-                <w:szCs w:val="28"/>
+                <w:sz w:val="20"/>
+                <w:szCs w:val="20"/>
               </w:rPr>
             </w:pPr>
             <w:r>
               <w:rPr>
                 <w:rFonts w:ascii="SolaimanLipi" w:hAnsi="SolaimanLipi" w:cs="SolaimanLipi"/>
                 <w:b/>
-                <w:szCs w:val="28"/>
+                <w:sz w:val="20"/>
+                <w:szCs w:val="20"/>
                 <w:cs/>
                 <w:lang w:bidi="bn-IN"/>
               </w:rPr>
@@ -1236,7 +1337,7 @@
         </w:tc>
         <w:tc>
           <w:tcPr>
-            <w:tcW w:w="2504" w:type="dxa"/>
+            <w:tcW w:w="2970" w:type="dxa"/>
             <w:gridSpan w:val="2"/>
             <w:shd w:val="clear" w:color="auto" w:fill="D9D9D9" w:themeFill="background1" w:themeFillShade="D9"/>
             <w:vAlign w:val="center"/>
@@ -1247,12 +1348,16 @@
               <w:rPr>
                 <w:rFonts w:ascii="SolaimanLipi" w:hAnsi="SolaimanLipi" w:cs="SolaimanLipi"/>
                 <w:b/>
+                <w:sz w:val="20"/>
+                <w:szCs w:val="20"/>
               </w:rPr>
             </w:pPr>
             <w:r>
               <w:rPr>
                 <w:rFonts w:ascii="SolaimanLipi" w:hAnsi="SolaimanLipi" w:cs="SolaimanLipi"/>
                 <w:b/>
+                <w:sz w:val="20"/>
+                <w:szCs w:val="20"/>
                 <w:cs/>
                 <w:lang w:bidi="bn-IN"/>
               </w:rPr>
@@ -1267,7 +1372,7 @@
         </w:trPr>
         <w:tc>
           <w:tcPr>
-            <w:tcW w:w="4791" w:type="dxa"/>
+            <w:tcW w:w="4351" w:type="dxa"/>
             <w:vMerge/>
             <w:shd w:val="clear" w:color="auto" w:fill="D9D9D9" w:themeFill="background1" w:themeFillShade="D9"/>
             <w:vAlign w:val="center"/>
@@ -1278,15 +1383,15 @@
               <w:rPr>
                 <w:rFonts w:ascii="SolaimanLipi" w:hAnsi="SolaimanLipi" w:cs="SolaimanLipi"/>
                 <w:b/>
-                <w:sz w:val="22"/>
-                <w:szCs w:val="28"/>
+                <w:sz w:val="20"/>
+                <w:szCs w:val="20"/>
               </w:rPr>
             </w:pPr>
           </w:p>
         </w:tc>
         <w:tc>
           <w:tcPr>
-            <w:tcW w:w="1887" w:type="dxa"/>
+            <w:tcW w:w="1883" w:type="dxa"/>
             <w:vMerge/>
             <w:shd w:val="clear" w:color="auto" w:fill="D9D9D9" w:themeFill="background1" w:themeFillShade="D9"/>
             <w:vAlign w:val="center"/>
@@ -1297,15 +1402,15 @@
               <w:rPr>
                 <w:rFonts w:ascii="SolaimanLipi" w:hAnsi="SolaimanLipi" w:cs="SolaimanLipi"/>
                 <w:b/>
-                <w:sz w:val="22"/>
-                <w:szCs w:val="28"/>
+                <w:sz w:val="20"/>
+                <w:szCs w:val="20"/>
               </w:rPr>
             </w:pPr>
           </w:p>
         </w:tc>
         <w:tc>
           <w:tcPr>
-            <w:tcW w:w="1523" w:type="dxa"/>
+            <w:tcW w:w="1056" w:type="dxa"/>
             <w:vMerge/>
             <w:shd w:val="clear" w:color="auto" w:fill="D9D9D9" w:themeFill="background1" w:themeFillShade="D9"/>
             <w:vAlign w:val="center"/>
@@ -1316,15 +1421,15 @@
               <w:rPr>
                 <w:rFonts w:ascii="SolaimanLipi" w:hAnsi="SolaimanLipi" w:cs="SolaimanLipi"/>
                 <w:b/>
-                <w:sz w:val="22"/>
-                <w:szCs w:val="28"/>
+                <w:sz w:val="20"/>
+                <w:szCs w:val="20"/>
               </w:rPr>
             </w:pPr>
           </w:p>
         </w:tc>
         <w:tc>
           <w:tcPr>
-            <w:tcW w:w="1342" w:type="dxa"/>
+            <w:tcW w:w="1833" w:type="dxa"/>
             <w:shd w:val="clear" w:color="auto" w:fill="D9D9D9" w:themeFill="background1" w:themeFillShade="D9"/>
             <w:vAlign w:val="center"/>
           </w:tcPr>
@@ -1334,14 +1439,16 @@
               <w:rPr>
                 <w:rFonts w:ascii="SolaimanLipi" w:hAnsi="SolaimanLipi" w:cs="SolaimanLipi"/>
                 <w:b/>
-                <w:szCs w:val="28"/>
+                <w:sz w:val="20"/>
+                <w:szCs w:val="20"/>
               </w:rPr>
             </w:pPr>
             <w:r>
               <w:rPr>
                 <w:rFonts w:ascii="SolaimanLipi" w:hAnsi="SolaimanLipi" w:cs="SolaimanLipi"/>
                 <w:b/>
-                <w:szCs w:val="28"/>
+                <w:sz w:val="20"/>
+                <w:szCs w:val="20"/>
                 <w:cs/>
                 <w:lang w:bidi="bn-IN"/>
               </w:rPr>
@@ -1351,7 +1458,7 @@
         </w:tc>
         <w:tc>
           <w:tcPr>
-            <w:tcW w:w="1162" w:type="dxa"/>
+            <w:tcW w:w="1137" w:type="dxa"/>
             <w:shd w:val="clear" w:color="auto" w:fill="D9D9D9" w:themeFill="background1" w:themeFillShade="D9"/>
             <w:vAlign w:val="center"/>
           </w:tcPr>
@@ -1361,14 +1468,16 @@
               <w:rPr>
                 <w:rFonts w:ascii="SolaimanLipi" w:hAnsi="SolaimanLipi" w:cs="SolaimanLipi"/>
                 <w:b/>
-                <w:szCs w:val="28"/>
+                <w:sz w:val="20"/>
+                <w:szCs w:val="20"/>
               </w:rPr>
             </w:pPr>
             <w:r>
               <w:rPr>
                 <w:rFonts w:ascii="SolaimanLipi" w:hAnsi="SolaimanLipi" w:cs="SolaimanLipi"/>
                 <w:b/>
-                <w:szCs w:val="28"/>
+                <w:sz w:val="20"/>
+                <w:szCs w:val="20"/>
                 <w:cs/>
                 <w:lang w:bidi="bn-IN"/>
               </w:rPr>
@@ -1383,7 +1492,7 @@
         </w:trPr>
         <w:tc>
           <w:tcPr>
-            <w:tcW w:w="4791" w:type="dxa"/>
+            <w:tcW w:w="4351" w:type="dxa"/>
             <w:vMerge w:val="restart"/>
           </w:tcPr>
           <w:p>
@@ -1391,7 +1500,8 @@
               <w:jc w:val="both"/>
               <w:rPr>
                 <w:rFonts w:ascii="SolaimanLipi" w:hAnsi="SolaimanLipi" w:cs="SolaimanLipi"/>
-                <w:szCs w:val="28"/>
+                <w:sz w:val="20"/>
+                <w:szCs w:val="20"/>
               </w:rPr>
             </w:pPr>
           </w:p>
@@ -1401,13 +1511,15 @@
               <w:jc w:val="both"/>
               <w:rPr>
                 <w:rFonts w:ascii="SolaimanLipi" w:hAnsi="SolaimanLipi" w:cs="SolaimanLipi"/>
-                <w:szCs w:val="28"/>
+                <w:sz w:val="20"/>
+                <w:szCs w:val="20"/>
               </w:rPr>
             </w:pPr>
             <w:r>
               <w:rPr>
                 <w:rFonts w:ascii="SolaimanLipi" w:hAnsi="SolaimanLipi" w:cs="SolaimanLipi"/>
-                <w:szCs w:val="28"/>
+                <w:sz w:val="20"/>
+                <w:szCs w:val="20"/>
                 <w:cs/>
                 <w:lang w:bidi="bn-IN"/>
               </w:rPr>
@@ -1416,132 +1528,35 @@
             <w:r>
               <w:rPr>
                 <w:rFonts w:ascii="SolaimanLipi" w:hAnsi="SolaimanLipi" w:cs="SolaimanLipi"/>
-                <w:szCs w:val="28"/>
-              </w:rPr>
-              <w:tab/>
-              <w:t xml:space="preserve">    </w:t>
+                <w:sz w:val="20"/>
+                <w:szCs w:val="20"/>
+                <w:lang w:bidi="bn-IN"/>
+              </w:rPr>
+              <w:t xml:space="preserve">              </w:t>
             </w:r>
             <w:r>
               <w:rPr>
                 <w:rFonts w:ascii="SolaimanLipi" w:hAnsi="SolaimanLipi" w:cs="SolaimanLipi"/>
-                <w:szCs w:val="28"/>
-              </w:rPr>
-              <w:tab/>
+                <w:sz w:val="20"/>
+                <w:szCs w:val="20"/>
+              </w:rPr>
+              <w:t>:{</w:t>
             </w:r>
+            <w:proofErr w:type="spellStart"/>
             <w:r>
               <w:rPr>
                 <w:rFonts w:ascii="SolaimanLipi" w:hAnsi="SolaimanLipi" w:cs="SolaimanLipi"/>
-                <w:szCs w:val="28"/>
-              </w:rPr>
-              <w:t xml:space="preserve">  </w:t>
+                <w:sz w:val="20"/>
+                <w:szCs w:val="20"/>
+              </w:rPr>
+              <w:t>NomineeName</w:t>
             </w:r>
+            <w:proofErr w:type="spellEnd"/>
             <w:r>
               <w:rPr>
                 <w:rFonts w:ascii="SolaimanLipi" w:hAnsi="SolaimanLipi" w:cs="SolaimanLipi"/>
-              </w:rPr>
-              <w:t>:</w:t>
-            </w:r>
-            <w:r>
-              <w:rPr>
-                <w:rFonts w:ascii="SolaimanLipi" w:hAnsi="SolaimanLipi" w:cs="SolaimanLipi"/>
-                <w:color w:val="000000" w:themeColor="text1"/>
-                <w:sz w:val="22"/>
-              </w:rPr>
-              <w:t xml:space="preserve"> {NomineeName}</w:t>
-            </w:r>
-          </w:p>
-          <w:p>
-            <w:pPr>
-              <w:spacing w:line="360" w:lineRule="auto"/>
-              <w:jc w:val="both"/>
-              <w:rPr>
-                <w:rFonts w:ascii="SolaimanLipi" w:hAnsi="SolaimanLipi" w:cs="SolaimanLipi"/>
-                <w:szCs w:val="28"/>
-              </w:rPr>
-            </w:pPr>
-            <w:r>
-              <w:rPr>
-                <w:rFonts w:ascii="SolaimanLipi" w:hAnsi="SolaimanLipi" w:cs="SolaimanLipi"/>
-                <w:b/>
-                <w:sz w:val="22"/>
-                <w:szCs w:val="28"/>
-                <w:cs/>
-                <w:lang w:bidi="bn-IN"/>
-              </w:rPr>
-              <w:t>স্মার্ট/</w:t>
-            </w:r>
-            <w:r>
-              <w:rPr>
-                <w:rFonts w:ascii="Cambria" w:hAnsi="Cambria" w:cs="SolaimanLipi"/>
-                <w:bCs/>
-                <w:sz w:val="22"/>
-                <w:szCs w:val="28"/>
-                <w:lang w:bidi="bn-IN"/>
-              </w:rPr>
-              <w:t>NID</w:t>
-            </w:r>
-            <w:r>
-              <w:rPr>
-                <w:rFonts w:ascii="SolaimanLipi" w:hAnsi="SolaimanLipi" w:cs="SolaimanLipi"/>
-                <w:b/>
-                <w:sz w:val="22"/>
-                <w:szCs w:val="28"/>
-                <w:cs/>
-                <w:lang w:bidi="bn-IN"/>
-              </w:rPr>
-              <w:t xml:space="preserve"> নং</w:t>
-            </w:r>
-            <w:r>
-              <w:rPr>
-                <w:rFonts w:ascii="SolaimanLipi" w:hAnsi="SolaimanLipi" w:cs="SolaimanLipi"/>
-                <w:b/>
-                <w:sz w:val="22"/>
-                <w:szCs w:val="28"/>
-                <w:lang w:bidi="bn-IN"/>
-              </w:rPr>
-              <w:t xml:space="preserve">      </w:t>
-            </w:r>
-            <w:r>
-              <w:rPr>
-                <w:rFonts w:ascii="SolaimanLipi" w:hAnsi="SolaimanLipi" w:cs="SolaimanLipi"/>
-              </w:rPr>
-              <w:t>:</w:t>
-            </w:r>
-            <w:r>
-              <w:rPr>
-                <w:rFonts w:ascii="SolaimanLipi" w:hAnsi="SolaimanLipi" w:cs="SolaimanLipi"/>
-                <w:color w:val="000000" w:themeColor="text1"/>
-                <w:sz w:val="22"/>
-              </w:rPr>
-              <w:t xml:space="preserve"> {</w:t>
-            </w:r>
-            <w:r>
-              <w:rPr>
-                <w:rFonts w:ascii="Consolas" w:hAnsi="Consolas" w:cs="Consolas"/>
-                <w:color w:val="000000"/>
-                <w:sz w:val="18"/>
-                <w:szCs w:val="19"/>
-                <w:highlight w:val="white"/>
-              </w:rPr>
-              <w:t>NomineeN</w:t>
-            </w:r>
-            <w:bookmarkStart w:id="0" w:name="_GoBack"/>
-            <w:bookmarkEnd w:id="0"/>
-            <w:r>
-              <w:rPr>
-                <w:rFonts w:ascii="Consolas" w:hAnsi="Consolas" w:cs="Consolas"/>
-                <w:color w:val="000000"/>
-                <w:sz w:val="18"/>
-                <w:szCs w:val="19"/>
-                <w:highlight w:val="white"/>
-              </w:rPr>
-              <w:t>ID</w:t>
-            </w:r>
-            <w:r>
-              <w:rPr>
-                <w:rFonts w:ascii="SolaimanLipi" w:hAnsi="SolaimanLipi" w:cs="SolaimanLipi"/>
-                <w:color w:val="000000" w:themeColor="text1"/>
-                <w:sz w:val="22"/>
+                <w:sz w:val="20"/>
+                <w:szCs w:val="20"/>
               </w:rPr>
               <w:t>}</w:t>
             </w:r>
@@ -1552,15 +1567,95 @@
               <w:jc w:val="both"/>
               <w:rPr>
                 <w:rFonts w:ascii="SolaimanLipi" w:hAnsi="SolaimanLipi" w:cs="SolaimanLipi"/>
-                <w:szCs w:val="28"/>
+                <w:sz w:val="20"/>
+                <w:szCs w:val="20"/>
               </w:rPr>
             </w:pPr>
             <w:r>
               <w:rPr>
                 <w:rFonts w:ascii="SolaimanLipi" w:hAnsi="SolaimanLipi" w:cs="SolaimanLipi"/>
                 <w:b/>
-                <w:sz w:val="22"/>
-                <w:szCs w:val="28"/>
+                <w:sz w:val="20"/>
+                <w:szCs w:val="20"/>
+                <w:cs/>
+                <w:lang w:bidi="bn-IN"/>
+              </w:rPr>
+              <w:t>স্মার্ট/</w:t>
+            </w:r>
+            <w:r>
+              <w:rPr>
+                <w:rFonts w:ascii="Cambria" w:hAnsi="Cambria" w:cs="SolaimanLipi"/>
+                <w:bCs/>
+                <w:sz w:val="20"/>
+                <w:szCs w:val="20"/>
+                <w:lang w:bidi="bn-IN"/>
+              </w:rPr>
+              <w:t>NID</w:t>
+            </w:r>
+            <w:r>
+              <w:rPr>
+                <w:rFonts w:ascii="SolaimanLipi" w:hAnsi="SolaimanLipi" w:cs="SolaimanLipi"/>
+                <w:b/>
+                <w:sz w:val="20"/>
+                <w:szCs w:val="20"/>
+                <w:cs/>
+                <w:lang w:bidi="bn-IN"/>
+              </w:rPr>
+              <w:t xml:space="preserve"> নং</w:t>
+            </w:r>
+            <w:r>
+              <w:rPr>
+                <w:rFonts w:ascii="SolaimanLipi" w:hAnsi="SolaimanLipi" w:cs="SolaimanLipi"/>
+                <w:b/>
+                <w:sz w:val="20"/>
+                <w:szCs w:val="20"/>
+                <w:lang w:bidi="bn-IN"/>
+              </w:rPr>
+              <w:t xml:space="preserve">  </w:t>
+            </w:r>
+            <w:r>
+              <w:rPr>
+                <w:rFonts w:ascii="SolaimanLipi" w:hAnsi="SolaimanLipi" w:cs="SolaimanLipi"/>
+                <w:sz w:val="20"/>
+                <w:szCs w:val="20"/>
+              </w:rPr>
+              <w:t>:{</w:t>
+            </w:r>
+            <w:proofErr w:type="spellStart"/>
+            <w:r>
+              <w:rPr>
+                <w:rFonts w:ascii="SolaimanLipi" w:hAnsi="SolaimanLipi" w:cs="SolaimanLipi"/>
+                <w:sz w:val="20"/>
+                <w:szCs w:val="20"/>
+              </w:rPr>
+              <w:t>NomineeNID</w:t>
+            </w:r>
+            <w:proofErr w:type="spellEnd"/>
+            <w:r>
+              <w:rPr>
+                <w:rFonts w:ascii="SolaimanLipi" w:hAnsi="SolaimanLipi" w:cs="SolaimanLipi"/>
+                <w:sz w:val="20"/>
+                <w:szCs w:val="20"/>
+              </w:rPr>
+              <w:t>}</w:t>
+            </w:r>
+          </w:p>
+          <w:p>
+            <w:pPr>
+              <w:spacing w:line="360" w:lineRule="auto"/>
+              <w:jc w:val="both"/>
+              <w:rPr>
+                <w:rFonts w:ascii="SolaimanLipi" w:hAnsi="SolaimanLipi" w:cs="SolaimanLipi"/>
+                <w:sz w:val="20"/>
+                <w:szCs w:val="20"/>
+              </w:rPr>
+            </w:pPr>
+            <w:r>
+              <w:rPr>
+                <w:rFonts w:ascii="SolaimanLipi" w:hAnsi="SolaimanLipi" w:cs="SolaimanLipi"/>
+                <w:b/>
+                <w:sz w:val="20"/>
+                <w:szCs w:val="20"/>
                 <w:cs/>
                 <w:lang w:bidi="bn-IN"/>
               </w:rPr>
@@ -1570,43 +1665,37 @@
               <w:rPr>
                 <w:rFonts w:ascii="SolaimanLipi" w:hAnsi="SolaimanLipi" w:cs="SolaimanLipi"/>
                 <w:b/>
-                <w:sz w:val="22"/>
-                <w:szCs w:val="28"/>
-              </w:rPr>
-              <w:tab/>
-              <w:t xml:space="preserve">    </w:t>
+                <w:sz w:val="20"/>
+                <w:szCs w:val="20"/>
+                <w:lang w:bidi="bn-IN"/>
+              </w:rPr>
+              <w:t xml:space="preserve">          </w:t>
             </w:r>
             <w:r>
               <w:rPr>
                 <w:rFonts w:ascii="SolaimanLipi" w:hAnsi="SolaimanLipi" w:cs="SolaimanLipi"/>
-                <w:b/>
-                <w:sz w:val="22"/>
-                <w:szCs w:val="28"/>
-              </w:rPr>
-              <w:tab/>
+                <w:sz w:val="20"/>
+                <w:szCs w:val="20"/>
+              </w:rPr>
+              <w:t>:{</w:t>
             </w:r>
+            <w:proofErr w:type="spellStart"/>
             <w:r>
               <w:rPr>
                 <w:rFonts w:ascii="SolaimanLipi" w:hAnsi="SolaimanLipi" w:cs="SolaimanLipi"/>
-                <w:b/>
-                <w:sz w:val="22"/>
-                <w:szCs w:val="28"/>
-              </w:rPr>
-              <w:t xml:space="preserve">  </w:t>
+                <w:sz w:val="20"/>
+                <w:szCs w:val="20"/>
+              </w:rPr>
+              <w:t>NomineeAddress</w:t>
             </w:r>
+            <w:proofErr w:type="spellEnd"/>
             <w:r>
               <w:rPr>
                 <w:rFonts w:ascii="SolaimanLipi" w:hAnsi="SolaimanLipi" w:cs="SolaimanLipi"/>
-              </w:rPr>
-              <w:t>:</w:t>
-            </w:r>
-            <w:r>
-              <w:rPr>
-                <w:rFonts w:ascii="SolaimanLipi" w:hAnsi="SolaimanLipi" w:cs="SolaimanLipi"/>
-                <w:color w:val="000000" w:themeColor="text1"/>
-                <w:sz w:val="22"/>
-              </w:rPr>
-              <w:t xml:space="preserve"> {NomineeAddress}</w:t>
+                <w:sz w:val="20"/>
+                <w:szCs w:val="20"/>
+              </w:rPr>
+              <w:t>}</w:t>
             </w:r>
           </w:p>
           <w:p>
@@ -1614,48 +1703,49 @@
               <w:jc w:val="both"/>
               <w:rPr>
                 <w:rFonts w:ascii="SolaimanLipi" w:hAnsi="SolaimanLipi" w:cs="SolaimanLipi"/>
-                <w:szCs w:val="28"/>
+                <w:sz w:val="20"/>
+                <w:szCs w:val="20"/>
               </w:rPr>
             </w:pPr>
           </w:p>
         </w:tc>
         <w:tc>
           <w:tcPr>
-            <w:tcW w:w="1887" w:type="dxa"/>
+            <w:tcW w:w="1883" w:type="dxa"/>
             <w:vMerge w:val="restart"/>
           </w:tcPr>
           <w:p>
             <w:pPr>
-              <w:spacing w:line="360" w:lineRule="auto"/>
               <w:jc w:val="both"/>
               <w:rPr>
                 <w:rFonts w:ascii="SolaimanLipi" w:hAnsi="SolaimanLipi" w:cs="SolaimanLipi"/>
-                <w:szCs w:val="28"/>
+                <w:sz w:val="20"/>
+                <w:szCs w:val="20"/>
               </w:rPr>
             </w:pPr>
             <w:r>
               <w:rPr>
                 <w:rFonts w:ascii="SolaimanLipi" w:hAnsi="SolaimanLipi" w:cs="SolaimanLipi"/>
-                <w:color w:val="000000" w:themeColor="text1"/>
-                <w:sz w:val="22"/>
+                <w:sz w:val="20"/>
+                <w:szCs w:val="20"/>
               </w:rPr>
               <w:t>{</w:t>
             </w:r>
+            <w:proofErr w:type="spellStart"/>
             <w:r>
               <w:rPr>
-                <w:rFonts w:ascii="Consolas" w:hAnsi="Consolas" w:cs="Consolas"/>
-                <w:color w:val="000000"/>
-                <w:sz w:val="18"/>
-                <w:szCs w:val="19"/>
-                <w:highlight w:val="white"/>
+                <w:rFonts w:ascii="SolaimanLipi" w:hAnsi="SolaimanLipi" w:cs="SolaimanLipi"/>
+                <w:sz w:val="20"/>
+                <w:szCs w:val="20"/>
               </w:rPr>
               <w:t>NomineeRelation</w:t>
             </w:r>
+            <w:proofErr w:type="spellEnd"/>
             <w:r>
               <w:rPr>
                 <w:rFonts w:ascii="SolaimanLipi" w:hAnsi="SolaimanLipi" w:cs="SolaimanLipi"/>
-                <w:color w:val="000000" w:themeColor="text1"/>
-                <w:sz w:val="22"/>
+                <w:sz w:val="20"/>
+                <w:szCs w:val="20"/>
               </w:rPr>
               <w:t>}</w:t>
             </w:r>
@@ -1663,7 +1753,7 @@
         </w:tc>
         <w:tc>
           <w:tcPr>
-            <w:tcW w:w="1523" w:type="dxa"/>
+            <w:tcW w:w="1056" w:type="dxa"/>
             <w:vMerge w:val="restart"/>
           </w:tcPr>
           <w:p>
@@ -1671,39 +1761,33 @@
               <w:jc w:val="both"/>
               <w:rPr>
                 <w:rFonts w:ascii="SolaimanLipi" w:hAnsi="SolaimanLipi" w:cs="SolaimanLipi"/>
-                <w:szCs w:val="28"/>
+                <w:sz w:val="20"/>
+                <w:szCs w:val="20"/>
               </w:rPr>
             </w:pPr>
             <w:r>
               <w:rPr>
                 <w:rFonts w:ascii="SolaimanLipi" w:hAnsi="SolaimanLipi" w:cs="SolaimanLipi"/>
-                <w:szCs w:val="28"/>
+                <w:sz w:val="20"/>
+                <w:szCs w:val="20"/>
               </w:rPr>
               <w:t>{</w:t>
             </w:r>
+            <w:proofErr w:type="spellStart"/>
             <w:r>
               <w:rPr>
-                <w:rFonts w:ascii="Consolas" w:hAnsi="Consolas" w:cs="Consolas"/>
-                <w:color w:val="000000"/>
-                <w:sz w:val="18"/>
-                <w:szCs w:val="19"/>
-                <w:highlight w:val="white"/>
-              </w:rPr>
-              <w:t>NomineeAg</w:t>
+                <w:rFonts w:ascii="SolaimanLipi" w:hAnsi="SolaimanLipi" w:cs="SolaimanLipi"/>
+                <w:sz w:val="20"/>
+                <w:szCs w:val="20"/>
+              </w:rPr>
+              <w:t>NomineeAge</w:t>
             </w:r>
+            <w:proofErr w:type="spellEnd"/>
             <w:r>
               <w:rPr>
-                <w:rFonts w:ascii="Consolas" w:hAnsi="Consolas" w:cs="Consolas"/>
-                <w:color w:val="000000"/>
-                <w:sz w:val="18"/>
-                <w:szCs w:val="19"/>
-              </w:rPr>
-              <w:t>e</w:t>
-            </w:r>
-            <w:r>
-              <w:rPr>
-                <w:rFonts w:ascii="SolaimanLipi" w:hAnsi="SolaimanLipi" w:cs="SolaimanLipi"/>
-                <w:szCs w:val="28"/>
+                <w:rFonts w:ascii="SolaimanLipi" w:hAnsi="SolaimanLipi" w:cs="SolaimanLipi"/>
+                <w:sz w:val="20"/>
+                <w:szCs w:val="20"/>
               </w:rPr>
               <w:t>}</w:t>
             </w:r>
@@ -1711,7 +1795,7 @@
         </w:tc>
         <w:tc>
           <w:tcPr>
-            <w:tcW w:w="1342" w:type="dxa"/>
+            <w:tcW w:w="1833" w:type="dxa"/>
             <w:vAlign w:val="center"/>
           </w:tcPr>
           <w:p>
@@ -1719,15 +1803,15 @@
               <w:jc w:val="both"/>
               <w:rPr>
                 <w:rFonts w:ascii="SolaimanLipi" w:hAnsi="SolaimanLipi" w:cs="SolaimanLipi"/>
-                <w:sz w:val="22"/>
-                <w:szCs w:val="22"/>
+                <w:sz w:val="20"/>
+                <w:szCs w:val="20"/>
               </w:rPr>
             </w:pPr>
             <w:r>
               <w:rPr>
                 <w:rFonts w:ascii="SolaimanLipi" w:hAnsi="SolaimanLipi" w:cs="SolaimanLipi"/>
-                <w:sz w:val="22"/>
-                <w:szCs w:val="22"/>
+                <w:sz w:val="20"/>
+                <w:szCs w:val="20"/>
                 <w:cs/>
                 <w:lang w:bidi="bn-IN"/>
               </w:rPr>
@@ -1737,17 +1821,27 @@
         </w:tc>
         <w:tc>
           <w:tcPr>
-            <w:tcW w:w="1162" w:type="dxa"/>
+            <w:tcW w:w="1137" w:type="dxa"/>
           </w:tcPr>
           <w:p>
             <w:pPr>
               <w:jc w:val="both"/>
               <w:rPr>
                 <w:rFonts w:ascii="SolaimanLipi" w:hAnsi="SolaimanLipi" w:cs="SolaimanLipi"/>
-                <w:sz w:val="32"/>
-                <w:szCs w:val="28"/>
+                <w:sz w:val="18"/>
+                <w:szCs w:val="18"/>
+                <w:lang w:bidi="bn-IN"/>
               </w:rPr>
             </w:pPr>
+            <w:r>
+              <w:rPr>
+                <w:rFonts w:ascii="SolaimanLipi" w:hAnsi="SolaimanLipi" w:cs="SolaimanLipi"/>
+                <w:sz w:val="18"/>
+                <w:szCs w:val="18"/>
+                <w:lang w:bidi="bn-IN"/>
+              </w:rPr>
+              <w:t>১০০%</w:t>
+            </w:r>
           </w:p>
         </w:tc>
       </w:tr>
@@ -1757,7 +1851,7 @@
         </w:trPr>
         <w:tc>
           <w:tcPr>
-            <w:tcW w:w="4791" w:type="dxa"/>
+            <w:tcW w:w="4351" w:type="dxa"/>
             <w:vMerge/>
           </w:tcPr>
           <w:p>
@@ -1765,14 +1859,15 @@
               <w:jc w:val="both"/>
               <w:rPr>
                 <w:rFonts w:ascii="SolaimanLipi" w:hAnsi="SolaimanLipi" w:cs="SolaimanLipi"/>
-                <w:szCs w:val="28"/>
+                <w:sz w:val="20"/>
+                <w:szCs w:val="20"/>
               </w:rPr>
             </w:pPr>
           </w:p>
         </w:tc>
         <w:tc>
           <w:tcPr>
-            <w:tcW w:w="1887" w:type="dxa"/>
+            <w:tcW w:w="1883" w:type="dxa"/>
             <w:vMerge/>
           </w:tcPr>
           <w:p>
@@ -1780,14 +1875,15 @@
               <w:jc w:val="both"/>
               <w:rPr>
                 <w:rFonts w:ascii="SolaimanLipi" w:hAnsi="SolaimanLipi" w:cs="SolaimanLipi"/>
-                <w:szCs w:val="28"/>
+                <w:sz w:val="20"/>
+                <w:szCs w:val="20"/>
               </w:rPr>
             </w:pPr>
           </w:p>
         </w:tc>
         <w:tc>
           <w:tcPr>
-            <w:tcW w:w="1523" w:type="dxa"/>
+            <w:tcW w:w="1056" w:type="dxa"/>
             <w:vMerge/>
           </w:tcPr>
           <w:p>
@@ -1795,14 +1891,15 @@
               <w:jc w:val="both"/>
               <w:rPr>
                 <w:rFonts w:ascii="SolaimanLipi" w:hAnsi="SolaimanLipi" w:cs="SolaimanLipi"/>
-                <w:szCs w:val="28"/>
+                <w:sz w:val="20"/>
+                <w:szCs w:val="20"/>
               </w:rPr>
             </w:pPr>
           </w:p>
         </w:tc>
         <w:tc>
           <w:tcPr>
-            <w:tcW w:w="1342" w:type="dxa"/>
+            <w:tcW w:w="1833" w:type="dxa"/>
             <w:vAlign w:val="center"/>
           </w:tcPr>
           <w:p>
@@ -1810,15 +1907,15 @@
               <w:jc w:val="both"/>
               <w:rPr>
                 <w:rFonts w:ascii="SolaimanLipi" w:hAnsi="SolaimanLipi" w:cs="SolaimanLipi"/>
-                <w:sz w:val="22"/>
-                <w:szCs w:val="22"/>
+                <w:sz w:val="20"/>
+                <w:szCs w:val="20"/>
               </w:rPr>
             </w:pPr>
             <w:r>
               <w:rPr>
                 <w:rFonts w:ascii="SolaimanLipi" w:hAnsi="SolaimanLipi" w:cs="SolaimanLipi"/>
-                <w:sz w:val="22"/>
-                <w:szCs w:val="22"/>
+                <w:sz w:val="20"/>
+                <w:szCs w:val="20"/>
                 <w:cs/>
                 <w:lang w:bidi="bn-IN"/>
               </w:rPr>
@@ -1828,17 +1925,26 @@
         </w:tc>
         <w:tc>
           <w:tcPr>
-            <w:tcW w:w="1162" w:type="dxa"/>
+            <w:tcW w:w="1137" w:type="dxa"/>
           </w:tcPr>
           <w:p>
             <w:pPr>
               <w:jc w:val="both"/>
               <w:rPr>
                 <w:rFonts w:ascii="SolaimanLipi" w:hAnsi="SolaimanLipi" w:cs="SolaimanLipi"/>
-                <w:sz w:val="32"/>
-                <w:szCs w:val="28"/>
+                <w:sz w:val="18"/>
+                <w:szCs w:val="18"/>
               </w:rPr>
             </w:pPr>
+            <w:r>
+              <w:rPr>
+                <w:rFonts w:ascii="SolaimanLipi" w:hAnsi="SolaimanLipi" w:cs="SolaimanLipi"/>
+                <w:sz w:val="18"/>
+                <w:szCs w:val="18"/>
+                <w:lang w:bidi="bn-IN"/>
+              </w:rPr>
+              <w:t>১০০%</w:t>
+            </w:r>
           </w:p>
         </w:tc>
       </w:tr>
@@ -1848,7 +1954,7 @@
         </w:trPr>
         <w:tc>
           <w:tcPr>
-            <w:tcW w:w="4791" w:type="dxa"/>
+            <w:tcW w:w="4351" w:type="dxa"/>
             <w:vMerge/>
           </w:tcPr>
           <w:p>
@@ -1856,14 +1962,15 @@
               <w:jc w:val="both"/>
               <w:rPr>
                 <w:rFonts w:ascii="SolaimanLipi" w:hAnsi="SolaimanLipi" w:cs="SolaimanLipi"/>
-                <w:szCs w:val="28"/>
+                <w:sz w:val="20"/>
+                <w:szCs w:val="20"/>
               </w:rPr>
             </w:pPr>
           </w:p>
         </w:tc>
         <w:tc>
           <w:tcPr>
-            <w:tcW w:w="1887" w:type="dxa"/>
+            <w:tcW w:w="1883" w:type="dxa"/>
             <w:vMerge/>
           </w:tcPr>
           <w:p>
@@ -1871,14 +1978,15 @@
               <w:jc w:val="both"/>
               <w:rPr>
                 <w:rFonts w:ascii="SolaimanLipi" w:hAnsi="SolaimanLipi" w:cs="SolaimanLipi"/>
-                <w:szCs w:val="28"/>
+                <w:sz w:val="20"/>
+                <w:szCs w:val="20"/>
               </w:rPr>
             </w:pPr>
           </w:p>
         </w:tc>
         <w:tc>
           <w:tcPr>
-            <w:tcW w:w="1523" w:type="dxa"/>
+            <w:tcW w:w="1056" w:type="dxa"/>
             <w:vMerge/>
           </w:tcPr>
           <w:p>
@@ -1886,14 +1994,15 @@
               <w:jc w:val="both"/>
               <w:rPr>
                 <w:rFonts w:ascii="SolaimanLipi" w:hAnsi="SolaimanLipi" w:cs="SolaimanLipi"/>
-                <w:szCs w:val="28"/>
+                <w:sz w:val="20"/>
+                <w:szCs w:val="20"/>
               </w:rPr>
             </w:pPr>
           </w:p>
         </w:tc>
         <w:tc>
           <w:tcPr>
-            <w:tcW w:w="1342" w:type="dxa"/>
+            <w:tcW w:w="1833" w:type="dxa"/>
             <w:vAlign w:val="center"/>
           </w:tcPr>
           <w:p>
@@ -1901,15 +2010,15 @@
               <w:jc w:val="both"/>
               <w:rPr>
                 <w:rFonts w:ascii="SolaimanLipi" w:hAnsi="SolaimanLipi" w:cs="SolaimanLipi"/>
-                <w:sz w:val="22"/>
-                <w:szCs w:val="22"/>
+                <w:sz w:val="20"/>
+                <w:szCs w:val="20"/>
               </w:rPr>
             </w:pPr>
             <w:r>
               <w:rPr>
                 <w:rFonts w:ascii="SolaimanLipi" w:hAnsi="SolaimanLipi" w:cs="SolaimanLipi"/>
-                <w:sz w:val="22"/>
-                <w:szCs w:val="22"/>
+                <w:sz w:val="20"/>
+                <w:szCs w:val="20"/>
                 <w:cs/>
                 <w:lang w:bidi="bn-IN"/>
               </w:rPr>
@@ -1918,8 +2027,8 @@
             <w:r>
               <w:rPr>
                 <w:rFonts w:ascii="SolaimanLipi" w:hAnsi="SolaimanLipi" w:cs="SolaimanLipi"/>
-                <w:sz w:val="22"/>
-                <w:szCs w:val="22"/>
+                <w:sz w:val="20"/>
+                <w:szCs w:val="20"/>
                 <w:cs/>
                 <w:lang w:bidi="bn-IN"/>
               </w:rPr>
@@ -1929,17 +2038,26 @@
         </w:tc>
         <w:tc>
           <w:tcPr>
-            <w:tcW w:w="1162" w:type="dxa"/>
+            <w:tcW w:w="1137" w:type="dxa"/>
           </w:tcPr>
           <w:p>
             <w:pPr>
               <w:jc w:val="both"/>
               <w:rPr>
                 <w:rFonts w:ascii="SolaimanLipi" w:hAnsi="SolaimanLipi" w:cs="SolaimanLipi"/>
-                <w:sz w:val="32"/>
-                <w:szCs w:val="28"/>
+                <w:sz w:val="18"/>
+                <w:szCs w:val="18"/>
               </w:rPr>
             </w:pPr>
+            <w:r>
+              <w:rPr>
+                <w:rFonts w:ascii="SolaimanLipi" w:hAnsi="SolaimanLipi" w:cs="SolaimanLipi"/>
+                <w:sz w:val="18"/>
+                <w:szCs w:val="18"/>
+                <w:lang w:bidi="bn-IN"/>
+              </w:rPr>
+              <w:t>১০০%</w:t>
+            </w:r>
           </w:p>
         </w:tc>
       </w:tr>
@@ -1949,7 +2067,7 @@
         </w:trPr>
         <w:tc>
           <w:tcPr>
-            <w:tcW w:w="4791" w:type="dxa"/>
+            <w:tcW w:w="4351" w:type="dxa"/>
             <w:vMerge/>
           </w:tcPr>
           <w:p>
@@ -1957,14 +2075,15 @@
               <w:jc w:val="both"/>
               <w:rPr>
                 <w:rFonts w:ascii="SolaimanLipi" w:hAnsi="SolaimanLipi" w:cs="SolaimanLipi"/>
-                <w:szCs w:val="28"/>
+                <w:sz w:val="20"/>
+                <w:szCs w:val="20"/>
               </w:rPr>
             </w:pPr>
           </w:p>
         </w:tc>
         <w:tc>
           <w:tcPr>
-            <w:tcW w:w="1887" w:type="dxa"/>
+            <w:tcW w:w="1883" w:type="dxa"/>
             <w:vMerge/>
           </w:tcPr>
           <w:p>
@@ -1972,14 +2091,15 @@
               <w:jc w:val="both"/>
               <w:rPr>
                 <w:rFonts w:ascii="SolaimanLipi" w:hAnsi="SolaimanLipi" w:cs="SolaimanLipi"/>
-                <w:szCs w:val="28"/>
+                <w:sz w:val="20"/>
+                <w:szCs w:val="20"/>
               </w:rPr>
             </w:pPr>
           </w:p>
         </w:tc>
         <w:tc>
           <w:tcPr>
-            <w:tcW w:w="1523" w:type="dxa"/>
+            <w:tcW w:w="1056" w:type="dxa"/>
             <w:vMerge/>
           </w:tcPr>
           <w:p>
@@ -1987,14 +2107,15 @@
               <w:jc w:val="both"/>
               <w:rPr>
                 <w:rFonts w:ascii="SolaimanLipi" w:hAnsi="SolaimanLipi" w:cs="SolaimanLipi"/>
-                <w:szCs w:val="28"/>
+                <w:sz w:val="20"/>
+                <w:szCs w:val="20"/>
               </w:rPr>
             </w:pPr>
           </w:p>
         </w:tc>
         <w:tc>
           <w:tcPr>
-            <w:tcW w:w="1342" w:type="dxa"/>
+            <w:tcW w:w="1833" w:type="dxa"/>
             <w:vAlign w:val="center"/>
           </w:tcPr>
           <w:p>
@@ -2002,15 +2123,15 @@
               <w:jc w:val="both"/>
               <w:rPr>
                 <w:rFonts w:ascii="SolaimanLipi" w:hAnsi="SolaimanLipi" w:cs="SolaimanLipi"/>
-                <w:sz w:val="22"/>
-                <w:szCs w:val="22"/>
+                <w:sz w:val="20"/>
+                <w:szCs w:val="20"/>
               </w:rPr>
             </w:pPr>
             <w:r>
               <w:rPr>
                 <w:rFonts w:ascii="SolaimanLipi" w:hAnsi="SolaimanLipi" w:cs="SolaimanLipi"/>
-                <w:sz w:val="22"/>
-                <w:szCs w:val="22"/>
+                <w:sz w:val="20"/>
+                <w:szCs w:val="20"/>
                 <w:cs/>
                 <w:lang w:bidi="bn-IN"/>
               </w:rPr>
@@ -2019,8 +2140,8 @@
             <w:r>
               <w:rPr>
                 <w:rFonts w:ascii="SolaimanLipi" w:hAnsi="SolaimanLipi" w:cs="SolaimanLipi"/>
-                <w:sz w:val="22"/>
-                <w:szCs w:val="22"/>
+                <w:sz w:val="20"/>
+                <w:szCs w:val="20"/>
                 <w:lang w:bidi="bn-IN"/>
               </w:rPr>
               <w:t xml:space="preserve"> </w:t>
@@ -2028,8 +2149,8 @@
             <w:r>
               <w:rPr>
                 <w:rFonts w:ascii="SolaimanLipi" w:hAnsi="SolaimanLipi" w:cs="SolaimanLipi"/>
-                <w:sz w:val="22"/>
-                <w:szCs w:val="22"/>
+                <w:sz w:val="20"/>
+                <w:szCs w:val="20"/>
                 <w:cs/>
                 <w:lang w:bidi="bn-IN"/>
               </w:rPr>
@@ -2039,17 +2160,26 @@
         </w:tc>
         <w:tc>
           <w:tcPr>
-            <w:tcW w:w="1162" w:type="dxa"/>
+            <w:tcW w:w="1137" w:type="dxa"/>
           </w:tcPr>
           <w:p>
             <w:pPr>
               <w:jc w:val="both"/>
               <w:rPr>
                 <w:rFonts w:ascii="SolaimanLipi" w:hAnsi="SolaimanLipi" w:cs="SolaimanLipi"/>
-                <w:sz w:val="32"/>
-                <w:szCs w:val="28"/>
+                <w:sz w:val="18"/>
+                <w:szCs w:val="18"/>
               </w:rPr>
             </w:pPr>
+            <w:r>
+              <w:rPr>
+                <w:rFonts w:ascii="SolaimanLipi" w:hAnsi="SolaimanLipi" w:cs="SolaimanLipi"/>
+                <w:sz w:val="18"/>
+                <w:szCs w:val="18"/>
+                <w:lang w:bidi="bn-IN"/>
+              </w:rPr>
+              <w:t>১০০%</w:t>
+            </w:r>
           </w:p>
         </w:tc>
       </w:tr>
@@ -2059,7 +2189,7 @@
         </w:trPr>
         <w:tc>
           <w:tcPr>
-            <w:tcW w:w="4791" w:type="dxa"/>
+            <w:tcW w:w="4351" w:type="dxa"/>
             <w:vMerge/>
           </w:tcPr>
           <w:p>
@@ -2067,14 +2197,15 @@
               <w:jc w:val="both"/>
               <w:rPr>
                 <w:rFonts w:ascii="SolaimanLipi" w:hAnsi="SolaimanLipi" w:cs="SolaimanLipi"/>
-                <w:szCs w:val="28"/>
+                <w:sz w:val="20"/>
+                <w:szCs w:val="20"/>
               </w:rPr>
             </w:pPr>
           </w:p>
         </w:tc>
         <w:tc>
           <w:tcPr>
-            <w:tcW w:w="1887" w:type="dxa"/>
+            <w:tcW w:w="1883" w:type="dxa"/>
             <w:vMerge/>
           </w:tcPr>
           <w:p>
@@ -2082,14 +2213,15 @@
               <w:jc w:val="both"/>
               <w:rPr>
                 <w:rFonts w:ascii="SolaimanLipi" w:hAnsi="SolaimanLipi" w:cs="SolaimanLipi"/>
-                <w:szCs w:val="28"/>
+                <w:sz w:val="20"/>
+                <w:szCs w:val="20"/>
               </w:rPr>
             </w:pPr>
           </w:p>
         </w:tc>
         <w:tc>
           <w:tcPr>
-            <w:tcW w:w="1523" w:type="dxa"/>
+            <w:tcW w:w="1056" w:type="dxa"/>
             <w:vMerge/>
           </w:tcPr>
           <w:p>
@@ -2097,14 +2229,15 @@
               <w:jc w:val="both"/>
               <w:rPr>
                 <w:rFonts w:ascii="SolaimanLipi" w:hAnsi="SolaimanLipi" w:cs="SolaimanLipi"/>
-                <w:szCs w:val="28"/>
+                <w:sz w:val="20"/>
+                <w:szCs w:val="20"/>
               </w:rPr>
             </w:pPr>
           </w:p>
         </w:tc>
         <w:tc>
           <w:tcPr>
-            <w:tcW w:w="1342" w:type="dxa"/>
+            <w:tcW w:w="1833" w:type="dxa"/>
             <w:vAlign w:val="center"/>
           </w:tcPr>
           <w:p>
@@ -2112,15 +2245,15 @@
               <w:jc w:val="both"/>
               <w:rPr>
                 <w:rFonts w:ascii="SolaimanLipi" w:hAnsi="SolaimanLipi" w:cs="SolaimanLipi"/>
-                <w:sz w:val="22"/>
-                <w:szCs w:val="22"/>
+                <w:sz w:val="20"/>
+                <w:szCs w:val="20"/>
               </w:rPr>
             </w:pPr>
             <w:r>
               <w:rPr>
                 <w:rFonts w:ascii="SolaimanLipi" w:hAnsi="SolaimanLipi" w:cs="SolaimanLipi"/>
-                <w:sz w:val="22"/>
-                <w:szCs w:val="22"/>
+                <w:sz w:val="20"/>
+                <w:szCs w:val="20"/>
                 <w:cs/>
                 <w:lang w:bidi="bn-IN"/>
               </w:rPr>
@@ -2130,17 +2263,28 @@
         </w:tc>
         <w:tc>
           <w:tcPr>
-            <w:tcW w:w="1162" w:type="dxa"/>
+            <w:tcW w:w="1137" w:type="dxa"/>
           </w:tcPr>
           <w:p>
             <w:pPr>
               <w:jc w:val="both"/>
               <w:rPr>
                 <w:rFonts w:ascii="SolaimanLipi" w:hAnsi="SolaimanLipi" w:cs="SolaimanLipi"/>
-                <w:sz w:val="32"/>
-                <w:szCs w:val="28"/>
+                <w:sz w:val="18"/>
+                <w:szCs w:val="18"/>
+                <w:cs/>
+                <w:lang w:bidi="bn-IN"/>
               </w:rPr>
             </w:pPr>
+            <w:r>
+              <w:rPr>
+                <w:rFonts w:ascii="SolaimanLipi" w:hAnsi="SolaimanLipi" w:cs="SolaimanLipi"/>
+                <w:sz w:val="18"/>
+                <w:szCs w:val="18"/>
+                <w:lang w:bidi="bn-IN"/>
+              </w:rPr>
+              <w:t>১০০%</w:t>
+            </w:r>
           </w:p>
         </w:tc>
       </w:tr>
@@ -2150,7 +2294,7 @@
         </w:trPr>
         <w:tc>
           <w:tcPr>
-            <w:tcW w:w="4791" w:type="dxa"/>
+            <w:tcW w:w="4351" w:type="dxa"/>
             <w:vMerge/>
           </w:tcPr>
           <w:p>
@@ -2158,14 +2302,15 @@
               <w:jc w:val="both"/>
               <w:rPr>
                 <w:rFonts w:ascii="SolaimanLipi" w:hAnsi="SolaimanLipi" w:cs="SolaimanLipi"/>
-                <w:szCs w:val="28"/>
+                <w:sz w:val="20"/>
+                <w:szCs w:val="20"/>
               </w:rPr>
             </w:pPr>
           </w:p>
         </w:tc>
         <w:tc>
           <w:tcPr>
-            <w:tcW w:w="1887" w:type="dxa"/>
+            <w:tcW w:w="1883" w:type="dxa"/>
             <w:vMerge/>
           </w:tcPr>
           <w:p>
@@ -2173,14 +2318,15 @@
               <w:jc w:val="both"/>
               <w:rPr>
                 <w:rFonts w:ascii="SolaimanLipi" w:hAnsi="SolaimanLipi" w:cs="SolaimanLipi"/>
-                <w:szCs w:val="28"/>
+                <w:sz w:val="20"/>
+                <w:szCs w:val="20"/>
               </w:rPr>
             </w:pPr>
           </w:p>
         </w:tc>
         <w:tc>
           <w:tcPr>
-            <w:tcW w:w="1523" w:type="dxa"/>
+            <w:tcW w:w="1056" w:type="dxa"/>
             <w:vMerge/>
           </w:tcPr>
           <w:p>
@@ -2188,14 +2334,15 @@
               <w:jc w:val="both"/>
               <w:rPr>
                 <w:rFonts w:ascii="SolaimanLipi" w:hAnsi="SolaimanLipi" w:cs="SolaimanLipi"/>
-                <w:szCs w:val="28"/>
+                <w:sz w:val="20"/>
+                <w:szCs w:val="20"/>
               </w:rPr>
             </w:pPr>
           </w:p>
         </w:tc>
         <w:tc>
           <w:tcPr>
-            <w:tcW w:w="1342" w:type="dxa"/>
+            <w:tcW w:w="1833" w:type="dxa"/>
             <w:vAlign w:val="center"/>
           </w:tcPr>
           <w:p>
@@ -2203,15 +2350,15 @@
               <w:jc w:val="both"/>
               <w:rPr>
                 <w:rFonts w:ascii="SolaimanLipi" w:hAnsi="SolaimanLipi" w:cs="SolaimanLipi"/>
-                <w:sz w:val="22"/>
-                <w:szCs w:val="22"/>
+                <w:sz w:val="20"/>
+                <w:szCs w:val="20"/>
               </w:rPr>
             </w:pPr>
             <w:r>
               <w:rPr>
                 <w:rFonts w:ascii="SolaimanLipi" w:hAnsi="SolaimanLipi" w:cs="SolaimanLipi"/>
-                <w:sz w:val="22"/>
-                <w:szCs w:val="22"/>
+                <w:sz w:val="20"/>
+                <w:szCs w:val="20"/>
                 <w:cs/>
                 <w:lang w:bidi="bn-IN"/>
               </w:rPr>
@@ -2221,16 +2368,27 @@
         </w:tc>
         <w:tc>
           <w:tcPr>
-            <w:tcW w:w="1162" w:type="dxa"/>
+            <w:tcW w:w="1137" w:type="dxa"/>
           </w:tcPr>
           <w:p>
             <w:pPr>
               <w:jc w:val="both"/>
               <w:rPr>
                 <w:rFonts w:ascii="SolaimanLipi" w:hAnsi="SolaimanLipi" w:cs="SolaimanLipi"/>
-                <w:szCs w:val="28"/>
+                <w:sz w:val="18"/>
+                <w:szCs w:val="18"/>
+                <w:cs/>
               </w:rPr>
             </w:pPr>
+            <w:r>
+              <w:rPr>
+                <w:rFonts w:ascii="SolaimanLipi" w:hAnsi="SolaimanLipi" w:cs="SolaimanLipi"/>
+                <w:sz w:val="18"/>
+                <w:szCs w:val="18"/>
+                <w:lang w:bidi="bn-IN"/>
+              </w:rPr>
+              <w:t>১০০%</w:t>
+            </w:r>
           </w:p>
         </w:tc>
       </w:tr>
@@ -2240,44 +2398,126 @@
         <w:jc w:val="both"/>
         <w:rPr>
           <w:rFonts w:ascii="SolaimanLipi" w:hAnsi="SolaimanLipi" w:cs="SolaimanLipi"/>
-          <w:szCs w:val="28"/>
+          <w:sz w:val="20"/>
+          <w:szCs w:val="20"/>
         </w:rPr>
       </w:pPr>
     </w:p>
     <w:p>
       <w:pPr>
+        <w:ind w:left="-180" w:firstLine="180"/>
+        <w:jc w:val="both"/>
+        <w:rPr>
+          <w:rFonts w:ascii="SolaimanLipi" w:hAnsi="SolaimanLipi" w:cs="SolaimanLipi"/>
+          <w:sz w:val="20"/>
+          <w:szCs w:val="20"/>
+          <w:lang w:bidi="bn-IN"/>
+        </w:rPr>
+      </w:pPr>
+      <w:r>
+        <w:rPr>
+          <w:rFonts w:ascii="SolaimanLipi" w:hAnsi="SolaimanLipi" w:cs="SolaimanLipi"/>
+          <w:sz w:val="20"/>
+          <w:szCs w:val="20"/>
+          <w:cs/>
+          <w:lang w:bidi="bn-IN"/>
+        </w:rPr>
+        <w:t>প্রত্যয়ন করিতেছি যে</w:t>
+      </w:r>
+      <w:r>
+        <w:rPr>
+          <w:rFonts w:ascii="SolaimanLipi" w:hAnsi="SolaimanLipi" w:cs="SolaimanLipi"/>
+          <w:sz w:val="20"/>
+          <w:szCs w:val="20"/>
+        </w:rPr>
+        <w:t xml:space="preserve">, </w:t>
+      </w:r>
+      <w:r>
+        <w:rPr>
+          <w:rFonts w:ascii="SolaimanLipi" w:hAnsi="SolaimanLipi" w:cs="SolaimanLipi"/>
+          <w:sz w:val="20"/>
+          <w:szCs w:val="20"/>
+          <w:cs/>
+          <w:lang w:bidi="bn-IN"/>
+        </w:rPr>
+        <w:t xml:space="preserve">আমার উপস্থিতিতে জনাব/জনাবা </w:t>
+      </w:r>
+      <w:r>
+        <w:rPr>
+          <w:rFonts w:ascii="SolaimanLipi" w:hAnsi="SolaimanLipi" w:cs="SolaimanLipi"/>
+          <w:b/>
+          <w:bCs/>
+          <w:color w:val="000000" w:themeColor="text1"/>
+          <w:sz w:val="20"/>
+          <w:szCs w:val="20"/>
+        </w:rPr>
+        <w:t>{</w:t>
+      </w:r>
+      <w:proofErr w:type="spellStart"/>
+      <w:r>
+        <w:rPr>
+          <w:rFonts w:ascii="SolaimanLipi" w:hAnsi="SolaimanLipi" w:cs="SolaimanLipi"/>
+          <w:b/>
+          <w:bCs/>
+          <w:color w:val="000000" w:themeColor="text1"/>
+          <w:sz w:val="20"/>
+          <w:szCs w:val="20"/>
+          <w:shd w:val="clear" w:color="auto" w:fill="EDF3F8"/>
+        </w:rPr>
+        <w:t>EmployeeName</w:t>
+      </w:r>
+      <w:proofErr w:type="spellEnd"/>
+      <w:r>
+        <w:rPr>
+          <w:rFonts w:ascii="SolaimanLipi" w:hAnsi="SolaimanLipi" w:cs="SolaimanLipi"/>
+          <w:b/>
+          <w:bCs/>
+          <w:color w:val="000000" w:themeColor="text1"/>
+          <w:sz w:val="20"/>
+          <w:szCs w:val="20"/>
+        </w:rPr>
+        <w:t>}</w:t>
+      </w:r>
+      <w:r>
+        <w:rPr>
+          <w:rFonts w:ascii="SolaimanLipi" w:hAnsi="SolaimanLipi" w:cs="SolaimanLipi"/>
+          <w:color w:val="000000" w:themeColor="text1"/>
+          <w:sz w:val="20"/>
+          <w:szCs w:val="20"/>
+        </w:rPr>
+        <w:t xml:space="preserve"> </w:t>
+      </w:r>
+      <w:r>
+        <w:rPr>
+          <w:rFonts w:ascii="SolaimanLipi" w:hAnsi="SolaimanLipi" w:cs="SolaimanLipi"/>
+          <w:sz w:val="20"/>
+          <w:szCs w:val="20"/>
+          <w:cs/>
+          <w:lang w:bidi="bn-IN"/>
+        </w:rPr>
+        <w:t xml:space="preserve"> লিপিবদ্ধ বিবরণসমূহ পাঠ করিবার পর </w:t>
+      </w:r>
+    </w:p>
+    <w:p>
+      <w:pPr>
         <w:ind w:left="-180"/>
         <w:jc w:val="both"/>
         <w:rPr>
           <w:rFonts w:ascii="SolaimanLipi" w:hAnsi="SolaimanLipi" w:cs="SolaimanLipi"/>
-          <w:sz w:val="22"/>
+          <w:sz w:val="20"/>
+          <w:szCs w:val="20"/>
           <w:lang w:bidi="bn-IN"/>
         </w:rPr>
       </w:pPr>
       <w:r>
         <w:rPr>
           <w:rFonts w:ascii="SolaimanLipi" w:hAnsi="SolaimanLipi" w:cs="SolaimanLipi"/>
-          <w:sz w:val="22"/>
+          <w:sz w:val="20"/>
+          <w:szCs w:val="20"/>
           <w:cs/>
           <w:lang w:bidi="bn-IN"/>
         </w:rPr>
-        <w:t>প্রত্যয়ন করিতেছি যে</w:t>
-      </w:r>
-      <w:r>
-        <w:rPr>
-          <w:rFonts w:ascii="SolaimanLipi" w:hAnsi="SolaimanLipi" w:cs="SolaimanLipi"/>
-          <w:sz w:val="22"/>
-        </w:rPr>
-        <w:t xml:space="preserve">, </w:t>
-      </w:r>
-      <w:r>
-        <w:rPr>
-          <w:rFonts w:ascii="SolaimanLipi" w:hAnsi="SolaimanLipi" w:cs="SolaimanLipi"/>
-          <w:sz w:val="22"/>
-          <w:cs/>
-          <w:lang w:bidi="bn-IN"/>
-        </w:rPr>
-        <w:t xml:space="preserve">আমার উপস্থিতিতে জনাব/জনাবা ........................................................... লিপিবদ্ধ বিবরণসমূহ পাঠ করিবার পর </w:t>
+        <w:t>উক্ত ঘোষনা স্বাক্ষর করিয়াছেন।</w:t>
       </w:r>
     </w:p>
     <w:p>
@@ -2286,28 +2526,8 @@
         <w:jc w:val="both"/>
         <w:rPr>
           <w:rFonts w:ascii="SolaimanLipi" w:hAnsi="SolaimanLipi" w:cs="SolaimanLipi"/>
-          <w:sz w:val="22"/>
-          <w:lang w:bidi="bn-IN"/>
-        </w:rPr>
-      </w:pPr>
-      <w:r>
-        <w:rPr>
-          <w:rFonts w:ascii="SolaimanLipi" w:hAnsi="SolaimanLipi" w:cs="SolaimanLipi"/>
-          <w:sz w:val="22"/>
-          <w:cs/>
-          <w:lang w:bidi="bn-IN"/>
-        </w:rPr>
-        <w:t>উক্ত ঘোষনা স্বাক্ষর করিয়াছেন।</w:t>
-      </w:r>
-    </w:p>
-    <w:p>
-      <w:pPr>
-        <w:ind w:left="-180"/>
-        <w:jc w:val="both"/>
-        <w:rPr>
-          <w:rFonts w:ascii="SolaimanLipi" w:hAnsi="SolaimanLipi" w:cs="SolaimanLipi"/>
-          <w:sz w:val="12"/>
-          <w:szCs w:val="10"/>
+          <w:sz w:val="20"/>
+          <w:szCs w:val="20"/>
         </w:rPr>
       </w:pPr>
     </w:p>
@@ -2315,20 +2535,20 @@
       <w:tblPr>
         <w:tblStyle w:val="TableGrid"/>
         <w:tblW w:w="0" w:type="auto"/>
-        <w:tblInd w:w="-180" w:type="dxa"/>
+        <w:tblInd w:w="85" w:type="dxa"/>
         <w:tblLook w:val="04A0" w:firstRow="1" w:lastRow="0" w:firstColumn="1" w:lastColumn="0" w:noHBand="0" w:noVBand="1"/>
       </w:tblPr>
       <w:tblGrid>
-        <w:gridCol w:w="2127"/>
-        <w:gridCol w:w="2128"/>
-        <w:gridCol w:w="1680"/>
-        <w:gridCol w:w="2576"/>
-        <w:gridCol w:w="2128"/>
+        <w:gridCol w:w="2610"/>
+        <w:gridCol w:w="1380"/>
+        <w:gridCol w:w="1050"/>
+        <w:gridCol w:w="3510"/>
+        <w:gridCol w:w="1824"/>
       </w:tblGrid>
       <w:tr>
         <w:tc>
           <w:tcPr>
-            <w:tcW w:w="2127" w:type="dxa"/>
+            <w:tcW w:w="2610" w:type="dxa"/>
             <w:tcBorders>
               <w:bottom w:val="single" w:sz="4" w:space="0" w:color="auto"/>
             </w:tcBorders>
@@ -2341,7 +2561,7 @@
                 <w:rFonts w:ascii="SolaimanLipi" w:hAnsi="SolaimanLipi" w:cs="SolaimanLipi"/>
                 <w:b/>
                 <w:sz w:val="20"/>
-                <w:szCs w:val="28"/>
+                <w:szCs w:val="20"/>
               </w:rPr>
             </w:pPr>
           </w:p>
@@ -2350,15 +2570,15 @@
               <w:rPr>
                 <w:rFonts w:ascii="SolaimanLipi" w:hAnsi="SolaimanLipi" w:cs="SolaimanLipi"/>
                 <w:b/>
-                <w:sz w:val="48"/>
-                <w:szCs w:val="58"/>
+                <w:sz w:val="20"/>
+                <w:szCs w:val="20"/>
               </w:rPr>
             </w:pPr>
           </w:p>
         </w:tc>
         <w:tc>
           <w:tcPr>
-            <w:tcW w:w="2128" w:type="dxa"/>
+            <w:tcW w:w="1380" w:type="dxa"/>
             <w:tcBorders>
               <w:bottom w:val="single" w:sz="4" w:space="0" w:color="auto"/>
               <w:right w:val="single" w:sz="4" w:space="0" w:color="auto"/>
@@ -2371,14 +2591,14 @@
                 <w:rFonts w:ascii="SolaimanLipi" w:hAnsi="SolaimanLipi" w:cs="SolaimanLipi"/>
                 <w:b/>
                 <w:sz w:val="20"/>
-                <w:szCs w:val="28"/>
+                <w:szCs w:val="20"/>
               </w:rPr>
             </w:pPr>
           </w:p>
         </w:tc>
         <w:tc>
           <w:tcPr>
-            <w:tcW w:w="1680" w:type="dxa"/>
+            <w:tcW w:w="1050" w:type="dxa"/>
             <w:tcBorders>
               <w:top w:val="nil"/>
               <w:left w:val="single" w:sz="4" w:space="0" w:color="auto"/>
@@ -2392,14 +2612,15 @@
               <w:jc w:val="both"/>
               <w:rPr>
                 <w:rFonts w:ascii="SolaimanLipi" w:hAnsi="SolaimanLipi" w:cs="SolaimanLipi"/>
-                <w:szCs w:val="28"/>
+                <w:sz w:val="20"/>
+                <w:szCs w:val="20"/>
               </w:rPr>
             </w:pPr>
           </w:p>
         </w:tc>
         <w:tc>
           <w:tcPr>
-            <w:tcW w:w="2576" w:type="dxa"/>
+            <w:tcW w:w="3510" w:type="dxa"/>
             <w:tcBorders>
               <w:top w:val="single" w:sz="4" w:space="0" w:color="auto"/>
               <w:left w:val="single" w:sz="4" w:space="0" w:color="auto"/>
@@ -2413,14 +2634,14 @@
                 <w:rFonts w:ascii="SolaimanLipi" w:hAnsi="SolaimanLipi" w:cs="SolaimanLipi"/>
                 <w:b/>
                 <w:sz w:val="20"/>
-                <w:szCs w:val="28"/>
+                <w:szCs w:val="20"/>
               </w:rPr>
             </w:pPr>
           </w:p>
         </w:tc>
         <w:tc>
           <w:tcPr>
-            <w:tcW w:w="2128" w:type="dxa"/>
+            <w:tcW w:w="1824" w:type="dxa"/>
             <w:tcBorders>
               <w:top w:val="single" w:sz="4" w:space="0" w:color="auto"/>
               <w:bottom w:val="single" w:sz="4" w:space="0" w:color="auto"/>
@@ -2433,7 +2654,7 @@
                 <w:rFonts w:ascii="SolaimanLipi" w:hAnsi="SolaimanLipi" w:cs="SolaimanLipi"/>
                 <w:b/>
                 <w:sz w:val="20"/>
-                <w:szCs w:val="28"/>
+                <w:szCs w:val="20"/>
               </w:rPr>
             </w:pPr>
           </w:p>
@@ -2442,7 +2663,7 @@
       <w:tr>
         <w:tc>
           <w:tcPr>
-            <w:tcW w:w="2127" w:type="dxa"/>
+            <w:tcW w:w="2610" w:type="dxa"/>
             <w:tcBorders>
               <w:bottom w:val="single" w:sz="4" w:space="0" w:color="auto"/>
             </w:tcBorders>
@@ -2454,14 +2675,16 @@
               <w:jc w:val="center"/>
               <w:rPr>
                 <w:rFonts w:ascii="SolaimanLipi" w:hAnsi="SolaimanLipi" w:cs="SolaimanLipi"/>
-                <w:sz w:val="18"/>
+                <w:sz w:val="20"/>
+                <w:szCs w:val="20"/>
               </w:rPr>
             </w:pPr>
             <w:r>
               <w:rPr>
                 <w:rFonts w:ascii="SolaimanLipi" w:hAnsi="SolaimanLipi" w:cs="SolaimanLipi"/>
                 <w:b/>
-                <w:sz w:val="18"/>
+                <w:sz w:val="20"/>
+                <w:szCs w:val="20"/>
                 <w:cs/>
                 <w:lang w:bidi="bn-IN"/>
               </w:rPr>
@@ -2471,7 +2694,7 @@
         </w:tc>
         <w:tc>
           <w:tcPr>
-            <w:tcW w:w="2128" w:type="dxa"/>
+            <w:tcW w:w="1380" w:type="dxa"/>
             <w:tcBorders>
               <w:bottom w:val="single" w:sz="4" w:space="0" w:color="auto"/>
               <w:right w:val="single" w:sz="4" w:space="0" w:color="auto"/>
@@ -2484,14 +2707,16 @@
               <w:jc w:val="center"/>
               <w:rPr>
                 <w:rFonts w:ascii="SolaimanLipi" w:hAnsi="SolaimanLipi" w:cs="SolaimanLipi"/>
-                <w:sz w:val="18"/>
+                <w:sz w:val="20"/>
+                <w:szCs w:val="20"/>
               </w:rPr>
             </w:pPr>
             <w:r>
               <w:rPr>
                 <w:rFonts w:ascii="SolaimanLipi" w:hAnsi="SolaimanLipi" w:cs="SolaimanLipi"/>
                 <w:b/>
-                <w:sz w:val="18"/>
+                <w:sz w:val="20"/>
+                <w:szCs w:val="20"/>
                 <w:cs/>
                 <w:lang w:bidi="bn-IN"/>
               </w:rPr>
@@ -2501,7 +2726,7 @@
         </w:tc>
         <w:tc>
           <w:tcPr>
-            <w:tcW w:w="1680" w:type="dxa"/>
+            <w:tcW w:w="1050" w:type="dxa"/>
             <w:tcBorders>
               <w:top w:val="nil"/>
               <w:left w:val="single" w:sz="4" w:space="0" w:color="auto"/>
@@ -2515,14 +2740,15 @@
               <w:jc w:val="both"/>
               <w:rPr>
                 <w:rFonts w:ascii="SolaimanLipi" w:hAnsi="SolaimanLipi" w:cs="SolaimanLipi"/>
-                <w:sz w:val="18"/>
+                <w:sz w:val="20"/>
+                <w:szCs w:val="20"/>
               </w:rPr>
             </w:pPr>
           </w:p>
         </w:tc>
         <w:tc>
           <w:tcPr>
-            <w:tcW w:w="2576" w:type="dxa"/>
+            <w:tcW w:w="3510" w:type="dxa"/>
             <w:tcBorders>
               <w:left w:val="single" w:sz="4" w:space="0" w:color="auto"/>
               <w:bottom w:val="single" w:sz="4" w:space="0" w:color="auto"/>
@@ -2535,7 +2761,8 @@
               <w:jc w:val="center"/>
               <w:rPr>
                 <w:rFonts w:ascii="SolaimanLipi" w:hAnsi="SolaimanLipi" w:cs="SolaimanLipi"/>
-                <w:sz w:val="18"/>
+                <w:sz w:val="20"/>
+                <w:szCs w:val="20"/>
                 <w:cs/>
                 <w:lang w:bidi="bn-IN"/>
               </w:rPr>
@@ -2544,7 +2771,8 @@
               <w:rPr>
                 <w:rFonts w:ascii="SolaimanLipi" w:hAnsi="SolaimanLipi" w:cs="SolaimanLipi"/>
                 <w:b/>
-                <w:sz w:val="18"/>
+                <w:sz w:val="20"/>
+                <w:szCs w:val="20"/>
                 <w:cs/>
                 <w:lang w:bidi="bn-IN"/>
               </w:rPr>
@@ -2554,7 +2782,7 @@
         </w:tc>
         <w:tc>
           <w:tcPr>
-            <w:tcW w:w="2128" w:type="dxa"/>
+            <w:tcW w:w="1824" w:type="dxa"/>
             <w:tcBorders>
               <w:bottom w:val="single" w:sz="4" w:space="0" w:color="auto"/>
             </w:tcBorders>
@@ -2566,14 +2794,16 @@
               <w:jc w:val="center"/>
               <w:rPr>
                 <w:rFonts w:ascii="SolaimanLipi" w:hAnsi="SolaimanLipi" w:cs="SolaimanLipi"/>
-                <w:sz w:val="18"/>
+                <w:sz w:val="20"/>
+                <w:szCs w:val="20"/>
               </w:rPr>
             </w:pPr>
             <w:r>
               <w:rPr>
                 <w:rFonts w:ascii="SolaimanLipi" w:hAnsi="SolaimanLipi" w:cs="SolaimanLipi"/>
                 <w:b/>
-                <w:sz w:val="18"/>
+                <w:sz w:val="20"/>
+                <w:szCs w:val="20"/>
                 <w:cs/>
                 <w:lang w:bidi="bn-IN"/>
               </w:rPr>
@@ -2585,7 +2815,7 @@
       <w:tr>
         <w:tc>
           <w:tcPr>
-            <w:tcW w:w="4255" w:type="dxa"/>
+            <w:tcW w:w="3990" w:type="dxa"/>
             <w:gridSpan w:val="2"/>
             <w:tcBorders>
               <w:top w:val="single" w:sz="4" w:space="0" w:color="auto"/>
@@ -2599,25 +2829,16 @@
               <w:jc w:val="both"/>
               <w:rPr>
                 <w:rFonts w:ascii="SolaimanLipi" w:hAnsi="SolaimanLipi" w:cs="SolaimanLipi"/>
-                <w:sz w:val="22"/>
-                <w:lang w:bidi="bn-IN"/>
-              </w:rPr>
-            </w:pPr>
-          </w:p>
-          <w:p>
-            <w:pPr>
-              <w:jc w:val="both"/>
-              <w:rPr>
-                <w:rFonts w:ascii="SolaimanLipi" w:hAnsi="SolaimanLipi" w:cs="SolaimanLipi"/>
-                <w:sz w:val="22"/>
-                <w:szCs w:val="30"/>
+                <w:sz w:val="20"/>
+                <w:szCs w:val="20"/>
                 <w:lang w:bidi="bn-IN"/>
               </w:rPr>
             </w:pPr>
             <w:r>
               <w:rPr>
                 <w:rFonts w:ascii="SolaimanLipi" w:hAnsi="SolaimanLipi" w:cs="SolaimanLipi"/>
-                <w:sz w:val="22"/>
+                <w:sz w:val="20"/>
+                <w:szCs w:val="20"/>
                 <w:cs/>
                 <w:lang w:bidi="bn-IN"/>
               </w:rPr>
@@ -2627,7 +2848,7 @@
         </w:tc>
         <w:tc>
           <w:tcPr>
-            <w:tcW w:w="1680" w:type="dxa"/>
+            <w:tcW w:w="1050" w:type="dxa"/>
             <w:tcBorders>
               <w:top w:val="nil"/>
               <w:left w:val="nil"/>
@@ -2640,14 +2861,15 @@
               <w:jc w:val="both"/>
               <w:rPr>
                 <w:rFonts w:ascii="SolaimanLipi" w:hAnsi="SolaimanLipi" w:cs="SolaimanLipi"/>
-                <w:sz w:val="22"/>
+                <w:sz w:val="20"/>
+                <w:szCs w:val="20"/>
               </w:rPr>
             </w:pPr>
           </w:p>
         </w:tc>
         <w:tc>
           <w:tcPr>
-            <w:tcW w:w="4704" w:type="dxa"/>
+            <w:tcW w:w="5334" w:type="dxa"/>
             <w:gridSpan w:val="2"/>
             <w:tcBorders>
               <w:top w:val="single" w:sz="4" w:space="0" w:color="auto"/>
@@ -2661,23 +2883,15 @@
               <w:jc w:val="both"/>
               <w:rPr>
                 <w:rFonts w:ascii="SolaimanLipi" w:hAnsi="SolaimanLipi" w:cs="SolaimanLipi"/>
-                <w:sz w:val="22"/>
-                <w:lang w:bidi="bn-IN"/>
-              </w:rPr>
-            </w:pPr>
-          </w:p>
-          <w:p>
-            <w:pPr>
-              <w:jc w:val="both"/>
-              <w:rPr>
-                <w:rFonts w:ascii="SolaimanLipi" w:hAnsi="SolaimanLipi" w:cs="SolaimanLipi"/>
-                <w:sz w:val="22"/>
+                <w:sz w:val="20"/>
+                <w:szCs w:val="20"/>
               </w:rPr>
             </w:pPr>
             <w:r>
               <w:rPr>
                 <w:rFonts w:ascii="SolaimanLipi" w:hAnsi="SolaimanLipi" w:cs="SolaimanLipi"/>
-                <w:sz w:val="22"/>
+                <w:sz w:val="20"/>
+                <w:szCs w:val="20"/>
                 <w:cs/>
                 <w:lang w:bidi="bn-IN"/>
               </w:rPr>
@@ -2692,7 +2906,8 @@
         <w:jc w:val="both"/>
         <w:rPr>
           <w:rFonts w:ascii="SolaimanLipi" w:hAnsi="SolaimanLipi" w:cs="SolaimanLipi"/>
-          <w:szCs w:val="28"/>
+          <w:sz w:val="20"/>
+          <w:szCs w:val="20"/>
         </w:rPr>
       </w:pPr>
     </w:p>
@@ -2701,17 +2916,8 @@
         <w:jc w:val="both"/>
         <w:rPr>
           <w:rFonts w:ascii="SolaimanLipi" w:hAnsi="SolaimanLipi" w:cs="SolaimanLipi"/>
-          <w:szCs w:val="28"/>
-        </w:rPr>
-      </w:pPr>
-    </w:p>
-    <w:p>
-      <w:pPr>
-        <w:ind w:left="-180"/>
-        <w:jc w:val="both"/>
-        <w:rPr>
-          <w:rFonts w:ascii="SolaimanLipi" w:hAnsi="SolaimanLipi" w:cs="SolaimanLipi"/>
-          <w:szCs w:val="28"/>
+          <w:sz w:val="20"/>
+          <w:szCs w:val="20"/>
         </w:rPr>
       </w:pPr>
     </w:p>
@@ -2719,16 +2925,16 @@
       <w:tblPr>
         <w:tblStyle w:val="TableGrid"/>
         <w:tblW w:w="0" w:type="auto"/>
-        <w:tblInd w:w="-180" w:type="dxa"/>
+        <w:tblInd w:w="85" w:type="dxa"/>
         <w:tblLook w:val="04A0" w:firstRow="1" w:lastRow="0" w:firstColumn="1" w:lastColumn="0" w:noHBand="0" w:noVBand="1"/>
       </w:tblPr>
       <w:tblGrid>
-        <w:gridCol w:w="2965"/>
+        <w:gridCol w:w="2700"/>
       </w:tblGrid>
       <w:tr>
         <w:tc>
           <w:tcPr>
-            <w:tcW w:w="2965" w:type="dxa"/>
+            <w:tcW w:w="2700" w:type="dxa"/>
             <w:tcBorders>
               <w:bottom w:val="single" w:sz="4" w:space="0" w:color="auto"/>
               <w:right w:val="single" w:sz="4" w:space="0" w:color="auto"/>
@@ -2741,13 +2947,15 @@
               <w:jc w:val="center"/>
               <w:rPr>
                 <w:rFonts w:ascii="SolaimanLipi" w:hAnsi="SolaimanLipi" w:cs="SolaimanLipi"/>
-                <w:szCs w:val="28"/>
+                <w:sz w:val="20"/>
+                <w:szCs w:val="20"/>
               </w:rPr>
             </w:pPr>
             <w:r>
               <w:rPr>
                 <w:rFonts w:ascii="SolaimanLipi" w:hAnsi="SolaimanLipi" w:cs="SolaimanLipi"/>
-                <w:szCs w:val="28"/>
+                <w:sz w:val="20"/>
+                <w:szCs w:val="20"/>
                 <w:cs/>
                 <w:lang w:bidi="bn-IN"/>
               </w:rPr>
@@ -2762,7 +2970,7 @@
         </w:trPr>
         <w:tc>
           <w:tcPr>
-            <w:tcW w:w="2965" w:type="dxa"/>
+            <w:tcW w:w="2700" w:type="dxa"/>
             <w:tcBorders>
               <w:top w:val="single" w:sz="4" w:space="0" w:color="auto"/>
               <w:left w:val="nil"/>
@@ -2776,15 +2984,24 @@
               <w:jc w:val="both"/>
               <w:rPr>
                 <w:rFonts w:ascii="SolaimanLipi" w:hAnsi="SolaimanLipi" w:cs="SolaimanLipi"/>
-                <w:sz w:val="22"/>
-                <w:szCs w:val="28"/>
+                <w:sz w:val="20"/>
+                <w:szCs w:val="20"/>
               </w:rPr>
             </w:pPr>
             <w:r>
               <w:rPr>
                 <w:rFonts w:ascii="SolaimanLipi" w:hAnsi="SolaimanLipi" w:cs="SolaimanLipi"/>
-                <w:sz w:val="22"/>
-                <w:szCs w:val="28"/>
+                <w:sz w:val="20"/>
+                <w:szCs w:val="20"/>
+                <w:lang w:bidi="bn-IN"/>
+              </w:rPr>
+              <w:t xml:space="preserve"> </w:t>
+            </w:r>
+            <w:r>
+              <w:rPr>
+                <w:rFonts w:ascii="SolaimanLipi" w:hAnsi="SolaimanLipi" w:cs="SolaimanLipi"/>
+                <w:sz w:val="20"/>
+                <w:szCs w:val="20"/>
                 <w:cs/>
                 <w:lang w:bidi="bn-IN"/>
               </w:rPr>
@@ -2793,7 +3010,8 @@
             <w:r>
               <w:rPr>
                 <w:rFonts w:ascii="SolaimanLipi" w:hAnsi="SolaimanLipi" w:cs="SolaimanLipi"/>
-                <w:sz w:val="22"/>
+                <w:sz w:val="20"/>
+                <w:szCs w:val="20"/>
               </w:rPr>
               <w:t>{Date}</w:t>
             </w:r>
@@ -2807,13 +3025,30 @@
         <w:jc w:val="both"/>
         <w:rPr>
           <w:rFonts w:ascii="SolaimanLipi" w:hAnsi="SolaimanLipi" w:cs="SolaimanLipi"/>
-          <w:sz w:val="12"/>
-          <w:szCs w:val="2"/>
+          <w:sz w:val="20"/>
+          <w:szCs w:val="20"/>
+        </w:rPr>
+      </w:pPr>
+    </w:p>
+    <w:p>
+      <w:pPr>
+        <w:tabs>
+          <w:tab w:val="left" w:pos="4500"/>
+        </w:tabs>
+        <w:rPr>
+          <w:rFonts w:ascii="SolaimanLipi" w:hAnsi="SolaimanLipi" w:cs="SolaimanLipi"/>
+          <w:sz w:val="20"/>
+          <w:szCs w:val="20"/>
         </w:rPr>
       </w:pPr>
     </w:p>
     <w:sectPr>
+      <w:headerReference w:type="even" r:id="rId7"/>
       <w:headerReference w:type="default" r:id="rId8"/>
+      <w:footerReference w:type="even" r:id="rId9"/>
+      <w:footerReference w:type="default" r:id="rId10"/>
+      <w:headerReference w:type="first" r:id="rId11"/>
+      <w:footerReference w:type="first" r:id="rId12"/>
       <w:pgSz w:w="11909" w:h="16834" w:code="9"/>
       <w:pgMar w:top="1980" w:right="450" w:bottom="540" w:left="810" w:header="360" w:footer="379" w:gutter="0"/>
       <w:cols w:space="720"/>
@@ -2824,7 +3059,7 @@
 </file>
 
 <file path=word/endnotes.xml><?xml version="1.0" encoding="utf-8"?>
-<w:endnotes xmlns:wpc="http://schemas.microsoft.com/office/word/2010/wordprocessingCanvas" xmlns:mc="http://schemas.openxmlformats.org/markup-compatibility/2006" xmlns:o="urn:schemas-microsoft-com:office:office" xmlns:r="http://schemas.openxmlformats.org/officeDocument/2006/relationships" xmlns:m="http://schemas.openxmlformats.org/officeDocument/2006/math" xmlns:v="urn:schemas-microsoft-com:vml" xmlns:wp14="http://schemas.microsoft.com/office/word/2010/wordprocessingDrawing" xmlns:wp="http://schemas.openxmlformats.org/drawingml/2006/wordprocessingDrawing" xmlns:w10="urn:schemas-microsoft-com:office:word" xmlns:w="http://schemas.openxmlformats.org/wordprocessingml/2006/main" xmlns:w14="http://schemas.microsoft.com/office/word/2010/wordml" xmlns:wpg="http://schemas.microsoft.com/office/word/2010/wordprocessingGroup" xmlns:wpi="http://schemas.microsoft.com/office/word/2010/wordprocessingInk" xmlns:wne="http://schemas.microsoft.com/office/word/2006/wordml" xmlns:wps="http://schemas.microsoft.com/office/word/2010/wordprocessingShape" mc:Ignorable="w14 wp14">
+<w:endnotes xmlns:wpc="http://schemas.microsoft.com/office/word/2010/wordprocessingCanvas" xmlns:cx="http://schemas.microsoft.com/office/drawing/2014/chartex" xmlns:cx1="http://schemas.microsoft.com/office/drawing/2015/9/8/chartex" xmlns:cx2="http://schemas.microsoft.com/office/drawing/2015/10/21/chartex" xmlns:cx3="http://schemas.microsoft.com/office/drawing/2016/5/9/chartex" xmlns:cx4="http://schemas.microsoft.com/office/drawing/2016/5/10/chartex" xmlns:cx5="http://schemas.microsoft.com/office/drawing/2016/5/11/chartex" xmlns:cx6="http://schemas.microsoft.com/office/drawing/2016/5/12/chartex" xmlns:cx7="http://schemas.microsoft.com/office/drawing/2016/5/13/chartex" xmlns:cx8="http://schemas.microsoft.com/office/drawing/2016/5/14/chartex" xmlns:mc="http://schemas.openxmlformats.org/markup-compatibility/2006" xmlns:aink="http://schemas.microsoft.com/office/drawing/2016/ink" xmlns:am3d="http://schemas.microsoft.com/office/drawing/2017/model3d" xmlns:o="urn:schemas-microsoft-com:office:office" xmlns:r="http://schemas.openxmlformats.org/officeDocument/2006/relationships" xmlns:m="http://schemas.openxmlformats.org/officeDocument/2006/math" xmlns:v="urn:schemas-microsoft-com:vml" xmlns:wp14="http://schemas.microsoft.com/office/word/2010/wordprocessingDrawing" xmlns:wp="http://schemas.openxmlformats.org/drawingml/2006/wordprocessingDrawing" xmlns:w10="urn:schemas-microsoft-com:office:word" xmlns:w="http://schemas.openxmlformats.org/wordprocessingml/2006/main" xmlns:w14="http://schemas.microsoft.com/office/word/2010/wordml" xmlns:w15="http://schemas.microsoft.com/office/word/2012/wordml" xmlns:w16cid="http://schemas.microsoft.com/office/word/2016/wordml/cid" xmlns:w16se="http://schemas.microsoft.com/office/word/2015/wordml/symex" xmlns:wpg="http://schemas.microsoft.com/office/word/2010/wordprocessingGroup" xmlns:wpi="http://schemas.microsoft.com/office/word/2010/wordprocessingInk" xmlns:wne="http://schemas.microsoft.com/office/word/2006/wordml" xmlns:wps="http://schemas.microsoft.com/office/word/2010/wordprocessingShape" mc:Ignorable="w14 w15 w16se w16cid wp14">
   <w:endnote w:type="separator" w:id="-1">
     <w:p>
       <w:r>
@@ -2842,8 +3077,274 @@
 </w:endnotes>
 </file>
 
+<file path=word/footer1.xml><?xml version="1.0" encoding="utf-8"?>
+<w:ftr xmlns:wpc="http://schemas.microsoft.com/office/word/2010/wordprocessingCanvas" xmlns:cx="http://schemas.microsoft.com/office/drawing/2014/chartex" xmlns:cx1="http://schemas.microsoft.com/office/drawing/2015/9/8/chartex" xmlns:cx2="http://schemas.microsoft.com/office/drawing/2015/10/21/chartex" xmlns:cx3="http://schemas.microsoft.com/office/drawing/2016/5/9/chartex" xmlns:cx4="http://schemas.microsoft.com/office/drawing/2016/5/10/chartex" xmlns:cx5="http://schemas.microsoft.com/office/drawing/2016/5/11/chartex" xmlns:cx6="http://schemas.microsoft.com/office/drawing/2016/5/12/chartex" xmlns:cx7="http://schemas.microsoft.com/office/drawing/2016/5/13/chartex" xmlns:cx8="http://schemas.microsoft.com/office/drawing/2016/5/14/chartex" xmlns:mc="http://schemas.openxmlformats.org/markup-compatibility/2006" xmlns:aink="http://schemas.microsoft.com/office/drawing/2016/ink" xmlns:am3d="http://schemas.microsoft.com/office/drawing/2017/model3d" xmlns:o="urn:schemas-microsoft-com:office:office" xmlns:r="http://schemas.openxmlformats.org/officeDocument/2006/relationships" xmlns:m="http://schemas.openxmlformats.org/officeDocument/2006/math" xmlns:v="urn:schemas-microsoft-com:vml" xmlns:wp14="http://schemas.microsoft.com/office/word/2010/wordprocessingDrawing" xmlns:wp="http://schemas.openxmlformats.org/drawingml/2006/wordprocessingDrawing" xmlns:w10="urn:schemas-microsoft-com:office:word" xmlns:w="http://schemas.openxmlformats.org/wordprocessingml/2006/main" xmlns:w14="http://schemas.microsoft.com/office/word/2010/wordml" xmlns:w15="http://schemas.microsoft.com/office/word/2012/wordml" xmlns:w16cid="http://schemas.microsoft.com/office/word/2016/wordml/cid" xmlns:w16se="http://schemas.microsoft.com/office/word/2015/wordml/symex" xmlns:wpg="http://schemas.microsoft.com/office/word/2010/wordprocessingGroup" xmlns:wpi="http://schemas.microsoft.com/office/word/2010/wordprocessingInk" xmlns:wne="http://schemas.microsoft.com/office/word/2006/wordml" xmlns:wps="http://schemas.microsoft.com/office/word/2010/wordprocessingShape" mc:Ignorable="w14 w15 w16se w16cid wp14">
+  <w:p>
+    <w:pPr>
+      <w:pStyle w:val="Footer"/>
+    </w:pPr>
+  </w:p>
+</w:ftr>
+</file>
+
+<file path=word/footer2.xml><?xml version="1.0" encoding="utf-8"?>
+<w:ftr xmlns:wpc="http://schemas.microsoft.com/office/word/2010/wordprocessingCanvas" xmlns:cx="http://schemas.microsoft.com/office/drawing/2014/chartex" xmlns:cx1="http://schemas.microsoft.com/office/drawing/2015/9/8/chartex" xmlns:cx2="http://schemas.microsoft.com/office/drawing/2015/10/21/chartex" xmlns:cx3="http://schemas.microsoft.com/office/drawing/2016/5/9/chartex" xmlns:cx4="http://schemas.microsoft.com/office/drawing/2016/5/10/chartex" xmlns:cx5="http://schemas.microsoft.com/office/drawing/2016/5/11/chartex" xmlns:cx6="http://schemas.microsoft.com/office/drawing/2016/5/12/chartex" xmlns:cx7="http://schemas.microsoft.com/office/drawing/2016/5/13/chartex" xmlns:cx8="http://schemas.microsoft.com/office/drawing/2016/5/14/chartex" xmlns:mc="http://schemas.openxmlformats.org/markup-compatibility/2006" xmlns:aink="http://schemas.microsoft.com/office/drawing/2016/ink" xmlns:am3d="http://schemas.microsoft.com/office/drawing/2017/model3d" xmlns:o="urn:schemas-microsoft-com:office:office" xmlns:r="http://schemas.openxmlformats.org/officeDocument/2006/relationships" xmlns:m="http://schemas.openxmlformats.org/officeDocument/2006/math" xmlns:v="urn:schemas-microsoft-com:vml" xmlns:wp14="http://schemas.microsoft.com/office/word/2010/wordprocessingDrawing" xmlns:wp="http://schemas.openxmlformats.org/drawingml/2006/wordprocessingDrawing" xmlns:w10="urn:schemas-microsoft-com:office:word" xmlns:w="http://schemas.openxmlformats.org/wordprocessingml/2006/main" xmlns:w14="http://schemas.microsoft.com/office/word/2010/wordml" xmlns:w15="http://schemas.microsoft.com/office/word/2012/wordml" xmlns:w16cid="http://schemas.microsoft.com/office/word/2016/wordml/cid" xmlns:w16se="http://schemas.microsoft.com/office/word/2015/wordml/symex" xmlns:wpg="http://schemas.microsoft.com/office/word/2010/wordprocessingGroup" xmlns:wpi="http://schemas.microsoft.com/office/word/2010/wordprocessingInk" xmlns:wne="http://schemas.microsoft.com/office/word/2006/wordml" xmlns:wps="http://schemas.microsoft.com/office/word/2010/wordprocessingShape" mc:Ignorable="w14 w15 w16se w16cid wp14">
+  <w:p>
+    <w:pPr>
+      <w:jc w:val="center"/>
+      <w:rPr>
+        <w:rFonts w:ascii="SolaimanLipi" w:hAnsi="SolaimanLipi" w:cs="SolaimanLipi"/>
+        <w:sz w:val="20"/>
+        <w:szCs w:val="20"/>
+      </w:rPr>
+    </w:pPr>
+    <w:proofErr w:type="spellStart"/>
+    <w:r>
+      <w:rPr>
+        <w:rFonts w:ascii="SolaimanLipi" w:hAnsi="SolaimanLipi" w:cs="SolaimanLipi"/>
+        <w:sz w:val="20"/>
+        <w:szCs w:val="20"/>
+      </w:rPr>
+      <w:t>ঠিকানাঃ</w:t>
+    </w:r>
+    <w:proofErr w:type="spellEnd"/>
+    <w:r>
+      <w:rPr>
+        <w:rFonts w:ascii="SolaimanLipi" w:hAnsi="SolaimanLipi" w:cs="SolaimanLipi"/>
+        <w:sz w:val="20"/>
+        <w:szCs w:val="20"/>
+      </w:rPr>
+      <w:t xml:space="preserve"> </w:t>
+    </w:r>
+    <w:proofErr w:type="spellStart"/>
+    <w:r>
+      <w:rPr>
+        <w:rFonts w:ascii="SolaimanLipi" w:hAnsi="SolaimanLipi" w:cs="SolaimanLipi"/>
+        <w:sz w:val="20"/>
+        <w:szCs w:val="20"/>
+      </w:rPr>
+      <w:t>মৌচাক</w:t>
+    </w:r>
+    <w:proofErr w:type="spellEnd"/>
+    <w:r>
+      <w:rPr>
+        <w:rFonts w:ascii="SolaimanLipi" w:hAnsi="SolaimanLipi" w:cs="SolaimanLipi"/>
+        <w:sz w:val="20"/>
+        <w:szCs w:val="20"/>
+      </w:rPr>
+      <w:t xml:space="preserve">, </w:t>
+    </w:r>
+    <w:proofErr w:type="spellStart"/>
+    <w:r>
+      <w:rPr>
+        <w:rFonts w:ascii="SolaimanLipi" w:hAnsi="SolaimanLipi" w:cs="SolaimanLipi"/>
+        <w:sz w:val="20"/>
+        <w:szCs w:val="20"/>
+      </w:rPr>
+      <w:t>কালিয়াকৈর</w:t>
+    </w:r>
+    <w:proofErr w:type="spellEnd"/>
+    <w:r>
+      <w:rPr>
+        <w:rFonts w:ascii="SolaimanLipi" w:hAnsi="SolaimanLipi" w:cs="SolaimanLipi"/>
+        <w:sz w:val="20"/>
+        <w:szCs w:val="20"/>
+      </w:rPr>
+      <w:t xml:space="preserve">, </w:t>
+    </w:r>
+    <w:proofErr w:type="spellStart"/>
+    <w:r>
+      <w:rPr>
+        <w:rFonts w:ascii="SolaimanLipi" w:hAnsi="SolaimanLipi" w:cs="SolaimanLipi"/>
+        <w:sz w:val="20"/>
+        <w:szCs w:val="20"/>
+      </w:rPr>
+      <w:t>গাজীপুর</w:t>
+    </w:r>
+    <w:proofErr w:type="spellEnd"/>
+    <w:r>
+      <w:rPr>
+        <w:rFonts w:ascii="SolaimanLipi" w:hAnsi="SolaimanLipi" w:cs="SolaimanLipi"/>
+        <w:sz w:val="20"/>
+        <w:szCs w:val="20"/>
+      </w:rPr>
+      <w:t xml:space="preserve">। Mail: info@sadmafashion.com Phone: 55080346 </w:t>
+    </w:r>
+    <w:sdt>
+      <w:sdtPr>
+        <w:rPr>
+          <w:rFonts w:ascii="SolaimanLipi" w:hAnsi="SolaimanLipi" w:cs="SolaimanLipi"/>
+          <w:sz w:val="20"/>
+          <w:szCs w:val="20"/>
+        </w:rPr>
+        <w:id w:val="-144519687"/>
+        <w:docPartObj>
+          <w:docPartGallery w:val="Page Numbers (Bottom of Page)"/>
+          <w:docPartUnique/>
+        </w:docPartObj>
+      </w:sdtPr>
+      <w:sdtEndPr/>
+      <w:sdtContent>
+        <w:sdt>
+          <w:sdtPr>
+            <w:rPr>
+              <w:rFonts w:ascii="SolaimanLipi" w:hAnsi="SolaimanLipi" w:cs="SolaimanLipi"/>
+              <w:sz w:val="20"/>
+              <w:szCs w:val="20"/>
+            </w:rPr>
+            <w:id w:val="-1769616900"/>
+            <w:docPartObj>
+              <w:docPartGallery w:val="Page Numbers (Top of Page)"/>
+              <w:docPartUnique/>
+            </w:docPartObj>
+          </w:sdtPr>
+          <w:sdtEndPr/>
+          <w:sdtContent>
+            <w:r>
+              <w:rPr>
+                <w:rFonts w:ascii="SolaimanLipi" w:hAnsi="SolaimanLipi" w:cs="SolaimanLipi"/>
+                <w:sz w:val="20"/>
+                <w:szCs w:val="20"/>
+                <w:lang w:bidi="bn-IN"/>
+              </w:rPr>
+              <w:t xml:space="preserve">       </w:t>
+            </w:r>
+            <w:r>
+              <w:rPr>
+                <w:rFonts w:ascii="SolaimanLipi" w:hAnsi="SolaimanLipi" w:cs="SolaimanLipi"/>
+                <w:sz w:val="20"/>
+                <w:szCs w:val="20"/>
+              </w:rPr>
+              <w:t xml:space="preserve">Page </w:t>
+            </w:r>
+            <w:r>
+              <w:rPr>
+                <w:rFonts w:ascii="SolaimanLipi" w:hAnsi="SolaimanLipi" w:cs="SolaimanLipi"/>
+                <w:b/>
+                <w:bCs/>
+                <w:sz w:val="20"/>
+                <w:szCs w:val="20"/>
+              </w:rPr>
+              <w:fldChar w:fldCharType="begin"/>
+            </w:r>
+            <w:r>
+              <w:rPr>
+                <w:rFonts w:ascii="SolaimanLipi" w:hAnsi="SolaimanLipi" w:cs="SolaimanLipi"/>
+                <w:b/>
+                <w:bCs/>
+                <w:sz w:val="20"/>
+                <w:szCs w:val="20"/>
+              </w:rPr>
+              <w:instrText xml:space="preserve"> PAGE </w:instrText>
+            </w:r>
+            <w:r>
+              <w:rPr>
+                <w:rFonts w:ascii="SolaimanLipi" w:hAnsi="SolaimanLipi" w:cs="SolaimanLipi"/>
+                <w:b/>
+                <w:bCs/>
+                <w:sz w:val="20"/>
+                <w:szCs w:val="20"/>
+              </w:rPr>
+              <w:fldChar w:fldCharType="separate"/>
+            </w:r>
+            <w:r>
+              <w:rPr>
+                <w:rFonts w:ascii="SolaimanLipi" w:hAnsi="SolaimanLipi" w:cs="SolaimanLipi"/>
+                <w:b/>
+                <w:bCs/>
+                <w:sz w:val="20"/>
+                <w:szCs w:val="20"/>
+              </w:rPr>
+              <w:t>1</w:t>
+            </w:r>
+            <w:r>
+              <w:rPr>
+                <w:rFonts w:ascii="SolaimanLipi" w:hAnsi="SolaimanLipi" w:cs="SolaimanLipi"/>
+                <w:b/>
+                <w:bCs/>
+                <w:sz w:val="20"/>
+                <w:szCs w:val="20"/>
+              </w:rPr>
+              <w:fldChar w:fldCharType="end"/>
+            </w:r>
+            <w:r>
+              <w:rPr>
+                <w:rFonts w:ascii="SolaimanLipi" w:hAnsi="SolaimanLipi" w:cs="SolaimanLipi"/>
+                <w:sz w:val="20"/>
+                <w:szCs w:val="20"/>
+              </w:rPr>
+              <w:t xml:space="preserve"> of </w:t>
+            </w:r>
+            <w:r>
+              <w:rPr>
+                <w:rFonts w:ascii="SolaimanLipi" w:hAnsi="SolaimanLipi" w:cs="SolaimanLipi"/>
+                <w:b/>
+                <w:bCs/>
+                <w:sz w:val="20"/>
+                <w:szCs w:val="20"/>
+              </w:rPr>
+              <w:fldChar w:fldCharType="begin"/>
+            </w:r>
+            <w:r>
+              <w:rPr>
+                <w:rFonts w:ascii="SolaimanLipi" w:hAnsi="SolaimanLipi" w:cs="SolaimanLipi"/>
+                <w:b/>
+                <w:bCs/>
+                <w:sz w:val="20"/>
+                <w:szCs w:val="20"/>
+              </w:rPr>
+              <w:instrText xml:space="preserve"> NUMPAGES  </w:instrText>
+            </w:r>
+            <w:r>
+              <w:rPr>
+                <w:rFonts w:ascii="SolaimanLipi" w:hAnsi="SolaimanLipi" w:cs="SolaimanLipi"/>
+                <w:b/>
+                <w:bCs/>
+                <w:sz w:val="20"/>
+                <w:szCs w:val="20"/>
+              </w:rPr>
+              <w:fldChar w:fldCharType="separate"/>
+            </w:r>
+            <w:r>
+              <w:rPr>
+                <w:rFonts w:ascii="SolaimanLipi" w:hAnsi="SolaimanLipi" w:cs="SolaimanLipi"/>
+                <w:b/>
+                <w:bCs/>
+                <w:sz w:val="20"/>
+                <w:szCs w:val="20"/>
+              </w:rPr>
+              <w:t>1</w:t>
+            </w:r>
+            <w:r>
+              <w:rPr>
+                <w:rFonts w:ascii="SolaimanLipi" w:hAnsi="SolaimanLipi" w:cs="SolaimanLipi"/>
+                <w:b/>
+                <w:bCs/>
+                <w:sz w:val="20"/>
+                <w:szCs w:val="20"/>
+              </w:rPr>
+              <w:fldChar w:fldCharType="end"/>
+            </w:r>
+          </w:sdtContent>
+        </w:sdt>
+      </w:sdtContent>
+    </w:sdt>
+  </w:p>
+</w:ftr>
+</file>
+
+<file path=word/footer3.xml><?xml version="1.0" encoding="utf-8"?>
+<w:ftr xmlns:wpc="http://schemas.microsoft.com/office/word/2010/wordprocessingCanvas" xmlns:cx="http://schemas.microsoft.com/office/drawing/2014/chartex" xmlns:cx1="http://schemas.microsoft.com/office/drawing/2015/9/8/chartex" xmlns:cx2="http://schemas.microsoft.com/office/drawing/2015/10/21/chartex" xmlns:cx3="http://schemas.microsoft.com/office/drawing/2016/5/9/chartex" xmlns:cx4="http://schemas.microsoft.com/office/drawing/2016/5/10/chartex" xmlns:cx5="http://schemas.microsoft.com/office/drawing/2016/5/11/chartex" xmlns:cx6="http://schemas.microsoft.com/office/drawing/2016/5/12/chartex" xmlns:cx7="http://schemas.microsoft.com/office/drawing/2016/5/13/chartex" xmlns:cx8="http://schemas.microsoft.com/office/drawing/2016/5/14/chartex" xmlns:mc="http://schemas.openxmlformats.org/markup-compatibility/2006" xmlns:aink="http://schemas.microsoft.com/office/drawing/2016/ink" xmlns:am3d="http://schemas.microsoft.com/office/drawing/2017/model3d" xmlns:o="urn:schemas-microsoft-com:office:office" xmlns:r="http://schemas.openxmlformats.org/officeDocument/2006/relationships" xmlns:m="http://schemas.openxmlformats.org/officeDocument/2006/math" xmlns:v="urn:schemas-microsoft-com:vml" xmlns:wp14="http://schemas.microsoft.com/office/word/2010/wordprocessingDrawing" xmlns:wp="http://schemas.openxmlformats.org/drawingml/2006/wordprocessingDrawing" xmlns:w10="urn:schemas-microsoft-com:office:word" xmlns:w="http://schemas.openxmlformats.org/wordprocessingml/2006/main" xmlns:w14="http://schemas.microsoft.com/office/word/2010/wordml" xmlns:w15="http://schemas.microsoft.com/office/word/2012/wordml" xmlns:w16cid="http://schemas.microsoft.com/office/word/2016/wordml/cid" xmlns:w16se="http://schemas.microsoft.com/office/word/2015/wordml/symex" xmlns:wpg="http://schemas.microsoft.com/office/word/2010/wordprocessingGroup" xmlns:wpi="http://schemas.microsoft.com/office/word/2010/wordprocessingInk" xmlns:wne="http://schemas.microsoft.com/office/word/2006/wordml" xmlns:wps="http://schemas.microsoft.com/office/word/2010/wordprocessingShape" mc:Ignorable="w14 w15 w16se w16cid wp14">
+  <w:p>
+    <w:pPr>
+      <w:pStyle w:val="Footer"/>
+    </w:pPr>
+  </w:p>
+</w:ftr>
+</file>
+
 <file path=word/footnotes.xml><?xml version="1.0" encoding="utf-8"?>
-<w:footnotes xmlns:wpc="http://schemas.microsoft.com/office/word/2010/wordprocessingCanvas" xmlns:mc="http://schemas.openxmlformats.org/markup-compatibility/2006" xmlns:o="urn:schemas-microsoft-com:office:office" xmlns:r="http://schemas.openxmlformats.org/officeDocument/2006/relationships" xmlns:m="http://schemas.openxmlformats.org/officeDocument/2006/math" xmlns:v="urn:schemas-microsoft-com:vml" xmlns:wp14="http://schemas.microsoft.com/office/word/2010/wordprocessingDrawing" xmlns:wp="http://schemas.openxmlformats.org/drawingml/2006/wordprocessingDrawing" xmlns:w10="urn:schemas-microsoft-com:office:word" xmlns:w="http://schemas.openxmlformats.org/wordprocessingml/2006/main" xmlns:w14="http://schemas.microsoft.com/office/word/2010/wordml" xmlns:wpg="http://schemas.microsoft.com/office/word/2010/wordprocessingGroup" xmlns:wpi="http://schemas.microsoft.com/office/word/2010/wordprocessingInk" xmlns:wne="http://schemas.microsoft.com/office/word/2006/wordml" xmlns:wps="http://schemas.microsoft.com/office/word/2010/wordprocessingShape" mc:Ignorable="w14 wp14">
+<w:footnotes xmlns:wpc="http://schemas.microsoft.com/office/word/2010/wordprocessingCanvas" xmlns:cx="http://schemas.microsoft.com/office/drawing/2014/chartex" xmlns:cx1="http://schemas.microsoft.com/office/drawing/2015/9/8/chartex" xmlns:cx2="http://schemas.microsoft.com/office/drawing/2015/10/21/chartex" xmlns:cx3="http://schemas.microsoft.com/office/drawing/2016/5/9/chartex" xmlns:cx4="http://schemas.microsoft.com/office/drawing/2016/5/10/chartex" xmlns:cx5="http://schemas.microsoft.com/office/drawing/2016/5/11/chartex" xmlns:cx6="http://schemas.microsoft.com/office/drawing/2016/5/12/chartex" xmlns:cx7="http://schemas.microsoft.com/office/drawing/2016/5/13/chartex" xmlns:cx8="http://schemas.microsoft.com/office/drawing/2016/5/14/chartex" xmlns:mc="http://schemas.openxmlformats.org/markup-compatibility/2006" xmlns:aink="http://schemas.microsoft.com/office/drawing/2016/ink" xmlns:am3d="http://schemas.microsoft.com/office/drawing/2017/model3d" xmlns:o="urn:schemas-microsoft-com:office:office" xmlns:r="http://schemas.openxmlformats.org/officeDocument/2006/relationships" xmlns:m="http://schemas.openxmlformats.org/officeDocument/2006/math" xmlns:v="urn:schemas-microsoft-com:vml" xmlns:wp14="http://schemas.microsoft.com/office/word/2010/wordprocessingDrawing" xmlns:wp="http://schemas.openxmlformats.org/drawingml/2006/wordprocessingDrawing" xmlns:w10="urn:schemas-microsoft-com:office:word" xmlns:w="http://schemas.openxmlformats.org/wordprocessingml/2006/main" xmlns:w14="http://schemas.microsoft.com/office/word/2010/wordml" xmlns:w15="http://schemas.microsoft.com/office/word/2012/wordml" xmlns:w16cid="http://schemas.microsoft.com/office/word/2016/wordml/cid" xmlns:w16se="http://schemas.microsoft.com/office/word/2015/wordml/symex" xmlns:wpg="http://schemas.microsoft.com/office/word/2010/wordprocessingGroup" xmlns:wpi="http://schemas.microsoft.com/office/word/2010/wordprocessingInk" xmlns:wne="http://schemas.microsoft.com/office/word/2006/wordml" xmlns:wps="http://schemas.microsoft.com/office/word/2010/wordprocessingShape" mc:Ignorable="w14 w15 w16se w16cid wp14">
   <w:footnote w:type="separator" w:id="-1">
     <w:p>
       <w:r>
@@ -2862,313 +3363,303 @@
 </file>
 
 <file path=word/header1.xml><?xml version="1.0" encoding="utf-8"?>
-<w:hdr xmlns:wpc="http://schemas.microsoft.com/office/word/2010/wordprocessingCanvas" xmlns:mc="http://schemas.openxmlformats.org/markup-compatibility/2006" xmlns:o="urn:schemas-microsoft-com:office:office" xmlns:r="http://schemas.openxmlformats.org/officeDocument/2006/relationships" xmlns:m="http://schemas.openxmlformats.org/officeDocument/2006/math" xmlns:v="urn:schemas-microsoft-com:vml" xmlns:wp14="http://schemas.microsoft.com/office/word/2010/wordprocessingDrawing" xmlns:wp="http://schemas.openxmlformats.org/drawingml/2006/wordprocessingDrawing" xmlns:w10="urn:schemas-microsoft-com:office:word" xmlns:w="http://schemas.openxmlformats.org/wordprocessingml/2006/main" xmlns:w14="http://schemas.microsoft.com/office/word/2010/wordml" xmlns:wpg="http://schemas.microsoft.com/office/word/2010/wordprocessingGroup" xmlns:wpi="http://schemas.microsoft.com/office/word/2010/wordprocessingInk" xmlns:wne="http://schemas.microsoft.com/office/word/2006/wordml" xmlns:wps="http://schemas.microsoft.com/office/word/2010/wordprocessingShape" mc:Ignorable="w14 wp14">
+<w:hdr xmlns:wpc="http://schemas.microsoft.com/office/word/2010/wordprocessingCanvas" xmlns:cx="http://schemas.microsoft.com/office/drawing/2014/chartex" xmlns:cx1="http://schemas.microsoft.com/office/drawing/2015/9/8/chartex" xmlns:cx2="http://schemas.microsoft.com/office/drawing/2015/10/21/chartex" xmlns:cx3="http://schemas.microsoft.com/office/drawing/2016/5/9/chartex" xmlns:cx4="http://schemas.microsoft.com/office/drawing/2016/5/10/chartex" xmlns:cx5="http://schemas.microsoft.com/office/drawing/2016/5/11/chartex" xmlns:cx6="http://schemas.microsoft.com/office/drawing/2016/5/12/chartex" xmlns:cx7="http://schemas.microsoft.com/office/drawing/2016/5/13/chartex" xmlns:cx8="http://schemas.microsoft.com/office/drawing/2016/5/14/chartex" xmlns:mc="http://schemas.openxmlformats.org/markup-compatibility/2006" xmlns:aink="http://schemas.microsoft.com/office/drawing/2016/ink" xmlns:am3d="http://schemas.microsoft.com/office/drawing/2017/model3d" xmlns:o="urn:schemas-microsoft-com:office:office" xmlns:r="http://schemas.openxmlformats.org/officeDocument/2006/relationships" xmlns:m="http://schemas.openxmlformats.org/officeDocument/2006/math" xmlns:v="urn:schemas-microsoft-com:vml" xmlns:wp14="http://schemas.microsoft.com/office/word/2010/wordprocessingDrawing" xmlns:wp="http://schemas.openxmlformats.org/drawingml/2006/wordprocessingDrawing" xmlns:w10="urn:schemas-microsoft-com:office:word" xmlns:w="http://schemas.openxmlformats.org/wordprocessingml/2006/main" xmlns:w14="http://schemas.microsoft.com/office/word/2010/wordml" xmlns:w15="http://schemas.microsoft.com/office/word/2012/wordml" xmlns:w16cid="http://schemas.microsoft.com/office/word/2016/wordml/cid" xmlns:w16se="http://schemas.microsoft.com/office/word/2015/wordml/symex" xmlns:wpg="http://schemas.microsoft.com/office/word/2010/wordprocessingGroup" xmlns:wpi="http://schemas.microsoft.com/office/word/2010/wordprocessingInk" xmlns:wne="http://schemas.microsoft.com/office/word/2006/wordml" xmlns:wps="http://schemas.microsoft.com/office/word/2010/wordprocessingShape" mc:Ignorable="w14 w15 w16se w16cid wp14">
   <w:p>
     <w:pPr>
-      <w:jc w:val="both"/>
+      <w:pStyle w:val="Header"/>
+    </w:pPr>
+  </w:p>
+</w:hdr>
+</file>
+
+<file path=word/header2.xml><?xml version="1.0" encoding="utf-8"?>
+<w:hdr xmlns:wpc="http://schemas.microsoft.com/office/word/2010/wordprocessingCanvas" xmlns:cx="http://schemas.microsoft.com/office/drawing/2014/chartex" xmlns:cx1="http://schemas.microsoft.com/office/drawing/2015/9/8/chartex" xmlns:cx2="http://schemas.microsoft.com/office/drawing/2015/10/21/chartex" xmlns:cx3="http://schemas.microsoft.com/office/drawing/2016/5/9/chartex" xmlns:cx4="http://schemas.microsoft.com/office/drawing/2016/5/10/chartex" xmlns:cx5="http://schemas.microsoft.com/office/drawing/2016/5/11/chartex" xmlns:cx6="http://schemas.microsoft.com/office/drawing/2016/5/12/chartex" xmlns:cx7="http://schemas.microsoft.com/office/drawing/2016/5/13/chartex" xmlns:cx8="http://schemas.microsoft.com/office/drawing/2016/5/14/chartex" xmlns:mc="http://schemas.openxmlformats.org/markup-compatibility/2006" xmlns:aink="http://schemas.microsoft.com/office/drawing/2016/ink" xmlns:am3d="http://schemas.microsoft.com/office/drawing/2017/model3d" xmlns:o="urn:schemas-microsoft-com:office:office" xmlns:r="http://schemas.openxmlformats.org/officeDocument/2006/relationships" xmlns:m="http://schemas.openxmlformats.org/officeDocument/2006/math" xmlns:v="urn:schemas-microsoft-com:vml" xmlns:wp14="http://schemas.microsoft.com/office/word/2010/wordprocessingDrawing" xmlns:wp="http://schemas.openxmlformats.org/drawingml/2006/wordprocessingDrawing" xmlns:w10="urn:schemas-microsoft-com:office:word" xmlns:w="http://schemas.openxmlformats.org/wordprocessingml/2006/main" xmlns:w14="http://schemas.microsoft.com/office/word/2010/wordml" xmlns:w15="http://schemas.microsoft.com/office/word/2012/wordml" xmlns:w16cid="http://schemas.microsoft.com/office/word/2016/wordml/cid" xmlns:w16se="http://schemas.microsoft.com/office/word/2015/wordml/symex" xmlns:wpg="http://schemas.microsoft.com/office/word/2010/wordprocessingGroup" xmlns:wpi="http://schemas.microsoft.com/office/word/2010/wordprocessingInk" xmlns:wne="http://schemas.microsoft.com/office/word/2006/wordml" xmlns:wps="http://schemas.microsoft.com/office/word/2010/wordprocessingShape" mc:Ignorable="w14 w15 w16se w16cid wp14">
+  <w:p>
+    <w:pPr>
+      <w:tabs>
+        <w:tab w:val="left" w:pos="1089"/>
+        <w:tab w:val="left" w:pos="1578"/>
+        <w:tab w:val="left" w:pos="1870"/>
+        <w:tab w:val="left" w:pos="2162"/>
+        <w:tab w:val="left" w:pos="2454"/>
+        <w:tab w:val="left" w:pos="2746"/>
+        <w:tab w:val="left" w:pos="3038"/>
+        <w:tab w:val="left" w:pos="3330"/>
+        <w:tab w:val="left" w:pos="3622"/>
+        <w:tab w:val="left" w:pos="3914"/>
+        <w:tab w:val="left" w:pos="4206"/>
+        <w:tab w:val="left" w:pos="4498"/>
+        <w:tab w:val="left" w:pos="4790"/>
+        <w:tab w:val="left" w:pos="5082"/>
+        <w:tab w:val="left" w:pos="5374"/>
+        <w:tab w:val="left" w:pos="5666"/>
+        <w:tab w:val="left" w:pos="5958"/>
+        <w:tab w:val="left" w:pos="6250"/>
+        <w:tab w:val="left" w:pos="6473"/>
+        <w:tab w:val="left" w:pos="6696"/>
+        <w:tab w:val="left" w:pos="6919"/>
+        <w:tab w:val="left" w:pos="7153"/>
+        <w:tab w:val="left" w:pos="7386"/>
+        <w:tab w:val="left" w:pos="9466"/>
+      </w:tabs>
       <w:rPr>
-        <w:rFonts w:ascii="Arial" w:hAnsi="Arial" w:cs="Arial"/>
-        <w:b/>
-        <w:sz w:val="34"/>
+        <w:rFonts w:cs="Arial"/>
       </w:rPr>
     </w:pPr>
     <w:r>
       <w:rPr>
+        <w:rFonts w:ascii="SolaimanLipi" w:hAnsi="SolaimanLipi" w:cs="SolaimanLipi"/>
         <w:noProof/>
+        <w:color w:val="000000"/>
+        <w:sz w:val="18"/>
+        <w:szCs w:val="18"/>
+        <w:lang w:bidi="bn-IN"/>
+      </w:rPr>
+      <w:drawing>
+        <wp:inline distT="0" distB="0" distL="0" distR="0" wp14:anchorId="6FA86B7C" wp14:editId="04A788A0">
+          <wp:extent cx="615462" cy="347092"/>
+          <wp:effectExtent l="0" t="0" r="0" b="0"/>
+          <wp:docPr id="2" name="Picture 2"/>
+          <wp:cNvGraphicFramePr>
+            <a:graphicFrameLocks xmlns:a="http://schemas.openxmlformats.org/drawingml/2006/main" noChangeAspect="1"/>
+          </wp:cNvGraphicFramePr>
+          <a:graphic xmlns:a="http://schemas.openxmlformats.org/drawingml/2006/main">
+            <a:graphicData uri="http://schemas.openxmlformats.org/drawingml/2006/picture">
+              <pic:pic xmlns:pic="http://schemas.openxmlformats.org/drawingml/2006/picture">
+                <pic:nvPicPr>
+                  <pic:cNvPr id="2" name="sadma Logo - Copy.jpg"/>
+                  <pic:cNvPicPr/>
+                </pic:nvPicPr>
+                <pic:blipFill>
+                  <a:blip r:embed="rId1">
+                    <a:extLst>
+                      <a:ext uri="{28A0092B-C50C-407E-A947-70E740481C1C}">
+                        <a14:useLocalDpi xmlns:a14="http://schemas.microsoft.com/office/drawing/2010/main" val="0"/>
+                      </a:ext>
+                    </a:extLst>
+                  </a:blip>
+                  <a:stretch>
+                    <a:fillRect/>
+                  </a:stretch>
+                </pic:blipFill>
+                <pic:spPr>
+                  <a:xfrm>
+                    <a:off x="0" y="0"/>
+                    <a:ext cx="642185" cy="362163"/>
+                  </a:xfrm>
+                  <a:prstGeom prst="rect">
+                    <a:avLst/>
+                  </a:prstGeom>
+                </pic:spPr>
+              </pic:pic>
+            </a:graphicData>
+          </a:graphic>
+        </wp:inline>
+      </w:drawing>
+    </w:r>
+    <w:r>
+      <w:rPr>
+        <w:rFonts w:ascii="SolaimanLipi" w:hAnsi="SolaimanLipi" w:cs="SolaimanLipi"/>
+        <w:noProof/>
+        <w:color w:val="000000"/>
+        <w:sz w:val="18"/>
+        <w:szCs w:val="18"/>
+        <w:lang w:bidi="bn-IN"/>
       </w:rPr>
       <mc:AlternateContent>
         <mc:Choice Requires="wps">
           <w:drawing>
-            <wp:anchor distT="0" distB="0" distL="114300" distR="114300" simplePos="0" relativeHeight="251659264" behindDoc="0" locked="0" layoutInCell="1" allowOverlap="1" wp14:anchorId="40896A23" wp14:editId="36B79E90">
+            <wp:anchor distT="0" distB="0" distL="114300" distR="114300" simplePos="0" relativeHeight="251668480" behindDoc="1" locked="0" layoutInCell="1" allowOverlap="1" wp14:anchorId="77F47D68" wp14:editId="659CD458">
               <wp:simplePos x="0" y="0"/>
-              <wp:positionH relativeFrom="column">
-                <wp:posOffset>659357</wp:posOffset>
+              <wp:positionH relativeFrom="margin">
+                <wp:align>right</wp:align>
               </wp:positionH>
               <wp:positionV relativeFrom="paragraph">
-                <wp:posOffset>-30707</wp:posOffset>
+                <wp:posOffset>-85725</wp:posOffset>
               </wp:positionV>
-              <wp:extent cx="1869744" cy="566382"/>
-              <wp:effectExtent l="0" t="0" r="0" b="5715"/>
-              <wp:wrapNone/>
-              <wp:docPr id="4" name="Text Box 62"/>
-              <wp:cNvGraphicFramePr>
-                <a:graphicFrameLocks xmlns:a="http://schemas.openxmlformats.org/drawingml/2006/main"/>
-              </wp:cNvGraphicFramePr>
+              <wp:extent cx="1619250" cy="514350"/>
+              <wp:effectExtent l="0" t="0" r="0" b="0"/>
+              <wp:wrapThrough wrapText="bothSides">
+                <wp:wrapPolygon edited="0">
+                  <wp:start x="0" y="0"/>
+                  <wp:lineTo x="0" y="20800"/>
+                  <wp:lineTo x="21346" y="20800"/>
+                  <wp:lineTo x="21346" y="0"/>
+                  <wp:lineTo x="0" y="0"/>
+                </wp:wrapPolygon>
+              </wp:wrapThrough>
+              <wp:docPr id="1" name="Rectangle 1"/>
+              <wp:cNvGraphicFramePr/>
               <a:graphic xmlns:a="http://schemas.openxmlformats.org/drawingml/2006/main">
                 <a:graphicData uri="http://schemas.microsoft.com/office/word/2010/wordprocessingShape">
                   <wps:wsp>
-                    <wps:cNvSpPr txBox="1">
-                      <a:spLocks noChangeArrowheads="1"/>
-                    </wps:cNvSpPr>
-                    <wps:spPr bwMode="auto">
+                    <wps:cNvSpPr/>
+                    <wps:spPr>
                       <a:xfrm>
                         <a:off x="0" y="0"/>
-                        <a:ext cx="1869744" cy="566382"/>
+                        <a:ext cx="1619250" cy="514350"/>
                       </a:xfrm>
                       <a:prstGeom prst="rect">
                         <a:avLst/>
                       </a:prstGeom>
-                      <a:noFill/>
-                      <a:ln>
+                      <a:solidFill>
+                        <a:sysClr val="window" lastClr="FFFFFF"/>
+                      </a:solidFill>
+                      <a:ln w="25400" cap="flat" cmpd="sng" algn="ctr">
                         <a:noFill/>
+                        <a:prstDash val="solid"/>
                       </a:ln>
-                      <a:extLst>
-                        <a:ext uri="{909E8E84-426E-40DD-AFC4-6F175D3DCCD1}">
-                          <a14:hiddenFill xmlns:a14="http://schemas.microsoft.com/office/drawing/2010/main">
-                            <a:solidFill>
-                              <a:srgbClr val="FFFFFF"/>
-                            </a:solidFill>
-                          </a14:hiddenFill>
-                        </a:ext>
-                        <a:ext uri="{91240B29-F687-4F45-9708-019B960494DF}">
-                          <a14:hiddenLine xmlns:a14="http://schemas.microsoft.com/office/drawing/2010/main" w="9525">
-                            <a:solidFill>
-                              <a:srgbClr val="000000"/>
-                            </a:solidFill>
-                            <a:miter lim="800000"/>
-                            <a:headEnd/>
-                            <a:tailEnd/>
-                          </a14:hiddenLine>
-                        </a:ext>
-                      </a:extLst>
+                      <a:effectLst/>
                     </wps:spPr>
                     <wps:txbx>
                       <w:txbxContent>
                         <w:p>
                           <w:pPr>
+                            <w:jc w:val="center"/>
                             <w:rPr>
-                              <w:rFonts w:ascii="SutonnyMJ" w:hAnsi="SutonnyMJ" w:cs="SutonnyMJ"/>
-                              <w:b/>
-                              <w:color w:val="008000"/>
-                              <w:sz w:val="44"/>
-                              <w:szCs w:val="54"/>
+                              <w:rFonts w:ascii="SolaimanLipi" w:hAnsi="SolaimanLipi" w:cs="SolaimanLipi"/>
+                              <w:sz w:val="32"/>
+                              <w:szCs w:val="32"/>
+                              <w:lang w:bidi="bn-IN"/>
                             </w:rPr>
                           </w:pPr>
                           <w:r>
                             <w:rPr>
-                              <w:rFonts w:ascii="SutonnyMJ" w:hAnsi="SutonnyMJ" w:cs="SutonnyMJ"/>
-                              <w:b/>
-                              <w:color w:val="008000"/>
-                              <w:sz w:val="44"/>
-                              <w:szCs w:val="54"/>
+                              <w:rFonts w:ascii="SolaimanLipi" w:hAnsi="SolaimanLipi" w:cs="SolaimanLipi"/>
+                              <w:lang w:bidi="bn-IN"/>
                             </w:rPr>
-                            <w:t>jvqjv óvBjm wjt</w:t>
+                            <w:t>Nomin</w:t>
+                          </w:r>
+                          <w:r>
+                            <w:rPr>
+                              <w:rFonts w:ascii="SolaimanLipi" w:hAnsi="SolaimanLipi" w:cs="SolaimanLipi"/>
+                              <w:lang w:bidi="bn-IN"/>
+                            </w:rPr>
+                            <w:t>ation</w:t>
+                          </w:r>
+                          <w:r>
+                            <w:rPr>
+                              <w:rFonts w:ascii="SolaimanLipi" w:hAnsi="SolaimanLipi" w:cs="SolaimanLipi"/>
+                              <w:lang w:bidi="bn-IN"/>
+                            </w:rPr>
+                            <w:t xml:space="preserve"> Form </w:t>
+                          </w:r>
+                          <w:r>
+                            <w:rPr>
+                              <w:rFonts w:ascii="SolaimanLipi" w:hAnsi="SolaimanLipi" w:cs="SolaimanLipi"/>
+                            </w:rPr>
+                            <w:t xml:space="preserve"> </w:t>
                           </w:r>
                         </w:p>
                         <w:p>
                           <w:pPr>
+                            <w:jc w:val="center"/>
                             <w:rPr>
-                              <w:rFonts w:ascii="SutonnyMJ" w:hAnsi="SutonnyMJ" w:cs="SutonnyMJ"/>
-                              <w:b/>
-                              <w:color w:val="FF0000"/>
-                              <w:szCs w:val="20"/>
+                              <w:rFonts w:ascii="SolaimanLipi" w:hAnsi="SolaimanLipi" w:cs="SolaimanLipi"/>
+                              <w:sz w:val="28"/>
+                              <w:szCs w:val="28"/>
+                              <w:lang w:bidi="bn-IN"/>
                             </w:rPr>
                           </w:pPr>
                           <w:r>
                             <w:rPr>
-                              <w:rFonts w:ascii="SutonnyMJ" w:hAnsi="SutonnyMJ" w:cs="SutonnyMJ"/>
-                              <w:b/>
-                              <w:color w:val="FF0000"/>
-                              <w:szCs w:val="20"/>
+                              <w:rFonts w:ascii="SolaimanLipi" w:hAnsi="SolaimanLipi" w:cs="SolaimanLipi" w:hint="cs"/>
+                              <w:sz w:val="28"/>
+                              <w:szCs w:val="28"/>
+                              <w:cs/>
+                              <w:lang w:bidi="bn-IN"/>
                             </w:rPr>
-                            <w:t>evnv`yicyi w</w:t>
-                          </w:r>
-                          <w:r>
-                            <w:rPr>
-                              <w:rFonts w:ascii="SutonnyMJ" w:hAnsi="SutonnyMJ" w:cs="SutonnyMJ"/>
-                              <w:b/>
-                              <w:color w:val="FF0000"/>
-                              <w:szCs w:val="20"/>
-                            </w:rPr>
-                            <w:t>m</w:t>
-                          </w:r>
-                          <w:r>
-                            <w:rPr>
-                              <w:rFonts w:ascii="SutonnyMJ" w:hAnsi="SutonnyMJ" w:cs="SutonnyMJ"/>
-                              <w:b/>
-                              <w:color w:val="FF0000"/>
-                              <w:szCs w:val="20"/>
-                            </w:rPr>
-                            <w:t>K`vievox, MvRxcyi</w:t>
+                            <w:t>মনোনয়ন ফরম</w:t>
                           </w:r>
                         </w:p>
-                        <w:p/>
                       </w:txbxContent>
                     </wps:txbx>
-                    <wps:bodyPr rot="0" vert="horz" wrap="square" lIns="91440" tIns="45720" rIns="91440" bIns="45720" anchor="t" anchorCtr="0" upright="1">
+                    <wps:bodyPr rot="0" spcFirstLastPara="0" vertOverflow="overflow" horzOverflow="overflow" vert="horz" wrap="square" lIns="91440" tIns="45720" rIns="91440" bIns="45720" numCol="1" spcCol="0" rtlCol="0" fromWordArt="0" anchor="ctr" anchorCtr="0" forceAA="0" compatLnSpc="1">
+                      <a:prstTxWarp prst="textNoShape">
+                        <a:avLst/>
+                      </a:prstTxWarp>
                       <a:noAutofit/>
                     </wps:bodyPr>
                   </wps:wsp>
                 </a:graphicData>
               </a:graphic>
-              <wp14:sizeRelH relativeFrom="page">
+              <wp14:sizeRelH relativeFrom="margin">
                 <wp14:pctWidth>0</wp14:pctWidth>
               </wp14:sizeRelH>
-              <wp14:sizeRelV relativeFrom="page">
+              <wp14:sizeRelV relativeFrom="margin">
                 <wp14:pctHeight>0</wp14:pctHeight>
               </wp14:sizeRelV>
             </wp:anchor>
           </w:drawing>
         </mc:Choice>
-        <mc:Fallback xmlns:cx="http://schemas.microsoft.com/office/drawing/2014/chartex" xmlns:cx1="http://schemas.microsoft.com/office/drawing/2015/9/8/chartex" xmlns:cx2="http://schemas.microsoft.com/office/drawing/2015/10/21/chartex" xmlns:cx3="http://schemas.microsoft.com/office/drawing/2016/5/9/chartex" xmlns:cx4="http://schemas.microsoft.com/office/drawing/2016/5/10/chartex" xmlns:cx5="http://schemas.microsoft.com/office/drawing/2016/5/11/chartex" xmlns:cx6="http://schemas.microsoft.com/office/drawing/2016/5/12/chartex" xmlns:cx7="http://schemas.microsoft.com/office/drawing/2016/5/13/chartex" xmlns:cx8="http://schemas.microsoft.com/office/drawing/2016/5/14/chartex" xmlns:aink="http://schemas.microsoft.com/office/drawing/2016/ink" xmlns:am3d="http://schemas.microsoft.com/office/drawing/2017/model3d" xmlns:w15="http://schemas.microsoft.com/office/word/2012/wordml" xmlns:w16cid="http://schemas.microsoft.com/office/word/2016/wordml/cid" xmlns:w16se="http://schemas.microsoft.com/office/word/2015/wordml/symex">
+        <mc:Fallback>
           <w:pict>
-            <v:shapetype w14:anchorId="40896A23" id="_x0000_t202" coordsize="21600,21600" o:spt="202" path="m,l,21600r21600,l21600,xe">
-              <v:stroke joinstyle="miter"/>
-              <v:path gradientshapeok="t" o:connecttype="rect"/>
-            </v:shapetype>
-            <v:shape id="Text Box 62" o:spid="_x0000_s1026" type="#_x0000_t202" style="position:absolute;left:0;text-align:left;margin-left:51.9pt;margin-top:-2.4pt;width:147.2pt;height:44.6pt;z-index:251659264;visibility:visible;mso-wrap-style:square;mso-width-percent:0;mso-height-percent:0;mso-wrap-distance-left:9pt;mso-wrap-distance-top:0;mso-wrap-distance-right:9pt;mso-wrap-distance-bottom:0;mso-position-horizontal:absolute;mso-position-horizontal-relative:text;mso-position-vertical:absolute;mso-position-vertical-relative:text;mso-width-percent:0;mso-height-percent:0;mso-width-relative:page;mso-height-relative:page;v-text-anchor:top" o:gfxdata="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" filled="f" stroked="f">
+            <v:rect w14:anchorId="77F47D68" id="Rectangle 1" o:spid="_x0000_s1026" style="position:absolute;margin-left:76.3pt;margin-top:-6.75pt;width:127.5pt;height:40.5pt;z-index:-251648000;visibility:visible;mso-wrap-style:square;mso-width-percent:0;mso-height-percent:0;mso-wrap-distance-left:9pt;mso-wrap-distance-top:0;mso-wrap-distance-right:9pt;mso-wrap-distance-bottom:0;mso-position-horizontal:right;mso-position-horizontal-relative:margin;mso-position-vertical:absolute;mso-position-vertical-relative:text;mso-width-percent:0;mso-height-percent:0;mso-width-relative:margin;mso-height-relative:margin;v-text-anchor:middle" o:gfxdata="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" fillcolor="window" stroked="f" strokeweight="2pt">
               <v:textbox>
                 <w:txbxContent>
                   <w:p>
                     <w:pPr>
+                      <w:jc w:val="center"/>
                       <w:rPr>
-                        <w:rFonts w:ascii="SutonnyMJ" w:hAnsi="SutonnyMJ" w:cs="SutonnyMJ"/>
-                        <w:b/>
-                        <w:color w:val="008000"/>
-                        <w:sz w:val="44"/>
-                        <w:szCs w:val="54"/>
+                        <w:rFonts w:ascii="SolaimanLipi" w:hAnsi="SolaimanLipi" w:cs="SolaimanLipi"/>
+                        <w:sz w:val="32"/>
+                        <w:szCs w:val="32"/>
+                        <w:lang w:bidi="bn-IN"/>
                       </w:rPr>
                     </w:pPr>
-                    <w:proofErr w:type="spellStart"/>
                     <w:r>
                       <w:rPr>
-                        <w:rFonts w:ascii="SutonnyMJ" w:hAnsi="SutonnyMJ" w:cs="SutonnyMJ"/>
-                        <w:b/>
-                        <w:color w:val="008000"/>
-                        <w:sz w:val="44"/>
-                        <w:szCs w:val="54"/>
+                        <w:rFonts w:ascii="SolaimanLipi" w:hAnsi="SolaimanLipi" w:cs="SolaimanLipi"/>
+                        <w:lang w:bidi="bn-IN"/>
                       </w:rPr>
-                      <w:t>jvqjv</w:t>
+                      <w:t>Nomin</w:t>
                     </w:r>
-                    <w:proofErr w:type="spellEnd"/>
                     <w:r>
                       <w:rPr>
-                        <w:rFonts w:ascii="SutonnyMJ" w:hAnsi="SutonnyMJ" w:cs="SutonnyMJ"/>
-                        <w:b/>
-                        <w:color w:val="008000"/>
-                        <w:sz w:val="44"/>
-                        <w:szCs w:val="54"/>
+                        <w:rFonts w:ascii="SolaimanLipi" w:hAnsi="SolaimanLipi" w:cs="SolaimanLipi"/>
+                        <w:lang w:bidi="bn-IN"/>
+                      </w:rPr>
+                      <w:t>ation</w:t>
+                    </w:r>
+                    <w:r>
+                      <w:rPr>
+                        <w:rFonts w:ascii="SolaimanLipi" w:hAnsi="SolaimanLipi" w:cs="SolaimanLipi"/>
+                        <w:lang w:bidi="bn-IN"/>
+                      </w:rPr>
+                      <w:t xml:space="preserve"> Form </w:t>
+                    </w:r>
+                    <w:r>
+                      <w:rPr>
+                        <w:rFonts w:ascii="SolaimanLipi" w:hAnsi="SolaimanLipi" w:cs="SolaimanLipi"/>
                       </w:rPr>
                       <w:t xml:space="preserve"> </w:t>
                     </w:r>
-                    <w:proofErr w:type="spellStart"/>
-                    <w:r>
-                      <w:rPr>
-                        <w:rFonts w:ascii="SutonnyMJ" w:hAnsi="SutonnyMJ" w:cs="SutonnyMJ"/>
-                        <w:b/>
-                        <w:color w:val="008000"/>
-                        <w:sz w:val="44"/>
-                        <w:szCs w:val="54"/>
-                      </w:rPr>
-                      <w:t>óvBjm</w:t>
-                    </w:r>
-                    <w:proofErr w:type="spellEnd"/>
-                    <w:r>
-                      <w:rPr>
-                        <w:rFonts w:ascii="SutonnyMJ" w:hAnsi="SutonnyMJ" w:cs="SutonnyMJ"/>
-                        <w:b/>
-                        <w:color w:val="008000"/>
-                        <w:sz w:val="44"/>
-                        <w:szCs w:val="54"/>
-                      </w:rPr>
-                      <w:t xml:space="preserve"> </w:t>
-                    </w:r>
-                    <w:proofErr w:type="spellStart"/>
-                    <w:r>
-                      <w:rPr>
-                        <w:rFonts w:ascii="SutonnyMJ" w:hAnsi="SutonnyMJ" w:cs="SutonnyMJ"/>
-                        <w:b/>
-                        <w:color w:val="008000"/>
-                        <w:sz w:val="44"/>
-                        <w:szCs w:val="54"/>
-                      </w:rPr>
-                      <w:t>wjt</w:t>
-                    </w:r>
-                    <w:proofErr w:type="spellEnd"/>
                   </w:p>
                   <w:p>
                     <w:pPr>
+                      <w:jc w:val="center"/>
                       <w:rPr>
-                        <w:rFonts w:ascii="SutonnyMJ" w:hAnsi="SutonnyMJ" w:cs="SutonnyMJ"/>
-                        <w:b/>
-                        <w:color w:val="FF0000"/>
-                        <w:szCs w:val="20"/>
+                        <w:rFonts w:ascii="SolaimanLipi" w:hAnsi="SolaimanLipi" w:cs="SolaimanLipi"/>
+                        <w:sz w:val="28"/>
+                        <w:szCs w:val="28"/>
+                        <w:lang w:bidi="bn-IN"/>
                       </w:rPr>
                     </w:pPr>
-                    <w:proofErr w:type="spellStart"/>
                     <w:r>
                       <w:rPr>
-                        <w:rFonts w:ascii="SutonnyMJ" w:hAnsi="SutonnyMJ" w:cs="SutonnyMJ"/>
-                        <w:b/>
-                        <w:color w:val="FF0000"/>
-                        <w:szCs w:val="20"/>
+                        <w:rFonts w:ascii="SolaimanLipi" w:hAnsi="SolaimanLipi" w:cs="SolaimanLipi" w:hint="cs"/>
+                        <w:sz w:val="28"/>
+                        <w:szCs w:val="28"/>
+                        <w:cs/>
+                        <w:lang w:bidi="bn-IN"/>
                       </w:rPr>
-                      <w:t>evnv`yicyi</w:t>
+                      <w:t>মনোনয়ন ফরম</w:t>
                     </w:r>
-                    <w:proofErr w:type="spellEnd"/>
-                    <w:r>
-                      <w:rPr>
-                        <w:rFonts w:ascii="SutonnyMJ" w:hAnsi="SutonnyMJ" w:cs="SutonnyMJ"/>
-                        <w:b/>
-                        <w:color w:val="FF0000"/>
-                        <w:szCs w:val="20"/>
-                      </w:rPr>
-                      <w:t xml:space="preserve"> </w:t>
-                    </w:r>
-                    <w:proofErr w:type="spellStart"/>
-                    <w:r>
-                      <w:rPr>
-                        <w:rFonts w:ascii="SutonnyMJ" w:hAnsi="SutonnyMJ" w:cs="SutonnyMJ"/>
-                        <w:b/>
-                        <w:color w:val="FF0000"/>
-                        <w:szCs w:val="20"/>
-                      </w:rPr>
-                      <w:t>w</w:t>
-                    </w:r>
-                    <w:r>
-                      <w:rPr>
-                        <w:rFonts w:ascii="SutonnyMJ" w:hAnsi="SutonnyMJ" w:cs="SutonnyMJ"/>
-                        <w:b/>
-                        <w:color w:val="FF0000"/>
-                        <w:szCs w:val="20"/>
-                      </w:rPr>
-                      <w:t>m</w:t>
-                    </w:r>
-                    <w:r>
-                      <w:rPr>
-                        <w:rFonts w:ascii="SutonnyMJ" w:hAnsi="SutonnyMJ" w:cs="SutonnyMJ"/>
-                        <w:b/>
-                        <w:color w:val="FF0000"/>
-                        <w:szCs w:val="20"/>
-                      </w:rPr>
-                      <w:t>K`vievox</w:t>
-                    </w:r>
-                    <w:proofErr w:type="spellEnd"/>
-                    <w:r>
-                      <w:rPr>
-                        <w:rFonts w:ascii="SutonnyMJ" w:hAnsi="SutonnyMJ" w:cs="SutonnyMJ"/>
-                        <w:b/>
-                        <w:color w:val="FF0000"/>
-                        <w:szCs w:val="20"/>
-                      </w:rPr>
-                      <w:t xml:space="preserve">, </w:t>
-                    </w:r>
-                    <w:proofErr w:type="spellStart"/>
-                    <w:r>
-                      <w:rPr>
-                        <w:rFonts w:ascii="SutonnyMJ" w:hAnsi="SutonnyMJ" w:cs="SutonnyMJ"/>
-                        <w:b/>
-                        <w:color w:val="FF0000"/>
-                        <w:szCs w:val="20"/>
-                      </w:rPr>
-                      <w:t>MvRxcyi</w:t>
-                    </w:r>
-                    <w:proofErr w:type="spellEnd"/>
                   </w:p>
-                  <w:p/>
                 </w:txbxContent>
               </v:textbox>
-            </v:shape>
+              <w10:wrap type="through" anchorx="margin"/>
+            </v:rect>
           </w:pict>
         </mc:Fallback>
       </mc:AlternateContent>
@@ -3177,11 +3668,12 @@
       <w:rPr>
         <w:rFonts w:cs="Arial"/>
         <w:noProof/>
+        <w:lang w:bidi="bn-BD"/>
       </w:rPr>
       <mc:AlternateContent>
         <mc:Choice Requires="wps">
           <w:drawing>
-            <wp:anchor distT="0" distB="0" distL="114300" distR="114300" simplePos="0" relativeHeight="251652608" behindDoc="0" locked="0" layoutInCell="1" allowOverlap="1" wp14:anchorId="10502868" wp14:editId="7F516E91">
+            <wp:anchor distT="0" distB="0" distL="114300" distR="114300" simplePos="0" relativeHeight="251652608" behindDoc="0" locked="0" layoutInCell="1" allowOverlap="1" wp14:anchorId="10502868" wp14:editId="7A93BAF6">
               <wp:simplePos x="0" y="0"/>
               <wp:positionH relativeFrom="column">
                 <wp:posOffset>-730250</wp:posOffset>
@@ -3231,9 +3723,9 @@
             </wp:anchor>
           </w:drawing>
         </mc:Choice>
-        <mc:Fallback xmlns:cx="http://schemas.microsoft.com/office/drawing/2014/chartex" xmlns:cx1="http://schemas.microsoft.com/office/drawing/2015/9/8/chartex" xmlns:cx2="http://schemas.microsoft.com/office/drawing/2015/10/21/chartex" xmlns:cx3="http://schemas.microsoft.com/office/drawing/2016/5/9/chartex" xmlns:cx4="http://schemas.microsoft.com/office/drawing/2016/5/10/chartex" xmlns:cx5="http://schemas.microsoft.com/office/drawing/2016/5/11/chartex" xmlns:cx6="http://schemas.microsoft.com/office/drawing/2016/5/12/chartex" xmlns:cx7="http://schemas.microsoft.com/office/drawing/2016/5/13/chartex" xmlns:cx8="http://schemas.microsoft.com/office/drawing/2016/5/14/chartex" xmlns:aink="http://schemas.microsoft.com/office/drawing/2016/ink" xmlns:am3d="http://schemas.microsoft.com/office/drawing/2017/model3d" xmlns:w15="http://schemas.microsoft.com/office/word/2012/wordml" xmlns:w16cid="http://schemas.microsoft.com/office/word/2016/wordml/cid" xmlns:w16se="http://schemas.microsoft.com/office/word/2015/wordml/symex">
+        <mc:Fallback>
           <w:pict>
-            <v:line w14:anchorId="7052CB1C" id="Straight Connector 3" o:spid="_x0000_s1026" style="position:absolute;z-index:251652608;visibility:visible;mso-wrap-style:square;mso-width-percent:0;mso-wrap-distance-left:9pt;mso-wrap-distance-top:0;mso-wrap-distance-right:9pt;mso-wrap-distance-bottom:0;mso-position-horizontal:absolute;mso-position-horizontal-relative:text;mso-position-vertical:absolute;mso-position-vertical-relative:text;mso-width-percent:0;mso-width-relative:margin" from="-57.5pt,62.25pt" to="811.15pt,62.25pt" o:gfxdata="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" strokecolor="black [3200]" strokeweight="3pt">
+            <v:line w14:anchorId="1997231B" id="Straight Connector 3" o:spid="_x0000_s1026" style="position:absolute;z-index:251652608;visibility:visible;mso-wrap-style:square;mso-width-percent:0;mso-wrap-distance-left:9pt;mso-wrap-distance-top:0;mso-wrap-distance-right:9pt;mso-wrap-distance-bottom:0;mso-position-horizontal:absolute;mso-position-horizontal-relative:text;mso-position-vertical:absolute;mso-position-vertical-relative:text;mso-width-percent:0;mso-width-relative:margin" from="-57.5pt,62.25pt" to="811.15pt,62.25pt" o:gfxdata="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" strokecolor="black [3200]" strokeweight="3pt">
               <v:shadow on="t" color="black" opacity="22937f" origin=",.5" offset="0,.63889mm"/>
             </v:line>
           </w:pict>
@@ -3247,461 +3739,7 @@
       <mc:AlternateContent>
         <mc:Choice Requires="wps">
           <w:drawing>
-            <wp:anchor distT="0" distB="0" distL="114300" distR="114300" simplePos="0" relativeHeight="251665408" behindDoc="0" locked="0" layoutInCell="1" allowOverlap="1" wp14:anchorId="4E2D96BE" wp14:editId="41810389">
-              <wp:simplePos x="0" y="0"/>
-              <wp:positionH relativeFrom="margin">
-                <wp:posOffset>-476250</wp:posOffset>
-              </wp:positionH>
-              <wp:positionV relativeFrom="paragraph">
-                <wp:posOffset>447675</wp:posOffset>
-              </wp:positionV>
-              <wp:extent cx="7305675" cy="342900"/>
-              <wp:effectExtent l="0" t="0" r="0" b="0"/>
-              <wp:wrapNone/>
-              <wp:docPr id="40" name="Text Box 64"/>
-              <wp:cNvGraphicFramePr>
-                <a:graphicFrameLocks xmlns:a="http://schemas.openxmlformats.org/drawingml/2006/main"/>
-              </wp:cNvGraphicFramePr>
-              <a:graphic xmlns:a="http://schemas.openxmlformats.org/drawingml/2006/main">
-                <a:graphicData uri="http://schemas.microsoft.com/office/word/2010/wordprocessingShape">
-                  <wps:wsp>
-                    <wps:cNvSpPr txBox="1">
-                      <a:spLocks noChangeArrowheads="1"/>
-                    </wps:cNvSpPr>
-                    <wps:spPr bwMode="auto">
-                      <a:xfrm>
-                        <a:off x="0" y="0"/>
-                        <a:ext cx="7305675" cy="342900"/>
-                      </a:xfrm>
-                      <a:prstGeom prst="rect">
-                        <a:avLst/>
-                      </a:prstGeom>
-                      <a:noFill/>
-                      <a:ln>
-                        <a:noFill/>
-                      </a:ln>
-                      <a:extLst>
-                        <a:ext uri="{909E8E84-426E-40DD-AFC4-6F175D3DCCD1}">
-                          <a14:hiddenFill xmlns:a14="http://schemas.microsoft.com/office/drawing/2010/main">
-                            <a:solidFill>
-                              <a:srgbClr val="FFFFFF"/>
-                            </a:solidFill>
-                          </a14:hiddenFill>
-                        </a:ext>
-                        <a:ext uri="{91240B29-F687-4F45-9708-019B960494DF}">
-                          <a14:hiddenLine xmlns:a14="http://schemas.microsoft.com/office/drawing/2010/main" w="9525">
-                            <a:solidFill>
-                              <a:srgbClr val="000000"/>
-                            </a:solidFill>
-                            <a:miter lim="800000"/>
-                            <a:headEnd/>
-                            <a:tailEnd/>
-                          </a14:hiddenLine>
-                        </a:ext>
-                      </a:extLst>
-                    </wps:spPr>
-                    <wps:txbx>
-                      <w:txbxContent>
-                        <w:p>
-                          <w:pPr>
-                            <w:jc w:val="right"/>
-                            <w:rPr>
-                              <w:rFonts w:ascii="Arial" w:hAnsi="Arial" w:cs="Arial"/>
-                              <w:sz w:val="14"/>
-                              <w:szCs w:val="20"/>
-                            </w:rPr>
-                          </w:pPr>
-                          <w:r>
-                            <w:rPr>
-                              <w:rFonts w:ascii="Arial" w:hAnsi="Arial" w:cs="Arial"/>
-                              <w:sz w:val="14"/>
-                              <w:szCs w:val="20"/>
-                            </w:rPr>
-                            <w:t>LSL.4.</w:t>
-                          </w:r>
-                          <w:r>
-                            <w:rPr>
-                              <w:rFonts w:ascii="Arial" w:hAnsi="Arial" w:cs="Arial"/>
-                              <w:sz w:val="14"/>
-                              <w:szCs w:val="20"/>
-                            </w:rPr>
-                            <w:t>10</w:t>
-                          </w:r>
-                          <w:r>
-                            <w:rPr>
-                              <w:rFonts w:ascii="Arial" w:hAnsi="Arial" w:cs="Arial"/>
-                              <w:sz w:val="14"/>
-                              <w:szCs w:val="20"/>
-                            </w:rPr>
-                            <w:t>71</w:t>
-                          </w:r>
-                        </w:p>
-                        <w:p>
-                          <w:pPr>
-                            <w:jc w:val="right"/>
-                            <w:rPr>
-                              <w:rFonts w:ascii="SutonnyMJ" w:hAnsi="SutonnyMJ" w:cs="SutonnyMJ"/>
-                              <w:sz w:val="22"/>
-                              <w:szCs w:val="20"/>
-                            </w:rPr>
-                          </w:pPr>
-                          <w:r>
-                            <w:rPr>
-                              <w:rFonts w:ascii="SutonnyMJ" w:hAnsi="SutonnyMJ" w:cs="SutonnyMJ"/>
-                              <w:b/>
-                              <w:sz w:val="22"/>
-                              <w:szCs w:val="20"/>
-                            </w:rPr>
-                            <w:t>dig-41</w:t>
-                          </w:r>
-                          <w:r>
-                            <w:rPr>
-                              <w:rFonts w:ascii="SutonnyMJ" w:hAnsi="SutonnyMJ" w:cs="SutonnyMJ"/>
-                              <w:sz w:val="22"/>
-                              <w:szCs w:val="20"/>
-                            </w:rPr>
-                            <w:t xml:space="preserve"> [ev:kÖ:Av: aviv- 19, 131(1)(K), 155(2) 234, 264, 265 I 273 Ges ev:kÖ:we: wewa-118(1), 136, 232(2), 262(1), 289(1) I 321(1)]</w:t>
-                          </w:r>
-                        </w:p>
-                      </w:txbxContent>
-                    </wps:txbx>
-                    <wps:bodyPr rot="0" vert="horz" wrap="square" lIns="91440" tIns="45720" rIns="91440" bIns="45720" anchor="t" anchorCtr="0" upright="1">
-                      <a:noAutofit/>
-                    </wps:bodyPr>
-                  </wps:wsp>
-                </a:graphicData>
-              </a:graphic>
-              <wp14:sizeRelH relativeFrom="page">
-                <wp14:pctWidth>0</wp14:pctWidth>
-              </wp14:sizeRelH>
-              <wp14:sizeRelV relativeFrom="page">
-                <wp14:pctHeight>0</wp14:pctHeight>
-              </wp14:sizeRelV>
-            </wp:anchor>
-          </w:drawing>
-        </mc:Choice>
-        <mc:Fallback xmlns:cx="http://schemas.microsoft.com/office/drawing/2014/chartex" xmlns:cx1="http://schemas.microsoft.com/office/drawing/2015/9/8/chartex" xmlns:cx2="http://schemas.microsoft.com/office/drawing/2015/10/21/chartex" xmlns:cx3="http://schemas.microsoft.com/office/drawing/2016/5/9/chartex" xmlns:cx4="http://schemas.microsoft.com/office/drawing/2016/5/10/chartex" xmlns:cx5="http://schemas.microsoft.com/office/drawing/2016/5/11/chartex" xmlns:cx6="http://schemas.microsoft.com/office/drawing/2016/5/12/chartex" xmlns:cx7="http://schemas.microsoft.com/office/drawing/2016/5/13/chartex" xmlns:cx8="http://schemas.microsoft.com/office/drawing/2016/5/14/chartex" xmlns:aink="http://schemas.microsoft.com/office/drawing/2016/ink" xmlns:am3d="http://schemas.microsoft.com/office/drawing/2017/model3d" xmlns:w15="http://schemas.microsoft.com/office/word/2012/wordml" xmlns:w16cid="http://schemas.microsoft.com/office/word/2016/wordml/cid" xmlns:w16se="http://schemas.microsoft.com/office/word/2015/wordml/symex">
-          <w:pict>
-            <v:shape w14:anchorId="4E2D96BE" id="Text Box 64" o:spid="_x0000_s1027" type="#_x0000_t202" style="position:absolute;left:0;text-align:left;margin-left:-37.5pt;margin-top:35.25pt;width:575.25pt;height:27pt;z-index:251665408;visibility:visible;mso-wrap-style:square;mso-width-percent:0;mso-height-percent:0;mso-wrap-distance-left:9pt;mso-wrap-distance-top:0;mso-wrap-distance-right:9pt;mso-wrap-distance-bottom:0;mso-position-horizontal:absolute;mso-position-horizontal-relative:margin;mso-position-vertical:absolute;mso-position-vertical-relative:text;mso-width-percent:0;mso-height-percent:0;mso-width-relative:page;mso-height-relative:page;v-text-anchor:top" o:gfxdata="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" filled="f" stroked="f">
-              <v:textbox>
-                <w:txbxContent>
-                  <w:p>
-                    <w:pPr>
-                      <w:jc w:val="right"/>
-                      <w:rPr>
-                        <w:rFonts w:ascii="Arial" w:hAnsi="Arial" w:cs="Arial"/>
-                        <w:sz w:val="14"/>
-                        <w:szCs w:val="20"/>
-                      </w:rPr>
-                    </w:pPr>
-                    <w:r>
-                      <w:rPr>
-                        <w:rFonts w:ascii="Arial" w:hAnsi="Arial" w:cs="Arial"/>
-                        <w:sz w:val="14"/>
-                        <w:szCs w:val="20"/>
-                      </w:rPr>
-                      <w:t>LSL.4.</w:t>
-                    </w:r>
-                    <w:r>
-                      <w:rPr>
-                        <w:rFonts w:ascii="Arial" w:hAnsi="Arial" w:cs="Arial"/>
-                        <w:sz w:val="14"/>
-                        <w:szCs w:val="20"/>
-                      </w:rPr>
-                      <w:t>10</w:t>
-                    </w:r>
-                    <w:r>
-                      <w:rPr>
-                        <w:rFonts w:ascii="Arial" w:hAnsi="Arial" w:cs="Arial"/>
-                        <w:sz w:val="14"/>
-                        <w:szCs w:val="20"/>
-                      </w:rPr>
-                      <w:t>71</w:t>
-                    </w:r>
-                  </w:p>
-                  <w:p>
-                    <w:pPr>
-                      <w:jc w:val="right"/>
-                      <w:rPr>
-                        <w:rFonts w:ascii="SutonnyMJ" w:hAnsi="SutonnyMJ" w:cs="SutonnyMJ"/>
-                        <w:sz w:val="22"/>
-                        <w:szCs w:val="20"/>
-                      </w:rPr>
-                    </w:pPr>
-                    <w:r>
-                      <w:rPr>
-                        <w:rFonts w:ascii="SutonnyMJ" w:hAnsi="SutonnyMJ" w:cs="SutonnyMJ"/>
-                        <w:b/>
-                        <w:sz w:val="22"/>
-                        <w:szCs w:val="20"/>
-                      </w:rPr>
-                      <w:t>dig-41</w:t>
-                    </w:r>
-                    <w:r>
-                      <w:rPr>
-                        <w:rFonts w:ascii="SutonnyMJ" w:hAnsi="SutonnyMJ" w:cs="SutonnyMJ"/>
-                        <w:sz w:val="22"/>
-                        <w:szCs w:val="20"/>
-                      </w:rPr>
-                      <w:t xml:space="preserve"> [</w:t>
-                    </w:r>
-                    <w:proofErr w:type="spellStart"/>
-                    <w:proofErr w:type="gramStart"/>
-                    <w:r>
-                      <w:rPr>
-                        <w:rFonts w:ascii="SutonnyMJ" w:hAnsi="SutonnyMJ" w:cs="SutonnyMJ"/>
-                        <w:sz w:val="22"/>
-                        <w:szCs w:val="20"/>
-                      </w:rPr>
-                      <w:t>ev:kÖ</w:t>
-                    </w:r>
-                    <w:proofErr w:type="gramEnd"/>
-                    <w:r>
-                      <w:rPr>
-                        <w:rFonts w:ascii="SutonnyMJ" w:hAnsi="SutonnyMJ" w:cs="SutonnyMJ"/>
-                        <w:sz w:val="22"/>
-                        <w:szCs w:val="20"/>
-                      </w:rPr>
-                      <w:t>:Av</w:t>
-                    </w:r>
-                    <w:proofErr w:type="spellEnd"/>
-                    <w:r>
-                      <w:rPr>
-                        <w:rFonts w:ascii="SutonnyMJ" w:hAnsi="SutonnyMJ" w:cs="SutonnyMJ"/>
-                        <w:sz w:val="22"/>
-                        <w:szCs w:val="20"/>
-                      </w:rPr>
-                      <w:t xml:space="preserve">: </w:t>
-                    </w:r>
-                    <w:proofErr w:type="spellStart"/>
-                    <w:r>
-                      <w:rPr>
-                        <w:rFonts w:ascii="SutonnyMJ" w:hAnsi="SutonnyMJ" w:cs="SutonnyMJ"/>
-                        <w:sz w:val="22"/>
-                        <w:szCs w:val="20"/>
-                      </w:rPr>
-                      <w:t>aviv</w:t>
-                    </w:r>
-                    <w:proofErr w:type="spellEnd"/>
-                    <w:r>
-                      <w:rPr>
-                        <w:rFonts w:ascii="SutonnyMJ" w:hAnsi="SutonnyMJ" w:cs="SutonnyMJ"/>
-                        <w:sz w:val="22"/>
-                        <w:szCs w:val="20"/>
-                      </w:rPr>
-                      <w:t xml:space="preserve">- 19, 131(1)(K), 155(2) 234, 264, 265 I 273 </w:t>
-                    </w:r>
-                    <w:proofErr w:type="spellStart"/>
-                    <w:r>
-                      <w:rPr>
-                        <w:rFonts w:ascii="SutonnyMJ" w:hAnsi="SutonnyMJ" w:cs="SutonnyMJ"/>
-                        <w:sz w:val="22"/>
-                        <w:szCs w:val="20"/>
-                      </w:rPr>
-                      <w:t>Ges</w:t>
-                    </w:r>
-                    <w:proofErr w:type="spellEnd"/>
-                    <w:r>
-                      <w:rPr>
-                        <w:rFonts w:ascii="SutonnyMJ" w:hAnsi="SutonnyMJ" w:cs="SutonnyMJ"/>
-                        <w:sz w:val="22"/>
-                        <w:szCs w:val="20"/>
-                      </w:rPr>
-                      <w:t xml:space="preserve"> </w:t>
-                    </w:r>
-                    <w:proofErr w:type="spellStart"/>
-                    <w:r>
-                      <w:rPr>
-                        <w:rFonts w:ascii="SutonnyMJ" w:hAnsi="SutonnyMJ" w:cs="SutonnyMJ"/>
-                        <w:sz w:val="22"/>
-                        <w:szCs w:val="20"/>
-                      </w:rPr>
-                      <w:t>ev:kÖ:we</w:t>
-                    </w:r>
-                    <w:proofErr w:type="spellEnd"/>
-                    <w:r>
-                      <w:rPr>
-                        <w:rFonts w:ascii="SutonnyMJ" w:hAnsi="SutonnyMJ" w:cs="SutonnyMJ"/>
-                        <w:sz w:val="22"/>
-                        <w:szCs w:val="20"/>
-                      </w:rPr>
-                      <w:t>: wewa-118(1), 136, 232(2), 262(1), 289(1) I 321(1)]</w:t>
-                    </w:r>
-                  </w:p>
-                </w:txbxContent>
-              </v:textbox>
-              <w10:wrap anchorx="margin"/>
-            </v:shape>
-          </w:pict>
-        </mc:Fallback>
-      </mc:AlternateContent>
-    </w:r>
-    <w:r>
-      <w:rPr>
-        <w:noProof/>
-      </w:rPr>
-      <mc:AlternateContent>
-        <mc:Choice Requires="wps">
-          <w:drawing>
-            <wp:anchor distT="0" distB="0" distL="114300" distR="114300" simplePos="0" relativeHeight="251663360" behindDoc="0" locked="0" layoutInCell="1" allowOverlap="1" wp14:anchorId="19769463" wp14:editId="72117650">
-              <wp:simplePos x="0" y="0"/>
-              <wp:positionH relativeFrom="page">
-                <wp:posOffset>5476875</wp:posOffset>
-              </wp:positionH>
-              <wp:positionV relativeFrom="paragraph">
-                <wp:posOffset>-9525</wp:posOffset>
-              </wp:positionV>
-              <wp:extent cx="1776095" cy="436014"/>
-              <wp:effectExtent l="133350" t="133350" r="128905" b="154940"/>
-              <wp:wrapNone/>
-              <wp:docPr id="30" name="Rounded Rectangle 2"/>
-              <wp:cNvGraphicFramePr/>
-              <a:graphic xmlns:a="http://schemas.openxmlformats.org/drawingml/2006/main">
-                <a:graphicData uri="http://schemas.microsoft.com/office/word/2010/wordprocessingShape">
-                  <wps:wsp>
-                    <wps:cNvSpPr/>
-                    <wps:spPr>
-                      <a:xfrm>
-                        <a:off x="0" y="0"/>
-                        <a:ext cx="1776095" cy="436014"/>
-                      </a:xfrm>
-                      <a:prstGeom prst="roundRect">
-                        <a:avLst/>
-                      </a:prstGeom>
-                      <a:ln>
-                        <a:noFill/>
-                      </a:ln>
-                      <a:effectLst>
-                        <a:outerShdw blurRad="107950" dist="12700" dir="5400000" algn="ctr">
-                          <a:srgbClr val="000000"/>
-                        </a:outerShdw>
-                      </a:effectLst>
-                      <a:scene3d>
-                        <a:camera prst="orthographicFront">
-                          <a:rot lat="0" lon="0" rev="0"/>
-                        </a:camera>
-                        <a:lightRig rig="soft" dir="t">
-                          <a:rot lat="0" lon="0" rev="0"/>
-                        </a:lightRig>
-                      </a:scene3d>
-                      <a:sp3d contourW="44450" prstMaterial="matte">
-                        <a:bevelT w="63500" h="63500" prst="artDeco"/>
-                        <a:contourClr>
-                          <a:srgbClr val="FFFFFF"/>
-                        </a:contourClr>
-                      </a:sp3d>
-                    </wps:spPr>
-                    <wps:style>
-                      <a:lnRef idx="2">
-                        <a:schemeClr val="accent1">
-                          <a:shade val="50000"/>
-                        </a:schemeClr>
-                      </a:lnRef>
-                      <a:fillRef idx="1">
-                        <a:schemeClr val="accent1"/>
-                      </a:fillRef>
-                      <a:effectRef idx="0">
-                        <a:schemeClr val="accent1"/>
-                      </a:effectRef>
-                      <a:fontRef idx="minor">
-                        <a:schemeClr val="lt1"/>
-                      </a:fontRef>
-                    </wps:style>
-                    <wps:txbx>
-                      <w:txbxContent>
-                        <w:p>
-                          <w:pPr>
-                            <w:jc w:val="center"/>
-                            <w:rPr>
-                              <w:rFonts w:ascii="SutonnyMJ" w:hAnsi="SutonnyMJ" w:cs="SutonnyMJ"/>
-                              <w:b/>
-                              <w:sz w:val="18"/>
-                              <w:szCs w:val="2"/>
-                            </w:rPr>
-                          </w:pPr>
-                          <w:r>
-                            <w:rPr>
-                              <w:rFonts w:ascii="SutonnyMJ" w:hAnsi="SutonnyMJ" w:cs="SutonnyMJ"/>
-                              <w:b/>
-                              <w:sz w:val="44"/>
-                              <w:szCs w:val="2"/>
-                            </w:rPr>
-                            <w:t>g‡bvbq‡bi dig</w:t>
-                          </w:r>
-                        </w:p>
-                      </w:txbxContent>
-                    </wps:txbx>
-                    <wps:bodyPr rot="0" spcFirstLastPara="0" vertOverflow="overflow" horzOverflow="overflow" vert="horz" wrap="square" lIns="91440" tIns="45720" rIns="91440" bIns="45720" numCol="1" spcCol="0" rtlCol="0" fromWordArt="0" anchor="ctr" anchorCtr="0" forceAA="0" compatLnSpc="1">
-                      <a:prstTxWarp prst="textNoShape">
-                        <a:avLst/>
-                      </a:prstTxWarp>
-                      <a:noAutofit/>
-                    </wps:bodyPr>
-                  </wps:wsp>
-                </a:graphicData>
-              </a:graphic>
-              <wp14:sizeRelH relativeFrom="margin">
-                <wp14:pctWidth>0</wp14:pctWidth>
-              </wp14:sizeRelH>
-              <wp14:sizeRelV relativeFrom="margin">
-                <wp14:pctHeight>0</wp14:pctHeight>
-              </wp14:sizeRelV>
-            </wp:anchor>
-          </w:drawing>
-        </mc:Choice>
-        <mc:Fallback xmlns:cx="http://schemas.microsoft.com/office/drawing/2014/chartex" xmlns:cx1="http://schemas.microsoft.com/office/drawing/2015/9/8/chartex" xmlns:cx2="http://schemas.microsoft.com/office/drawing/2015/10/21/chartex" xmlns:cx3="http://schemas.microsoft.com/office/drawing/2016/5/9/chartex" xmlns:cx4="http://schemas.microsoft.com/office/drawing/2016/5/10/chartex" xmlns:cx5="http://schemas.microsoft.com/office/drawing/2016/5/11/chartex" xmlns:cx6="http://schemas.microsoft.com/office/drawing/2016/5/12/chartex" xmlns:cx7="http://schemas.microsoft.com/office/drawing/2016/5/13/chartex" xmlns:cx8="http://schemas.microsoft.com/office/drawing/2016/5/14/chartex" xmlns:aink="http://schemas.microsoft.com/office/drawing/2016/ink" xmlns:am3d="http://schemas.microsoft.com/office/drawing/2017/model3d" xmlns:w15="http://schemas.microsoft.com/office/word/2012/wordml" xmlns:w16cid="http://schemas.microsoft.com/office/word/2016/wordml/cid" xmlns:w16se="http://schemas.microsoft.com/office/word/2015/wordml/symex">
-          <w:pict>
-            <v:roundrect w14:anchorId="19769463" id="Rounded Rectangle 2" o:spid="_x0000_s1028" style="position:absolute;left:0;text-align:left;margin-left:431.25pt;margin-top:-.75pt;width:139.85pt;height:34.35pt;z-index:251663360;visibility:visible;mso-wrap-style:square;mso-width-percent:0;mso-height-percent:0;mso-wrap-distance-left:9pt;mso-wrap-distance-top:0;mso-wrap-distance-right:9pt;mso-wrap-distance-bottom:0;mso-position-horizontal:absolute;mso-position-horizontal-relative:page;mso-position-vertical:absolute;mso-position-vertical-relative:text;mso-width-percent:0;mso-height-percent:0;mso-width-relative:margin;mso-height-relative:margin;v-text-anchor:middle" arcsize="10923f" o:gfxdata="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" fillcolor="#4f81bd [3204]" stroked="f" strokeweight="2pt">
-              <v:shadow on="t" color="black" offset="0,1pt"/>
-              <v:textbox>
-                <w:txbxContent>
-                  <w:p>
-                    <w:pPr>
-                      <w:jc w:val="center"/>
-                      <w:rPr>
-                        <w:rFonts w:ascii="SutonnyMJ" w:hAnsi="SutonnyMJ" w:cs="SutonnyMJ"/>
-                        <w:b/>
-                        <w:sz w:val="18"/>
-                        <w:szCs w:val="2"/>
-                      </w:rPr>
-                    </w:pPr>
-                    <w:proofErr w:type="spellStart"/>
-                    <w:r>
-                      <w:rPr>
-                        <w:rFonts w:ascii="SutonnyMJ" w:hAnsi="SutonnyMJ" w:cs="SutonnyMJ"/>
-                        <w:b/>
-                        <w:sz w:val="44"/>
-                        <w:szCs w:val="2"/>
-                      </w:rPr>
-                      <w:t>g‡bvbq‡bi</w:t>
-                    </w:r>
-                    <w:proofErr w:type="spellEnd"/>
-                    <w:r>
-                      <w:rPr>
-                        <w:rFonts w:ascii="SutonnyMJ" w:hAnsi="SutonnyMJ" w:cs="SutonnyMJ"/>
-                        <w:b/>
-                        <w:sz w:val="44"/>
-                        <w:szCs w:val="2"/>
-                      </w:rPr>
-                      <w:t xml:space="preserve"> dig</w:t>
-                    </w:r>
-                  </w:p>
-                </w:txbxContent>
-              </v:textbox>
-              <w10:wrap anchorx="page"/>
-            </v:roundrect>
-          </w:pict>
-        </mc:Fallback>
-      </mc:AlternateContent>
-    </w:r>
-    <w:r>
-      <w:rPr>
-        <w:noProof/>
-      </w:rPr>
-      <mc:AlternateContent>
-        <mc:Choice Requires="wps">
-          <w:drawing>
-            <wp:anchor distT="0" distB="0" distL="114300" distR="114300" simplePos="0" relativeHeight="251661312" behindDoc="0" locked="0" layoutInCell="1" allowOverlap="1" wp14:anchorId="780F1502" wp14:editId="04DDED0D">
+            <wp:anchor distT="0" distB="0" distL="114300" distR="114300" simplePos="0" relativeHeight="251661312" behindDoc="0" locked="0" layoutInCell="1" allowOverlap="1" wp14:anchorId="780F1502" wp14:editId="1510BE62">
               <wp:simplePos x="0" y="0"/>
               <wp:positionH relativeFrom="column">
                 <wp:posOffset>8859328</wp:posOffset>
@@ -3799,9 +3837,9 @@
             </wp:anchor>
           </w:drawing>
         </mc:Choice>
-        <mc:Fallback xmlns:cx="http://schemas.microsoft.com/office/drawing/2014/chartex" xmlns:cx1="http://schemas.microsoft.com/office/drawing/2015/9/8/chartex" xmlns:cx2="http://schemas.microsoft.com/office/drawing/2015/10/21/chartex" xmlns:cx3="http://schemas.microsoft.com/office/drawing/2016/5/9/chartex" xmlns:cx4="http://schemas.microsoft.com/office/drawing/2016/5/10/chartex" xmlns:cx5="http://schemas.microsoft.com/office/drawing/2016/5/11/chartex" xmlns:cx6="http://schemas.microsoft.com/office/drawing/2016/5/12/chartex" xmlns:cx7="http://schemas.microsoft.com/office/drawing/2016/5/13/chartex" xmlns:cx8="http://schemas.microsoft.com/office/drawing/2016/5/14/chartex" xmlns:aink="http://schemas.microsoft.com/office/drawing/2016/ink" xmlns:am3d="http://schemas.microsoft.com/office/drawing/2017/model3d" xmlns:w15="http://schemas.microsoft.com/office/word/2012/wordml" xmlns:w16cid="http://schemas.microsoft.com/office/word/2016/wordml/cid" xmlns:w16se="http://schemas.microsoft.com/office/word/2015/wordml/symex">
+        <mc:Fallback>
           <w:pict>
-            <v:shape w14:anchorId="780F1502" id="_x0000_s1029" type="#_x0000_t202" style="position:absolute;left:0;text-align:left;margin-left:697.6pt;margin-top:33.3pt;width:78pt;height:19.55pt;z-index:251661312;visibility:visible;mso-wrap-style:square;mso-width-percent:0;mso-height-percent:0;mso-wrap-distance-left:9pt;mso-wrap-distance-top:0;mso-wrap-distance-right:9pt;mso-wrap-distance-bottom:0;mso-position-horizontal:absolute;mso-position-horizontal-relative:text;mso-position-vertical:absolute;mso-position-vertical-relative:text;mso-width-percent:0;mso-height-percent:0;mso-width-relative:page;mso-height-relative:page;v-text-anchor:top" o:gfxdata="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" filled="f" stroked="f">
+            <v:shape w14:anchorId="780F1502" id="_x0000_s1028" type="#_x0000_t202" style="position:absolute;margin-left:697.6pt;margin-top:33.3pt;width:78pt;height:19.55pt;z-index:251661312;visibility:visible;mso-wrap-style:square;mso-width-percent:0;mso-height-percent:0;mso-wrap-distance-left:9pt;mso-wrap-distance-top:0;mso-wrap-distance-right:9pt;mso-wrap-distance-bottom:0;mso-position-horizontal:absolute;mso-position-horizontal-relative:text;mso-position-vertical:absolute;mso-position-vertical-relative:text;mso-width-percent:0;mso-height-percent:0;mso-width-relative:page;mso-height-relative:page;v-text-anchor:top" o:gfxdata="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" filled="f" stroked="f">
               <v:textbox>
                 <w:txbxContent>
                   <w:p>
@@ -3839,71 +3877,579 @@
     </w:r>
     <w:r>
       <w:rPr>
-        <w:noProof/>
-      </w:rPr>
-      <w:drawing>
-        <wp:inline distT="0" distB="0" distL="0" distR="0" wp14:anchorId="683DB382" wp14:editId="3C88C512">
-          <wp:extent cx="571500" cy="571500"/>
-          <wp:effectExtent l="0" t="0" r="0" b="0"/>
-          <wp:docPr id="14" name="Picture 14"/>
-          <wp:cNvGraphicFramePr>
-            <a:graphicFrameLocks xmlns:a="http://schemas.openxmlformats.org/drawingml/2006/main" noChangeAspect="1"/>
-          </wp:cNvGraphicFramePr>
-          <a:graphic xmlns:a="http://schemas.openxmlformats.org/drawingml/2006/main">
-            <a:graphicData uri="http://schemas.openxmlformats.org/drawingml/2006/picture">
-              <pic:pic xmlns:pic="http://schemas.openxmlformats.org/drawingml/2006/picture">
-                <pic:nvPicPr>
-                  <pic:cNvPr id="0" name="LSL-Logo.png"/>
-                  <pic:cNvPicPr/>
-                </pic:nvPicPr>
-                <pic:blipFill>
-                  <a:blip r:embed="rId1">
-                    <a:extLst>
-                      <a:ext uri="{28A0092B-C50C-407E-A947-70E740481C1C}">
-                        <a14:useLocalDpi xmlns:a14="http://schemas.microsoft.com/office/drawing/2010/main" val="0"/>
-                      </a:ext>
-                    </a:extLst>
-                  </a:blip>
-                  <a:stretch>
-                    <a:fillRect/>
-                  </a:stretch>
-                </pic:blipFill>
-                <pic:spPr>
-                  <a:xfrm>
-                    <a:off x="0" y="0"/>
-                    <a:ext cx="571500" cy="571500"/>
-                  </a:xfrm>
-                  <a:prstGeom prst="rect">
-                    <a:avLst/>
-                  </a:prstGeom>
-                </pic:spPr>
-              </pic:pic>
-            </a:graphicData>
-          </a:graphic>
-        </wp:inline>
-      </w:drawing>
-    </w:r>
-    <w:r>
-      <w:rPr>
         <w:rFonts w:cs="Arial"/>
-      </w:rPr>
-      <w:t xml:space="preserve">  </w:t>
-    </w:r>
-    <w:r>
-      <w:rPr>
-        <w:rFonts w:ascii="Arial" w:hAnsi="Arial" w:cs="Arial"/>
-        <w:b/>
-        <w:sz w:val="34"/>
       </w:rPr>
       <w:t xml:space="preserve"> </w:t>
     </w:r>
+  </w:p>
+  <w:p>
+    <w:pPr>
+      <w:tabs>
+        <w:tab w:val="left" w:pos="1089"/>
+        <w:tab w:val="left" w:pos="1578"/>
+        <w:tab w:val="left" w:pos="1870"/>
+        <w:tab w:val="left" w:pos="2162"/>
+        <w:tab w:val="left" w:pos="2454"/>
+        <w:tab w:val="left" w:pos="2746"/>
+        <w:tab w:val="left" w:pos="3038"/>
+        <w:tab w:val="left" w:pos="3330"/>
+        <w:tab w:val="left" w:pos="3622"/>
+        <w:tab w:val="left" w:pos="3914"/>
+        <w:tab w:val="left" w:pos="4206"/>
+        <w:tab w:val="left" w:pos="4498"/>
+        <w:tab w:val="left" w:pos="4790"/>
+        <w:tab w:val="left" w:pos="5082"/>
+        <w:tab w:val="left" w:pos="5374"/>
+        <w:tab w:val="left" w:pos="5666"/>
+        <w:tab w:val="left" w:pos="5958"/>
+        <w:tab w:val="left" w:pos="6250"/>
+        <w:tab w:val="left" w:pos="6473"/>
+        <w:tab w:val="left" w:pos="6696"/>
+        <w:tab w:val="left" w:pos="6919"/>
+        <w:tab w:val="left" w:pos="7153"/>
+        <w:tab w:val="left" w:pos="7386"/>
+        <w:tab w:val="left" w:pos="9466"/>
+      </w:tabs>
+      <w:rPr>
+        <w:rFonts w:ascii="SolaimanLipi" w:hAnsi="SolaimanLipi" w:cs="SolaimanLipi"/>
+        <w:color w:val="000000"/>
+        <w:sz w:val="40"/>
+        <w:szCs w:val="40"/>
+        <w:lang w:bidi="bn-IN"/>
+      </w:rPr>
+    </w:pPr>
+    <w:r>
+      <w:rPr>
+        <w:noProof/>
+      </w:rPr>
+      <mc:AlternateContent>
+        <mc:Choice Requires="wps">
+          <w:drawing>
+            <wp:anchor distT="0" distB="0" distL="114300" distR="114300" simplePos="0" relativeHeight="251665408" behindDoc="0" locked="0" layoutInCell="1" allowOverlap="1" wp14:anchorId="4E2D96BE" wp14:editId="570DDC83">
+              <wp:simplePos x="0" y="0"/>
+              <wp:positionH relativeFrom="margin">
+                <wp:posOffset>-408842</wp:posOffset>
+              </wp:positionH>
+              <wp:positionV relativeFrom="paragraph">
+                <wp:posOffset>101698</wp:posOffset>
+              </wp:positionV>
+              <wp:extent cx="7239000" cy="338357"/>
+              <wp:effectExtent l="0" t="0" r="0" b="5080"/>
+              <wp:wrapNone/>
+              <wp:docPr id="40" name="Text Box 64"/>
+              <wp:cNvGraphicFramePr>
+                <a:graphicFrameLocks xmlns:a="http://schemas.openxmlformats.org/drawingml/2006/main"/>
+              </wp:cNvGraphicFramePr>
+              <a:graphic xmlns:a="http://schemas.openxmlformats.org/drawingml/2006/main">
+                <a:graphicData uri="http://schemas.microsoft.com/office/word/2010/wordprocessingShape">
+                  <wps:wsp>
+                    <wps:cNvSpPr txBox="1">
+                      <a:spLocks noChangeArrowheads="1"/>
+                    </wps:cNvSpPr>
+                    <wps:spPr bwMode="auto">
+                      <a:xfrm>
+                        <a:off x="0" y="0"/>
+                        <a:ext cx="7239000" cy="338357"/>
+                      </a:xfrm>
+                      <a:prstGeom prst="rect">
+                        <a:avLst/>
+                      </a:prstGeom>
+                      <a:noFill/>
+                      <a:ln>
+                        <a:noFill/>
+                      </a:ln>
+                      <a:extLst>
+                        <a:ext uri="{909E8E84-426E-40DD-AFC4-6F175D3DCCD1}">
+                          <a14:hiddenFill xmlns:a14="http://schemas.microsoft.com/office/drawing/2010/main">
+                            <a:solidFill>
+                              <a:srgbClr val="FFFFFF"/>
+                            </a:solidFill>
+                          </a14:hiddenFill>
+                        </a:ext>
+                        <a:ext uri="{91240B29-F687-4F45-9708-019B960494DF}">
+                          <a14:hiddenLine xmlns:a14="http://schemas.microsoft.com/office/drawing/2010/main" w="9525">
+                            <a:solidFill>
+                              <a:srgbClr val="000000"/>
+                            </a:solidFill>
+                            <a:miter lim="800000"/>
+                            <a:headEnd/>
+                            <a:tailEnd/>
+                          </a14:hiddenLine>
+                        </a:ext>
+                      </a:extLst>
+                    </wps:spPr>
+                    <wps:txbx>
+                      <w:txbxContent>
+                        <w:p>
+                          <w:pPr>
+                            <w:ind w:left="7920" w:firstLine="720"/>
+                            <w:jc w:val="center"/>
+                            <w:rPr>
+                              <w:rFonts w:ascii="Arial" w:hAnsi="Arial" w:cs="Arial"/>
+                              <w:sz w:val="16"/>
+                              <w:szCs w:val="16"/>
+                            </w:rPr>
+                          </w:pPr>
+                          <w:r>
+                            <w:rPr>
+                              <w:rFonts w:ascii="Arial" w:hAnsi="Arial" w:cs="Nirmala UI"/>
+                              <w:sz w:val="16"/>
+                              <w:szCs w:val="16"/>
+                              <w:lang w:bidi="bn-IN"/>
+                            </w:rPr>
+                            <w:t>S</w:t>
+                          </w:r>
+                          <w:r>
+                            <w:rPr>
+                              <w:rFonts w:ascii="Arial" w:hAnsi="Arial" w:cs="Nirmala UI"/>
+                              <w:sz w:val="16"/>
+                              <w:szCs w:val="16"/>
+                              <w:lang w:bidi="bn-IN"/>
+                            </w:rPr>
+                            <w:t>F</w:t>
+                          </w:r>
+                          <w:r>
+                            <w:rPr>
+                              <w:rFonts w:ascii="Arial" w:hAnsi="Arial" w:cs="Nirmala UI"/>
+                              <w:sz w:val="16"/>
+                              <w:szCs w:val="16"/>
+                              <w:lang w:bidi="bn-IN"/>
+                            </w:rPr>
+                            <w:t>L</w:t>
+                          </w:r>
+                          <w:r>
+                            <w:rPr>
+                              <w:rFonts w:ascii="Arial" w:hAnsi="Arial" w:cs="Arial"/>
+                              <w:sz w:val="16"/>
+                              <w:szCs w:val="16"/>
+                            </w:rPr>
+                            <w:t>.4.10</w:t>
+                          </w:r>
+                          <w:r>
+                            <w:rPr>
+                              <w:rFonts w:ascii="Arial" w:hAnsi="Arial" w:cs="Arial"/>
+                              <w:sz w:val="16"/>
+                              <w:szCs w:val="16"/>
+                            </w:rPr>
+                            <w:t>71</w:t>
+                          </w:r>
+                        </w:p>
+                        <w:p>
+                          <w:pPr>
+                            <w:jc w:val="center"/>
+                            <w:rPr>
+                              <w:rFonts w:ascii="SolaimanLipi" w:hAnsi="SolaimanLipi" w:cs="SolaimanLipi"/>
+                              <w:sz w:val="14"/>
+                              <w:szCs w:val="14"/>
+                            </w:rPr>
+                          </w:pPr>
+                          <w:r>
+                            <w:rPr>
+                              <w:rFonts w:ascii="SolaimanLipi" w:hAnsi="SolaimanLipi" w:cs="SolaimanLipi"/>
+                              <w:b/>
+                              <w:sz w:val="14"/>
+                              <w:szCs w:val="14"/>
+                            </w:rPr>
+                            <w:t>dig-41</w:t>
+                          </w:r>
+                          <w:r>
+                            <w:rPr>
+                              <w:rFonts w:ascii="SolaimanLipi" w:hAnsi="SolaimanLipi" w:cs="SolaimanLipi"/>
+                              <w:sz w:val="14"/>
+                              <w:szCs w:val="14"/>
+                            </w:rPr>
+                            <w:t xml:space="preserve"> [</w:t>
+                          </w:r>
+                          <w:proofErr w:type="spellStart"/>
+                          <w:proofErr w:type="gramStart"/>
+                          <w:r>
+                            <w:rPr>
+                              <w:rFonts w:ascii="SolaimanLipi" w:hAnsi="SolaimanLipi" w:cs="SolaimanLipi"/>
+                              <w:sz w:val="14"/>
+                              <w:szCs w:val="14"/>
+                            </w:rPr>
+                            <w:t>ev:kÖ</w:t>
+                          </w:r>
+                          <w:proofErr w:type="gramEnd"/>
+                          <w:r>
+                            <w:rPr>
+                              <w:rFonts w:ascii="SolaimanLipi" w:hAnsi="SolaimanLipi" w:cs="SolaimanLipi"/>
+                              <w:sz w:val="14"/>
+                              <w:szCs w:val="14"/>
+                            </w:rPr>
+                            <w:t>:Av</w:t>
+                          </w:r>
+                          <w:proofErr w:type="spellEnd"/>
+                          <w:r>
+                            <w:rPr>
+                              <w:rFonts w:ascii="SolaimanLipi" w:hAnsi="SolaimanLipi" w:cs="SolaimanLipi"/>
+                              <w:sz w:val="14"/>
+                              <w:szCs w:val="14"/>
+                            </w:rPr>
+                            <w:t xml:space="preserve">: </w:t>
+                          </w:r>
+                          <w:proofErr w:type="spellStart"/>
+                          <w:r>
+                            <w:rPr>
+                              <w:rFonts w:ascii="SolaimanLipi" w:hAnsi="SolaimanLipi" w:cs="SolaimanLipi"/>
+                              <w:sz w:val="14"/>
+                              <w:szCs w:val="14"/>
+                            </w:rPr>
+                            <w:t>aviv</w:t>
+                          </w:r>
+                          <w:proofErr w:type="spellEnd"/>
+                          <w:r>
+                            <w:rPr>
+                              <w:rFonts w:ascii="SolaimanLipi" w:hAnsi="SolaimanLipi" w:cs="SolaimanLipi"/>
+                              <w:sz w:val="14"/>
+                              <w:szCs w:val="14"/>
+                            </w:rPr>
+                            <w:t xml:space="preserve">- 19, 131(1)(K), 155(2) 234, 264, 265 I 273 </w:t>
+                          </w:r>
+                          <w:proofErr w:type="spellStart"/>
+                          <w:r>
+                            <w:rPr>
+                              <w:rFonts w:ascii="SolaimanLipi" w:hAnsi="SolaimanLipi" w:cs="SolaimanLipi"/>
+                              <w:sz w:val="14"/>
+                              <w:szCs w:val="14"/>
+                            </w:rPr>
+                            <w:t>Ges</w:t>
+                          </w:r>
+                          <w:proofErr w:type="spellEnd"/>
+                          <w:r>
+                            <w:rPr>
+                              <w:rFonts w:ascii="SolaimanLipi" w:hAnsi="SolaimanLipi" w:cs="SolaimanLipi"/>
+                              <w:sz w:val="14"/>
+                              <w:szCs w:val="14"/>
+                            </w:rPr>
+                            <w:t xml:space="preserve"> </w:t>
+                          </w:r>
+                          <w:proofErr w:type="spellStart"/>
+                          <w:r>
+                            <w:rPr>
+                              <w:rFonts w:ascii="SolaimanLipi" w:hAnsi="SolaimanLipi" w:cs="SolaimanLipi"/>
+                              <w:sz w:val="14"/>
+                              <w:szCs w:val="14"/>
+                            </w:rPr>
+                            <w:t>ev:kÖ:we</w:t>
+                          </w:r>
+                          <w:proofErr w:type="spellEnd"/>
+                          <w:r>
+                            <w:rPr>
+                              <w:rFonts w:ascii="SolaimanLipi" w:hAnsi="SolaimanLipi" w:cs="SolaimanLipi"/>
+                              <w:sz w:val="14"/>
+                              <w:szCs w:val="14"/>
+                            </w:rPr>
+                            <w:t>: wewa-118(1), 136, 232(2), 262(1), 289(1) I 321(1)]</w:t>
+                          </w:r>
+                        </w:p>
+                      </w:txbxContent>
+                    </wps:txbx>
+                    <wps:bodyPr rot="0" vert="horz" wrap="square" lIns="91440" tIns="45720" rIns="91440" bIns="45720" anchor="t" anchorCtr="0" upright="1">
+                      <a:noAutofit/>
+                    </wps:bodyPr>
+                  </wps:wsp>
+                </a:graphicData>
+              </a:graphic>
+              <wp14:sizeRelH relativeFrom="page">
+                <wp14:pctWidth>0</wp14:pctWidth>
+              </wp14:sizeRelH>
+              <wp14:sizeRelV relativeFrom="page">
+                <wp14:pctHeight>0</wp14:pctHeight>
+              </wp14:sizeRelV>
+            </wp:anchor>
+          </w:drawing>
+        </mc:Choice>
+        <mc:Fallback>
+          <w:pict>
+            <v:shapetype w14:anchorId="4E2D96BE" id="_x0000_t202" coordsize="21600,21600" o:spt="202" path="m,l,21600r21600,l21600,xe">
+              <v:stroke joinstyle="miter"/>
+              <v:path gradientshapeok="t" o:connecttype="rect"/>
+            </v:shapetype>
+            <v:shape id="_x0000_s1028" type="#_x0000_t202" style="position:absolute;margin-left:-32.2pt;margin-top:8pt;width:570pt;height:26.65pt;z-index:251665408;visibility:visible;mso-wrap-style:square;mso-width-percent:0;mso-height-percent:0;mso-wrap-distance-left:9pt;mso-wrap-distance-top:0;mso-wrap-distance-right:9pt;mso-wrap-distance-bottom:0;mso-position-horizontal:absolute;mso-position-horizontal-relative:margin;mso-position-vertical:absolute;mso-position-vertical-relative:text;mso-width-percent:0;mso-height-percent:0;mso-width-relative:page;mso-height-relative:page;v-text-anchor:top" o:gfxdata="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" filled="f" stroked="f">
+              <v:textbox>
+                <w:txbxContent>
+                  <w:p>
+                    <w:pPr>
+                      <w:ind w:left="7920" w:firstLine="720"/>
+                      <w:jc w:val="center"/>
+                      <w:rPr>
+                        <w:rFonts w:ascii="Arial" w:hAnsi="Arial" w:cs="Arial"/>
+                        <w:sz w:val="16"/>
+                        <w:szCs w:val="16"/>
+                      </w:rPr>
+                    </w:pPr>
+                    <w:r>
+                      <w:rPr>
+                        <w:rFonts w:ascii="Arial" w:hAnsi="Arial" w:cs="Nirmala UI"/>
+                        <w:sz w:val="16"/>
+                        <w:szCs w:val="16"/>
+                        <w:lang w:bidi="bn-IN"/>
+                      </w:rPr>
+                      <w:t>S</w:t>
+                    </w:r>
+                    <w:r>
+                      <w:rPr>
+                        <w:rFonts w:ascii="Arial" w:hAnsi="Arial" w:cs="Nirmala UI"/>
+                        <w:sz w:val="16"/>
+                        <w:szCs w:val="16"/>
+                        <w:lang w:bidi="bn-IN"/>
+                      </w:rPr>
+                      <w:t>F</w:t>
+                    </w:r>
+                    <w:r>
+                      <w:rPr>
+                        <w:rFonts w:ascii="Arial" w:hAnsi="Arial" w:cs="Nirmala UI"/>
+                        <w:sz w:val="16"/>
+                        <w:szCs w:val="16"/>
+                        <w:lang w:bidi="bn-IN"/>
+                      </w:rPr>
+                      <w:t>L</w:t>
+                    </w:r>
+                    <w:r>
+                      <w:rPr>
+                        <w:rFonts w:ascii="Arial" w:hAnsi="Arial" w:cs="Arial"/>
+                        <w:sz w:val="16"/>
+                        <w:szCs w:val="16"/>
+                      </w:rPr>
+                      <w:t>.4.10</w:t>
+                    </w:r>
+                    <w:r>
+                      <w:rPr>
+                        <w:rFonts w:ascii="Arial" w:hAnsi="Arial" w:cs="Arial"/>
+                        <w:sz w:val="16"/>
+                        <w:szCs w:val="16"/>
+                      </w:rPr>
+                      <w:t>71</w:t>
+                    </w:r>
+                  </w:p>
+                  <w:p>
+                    <w:pPr>
+                      <w:jc w:val="center"/>
+                      <w:rPr>
+                        <w:rFonts w:ascii="SolaimanLipi" w:hAnsi="SolaimanLipi" w:cs="SolaimanLipi"/>
+                        <w:sz w:val="14"/>
+                        <w:szCs w:val="14"/>
+                      </w:rPr>
+                    </w:pPr>
+                    <w:r>
+                      <w:rPr>
+                        <w:rFonts w:ascii="SolaimanLipi" w:hAnsi="SolaimanLipi" w:cs="SolaimanLipi"/>
+                        <w:b/>
+                        <w:sz w:val="14"/>
+                        <w:szCs w:val="14"/>
+                      </w:rPr>
+                      <w:t>dig-41</w:t>
+                    </w:r>
+                    <w:r>
+                      <w:rPr>
+                        <w:rFonts w:ascii="SolaimanLipi" w:hAnsi="SolaimanLipi" w:cs="SolaimanLipi"/>
+                        <w:sz w:val="14"/>
+                        <w:szCs w:val="14"/>
+                      </w:rPr>
+                      <w:t xml:space="preserve"> [</w:t>
+                    </w:r>
+                    <w:proofErr w:type="spellStart"/>
+                    <w:proofErr w:type="gramStart"/>
+                    <w:r>
+                      <w:rPr>
+                        <w:rFonts w:ascii="SolaimanLipi" w:hAnsi="SolaimanLipi" w:cs="SolaimanLipi"/>
+                        <w:sz w:val="14"/>
+                        <w:szCs w:val="14"/>
+                      </w:rPr>
+                      <w:t>ev:kÖ</w:t>
+                    </w:r>
+                    <w:proofErr w:type="gramEnd"/>
+                    <w:r>
+                      <w:rPr>
+                        <w:rFonts w:ascii="SolaimanLipi" w:hAnsi="SolaimanLipi" w:cs="SolaimanLipi"/>
+                        <w:sz w:val="14"/>
+                        <w:szCs w:val="14"/>
+                      </w:rPr>
+                      <w:t>:Av</w:t>
+                    </w:r>
+                    <w:proofErr w:type="spellEnd"/>
+                    <w:r>
+                      <w:rPr>
+                        <w:rFonts w:ascii="SolaimanLipi" w:hAnsi="SolaimanLipi" w:cs="SolaimanLipi"/>
+                        <w:sz w:val="14"/>
+                        <w:szCs w:val="14"/>
+                      </w:rPr>
+                      <w:t xml:space="preserve">: </w:t>
+                    </w:r>
+                    <w:proofErr w:type="spellStart"/>
+                    <w:r>
+                      <w:rPr>
+                        <w:rFonts w:ascii="SolaimanLipi" w:hAnsi="SolaimanLipi" w:cs="SolaimanLipi"/>
+                        <w:sz w:val="14"/>
+                        <w:szCs w:val="14"/>
+                      </w:rPr>
+                      <w:t>aviv</w:t>
+                    </w:r>
+                    <w:proofErr w:type="spellEnd"/>
+                    <w:r>
+                      <w:rPr>
+                        <w:rFonts w:ascii="SolaimanLipi" w:hAnsi="SolaimanLipi" w:cs="SolaimanLipi"/>
+                        <w:sz w:val="14"/>
+                        <w:szCs w:val="14"/>
+                      </w:rPr>
+                      <w:t xml:space="preserve">- 19, 131(1)(K), 155(2) 234, 264, 265 I 273 </w:t>
+                    </w:r>
+                    <w:proofErr w:type="spellStart"/>
+                    <w:r>
+                      <w:rPr>
+                        <w:rFonts w:ascii="SolaimanLipi" w:hAnsi="SolaimanLipi" w:cs="SolaimanLipi"/>
+                        <w:sz w:val="14"/>
+                        <w:szCs w:val="14"/>
+                      </w:rPr>
+                      <w:t>Ges</w:t>
+                    </w:r>
+                    <w:proofErr w:type="spellEnd"/>
+                    <w:r>
+                      <w:rPr>
+                        <w:rFonts w:ascii="SolaimanLipi" w:hAnsi="SolaimanLipi" w:cs="SolaimanLipi"/>
+                        <w:sz w:val="14"/>
+                        <w:szCs w:val="14"/>
+                      </w:rPr>
+                      <w:t xml:space="preserve"> </w:t>
+                    </w:r>
+                    <w:proofErr w:type="spellStart"/>
+                    <w:r>
+                      <w:rPr>
+                        <w:rFonts w:ascii="SolaimanLipi" w:hAnsi="SolaimanLipi" w:cs="SolaimanLipi"/>
+                        <w:sz w:val="14"/>
+                        <w:szCs w:val="14"/>
+                      </w:rPr>
+                      <w:t>ev:kÖ:we</w:t>
+                    </w:r>
+                    <w:proofErr w:type="spellEnd"/>
+                    <w:r>
+                      <w:rPr>
+                        <w:rFonts w:ascii="SolaimanLipi" w:hAnsi="SolaimanLipi" w:cs="SolaimanLipi"/>
+                        <w:sz w:val="14"/>
+                        <w:szCs w:val="14"/>
+                      </w:rPr>
+                      <w:t>: wewa-118(1), 136, 232(2), 262(1), 289(1) I 321(1)]</w:t>
+                    </w:r>
+                  </w:p>
+                </w:txbxContent>
+              </v:textbox>
+              <w10:wrap anchorx="margin"/>
+            </v:shape>
+          </w:pict>
+        </mc:Fallback>
+      </mc:AlternateContent>
+    </w:r>
+    <w:proofErr w:type="spellStart"/>
+    <w:r>
+      <w:rPr>
+        <w:rFonts w:ascii="SolaimanLipi" w:hAnsi="SolaimanLipi" w:cs="SolaimanLipi" w:hint="cs"/>
+        <w:color w:val="000000"/>
+        <w:sz w:val="32"/>
+        <w:szCs w:val="32"/>
+        <w:lang w:bidi="bn-IN"/>
+      </w:rPr>
+      <w:t>সাদমা</w:t>
+    </w:r>
+    <w:proofErr w:type="spellEnd"/>
+    <w:r>
+      <w:rPr>
+        <w:rFonts w:ascii="SolaimanLipi" w:hAnsi="SolaimanLipi" w:cs="SolaimanLipi"/>
+        <w:color w:val="000000"/>
+        <w:sz w:val="32"/>
+        <w:szCs w:val="32"/>
+        <w:lang w:bidi="bn-IN"/>
+      </w:rPr>
+      <w:t xml:space="preserve"> </w:t>
+    </w:r>
+    <w:proofErr w:type="spellStart"/>
+    <w:r>
+      <w:rPr>
+        <w:rFonts w:ascii="SolaimanLipi" w:hAnsi="SolaimanLipi" w:cs="SolaimanLipi" w:hint="cs"/>
+        <w:color w:val="000000"/>
+        <w:sz w:val="32"/>
+        <w:szCs w:val="32"/>
+        <w:lang w:bidi="bn-IN"/>
+      </w:rPr>
+      <w:t>ফ্যাশন</w:t>
+    </w:r>
+    <w:proofErr w:type="spellEnd"/>
+    <w:r>
+      <w:rPr>
+        <w:rFonts w:ascii="SolaimanLipi" w:hAnsi="SolaimanLipi" w:cs="SolaimanLipi"/>
+        <w:color w:val="000000"/>
+        <w:sz w:val="32"/>
+        <w:szCs w:val="32"/>
+        <w:lang w:bidi="bn-IN"/>
+      </w:rPr>
+      <w:t xml:space="preserve"> </w:t>
+    </w:r>
+    <w:proofErr w:type="spellStart"/>
+    <w:r>
+      <w:rPr>
+        <w:rFonts w:ascii="SolaimanLipi" w:hAnsi="SolaimanLipi" w:cs="SolaimanLipi" w:hint="cs"/>
+        <w:color w:val="000000"/>
+        <w:sz w:val="32"/>
+        <w:szCs w:val="32"/>
+        <w:lang w:bidi="bn-IN"/>
+      </w:rPr>
+      <w:t>ওয়্যার</w:t>
+    </w:r>
+    <w:proofErr w:type="spellEnd"/>
+    <w:r>
+      <w:rPr>
+        <w:rFonts w:ascii="SolaimanLipi" w:hAnsi="SolaimanLipi" w:cs="SolaimanLipi"/>
+        <w:color w:val="000000"/>
+        <w:sz w:val="32"/>
+        <w:szCs w:val="32"/>
+        <w:lang w:bidi="bn-IN"/>
+      </w:rPr>
+      <w:t xml:space="preserve"> </w:t>
+    </w:r>
+    <w:proofErr w:type="spellStart"/>
+    <w:r>
+      <w:rPr>
+        <w:rFonts w:ascii="SolaimanLipi" w:hAnsi="SolaimanLipi" w:cs="SolaimanLipi" w:hint="cs"/>
+        <w:color w:val="000000"/>
+        <w:sz w:val="32"/>
+        <w:szCs w:val="32"/>
+        <w:lang w:bidi="bn-IN"/>
+      </w:rPr>
+      <w:t>লিঃ</w:t>
+    </w:r>
+    <w:bookmarkStart w:id="0" w:name="_GoBack"/>
+    <w:bookmarkEnd w:id="0"/>
+    <w:proofErr w:type="spellEnd"/>
+  </w:p>
+  <w:p>
+    <w:pPr>
+      <w:jc w:val="both"/>
+      <w:rPr>
+        <w:rFonts w:ascii="Arial" w:hAnsi="Arial" w:cstheme="minorBidi"/>
+        <w:b/>
+        <w:sz w:val="34"/>
+        <w:szCs w:val="30"/>
+        <w:cs/>
+        <w:lang w:bidi="bn-IN"/>
+      </w:rPr>
+    </w:pPr>
+  </w:p>
+</w:hdr>
+</file>
+
+<file path=word/header3.xml><?xml version="1.0" encoding="utf-8"?>
+<w:hdr xmlns:wpc="http://schemas.microsoft.com/office/word/2010/wordprocessingCanvas" xmlns:cx="http://schemas.microsoft.com/office/drawing/2014/chartex" xmlns:cx1="http://schemas.microsoft.com/office/drawing/2015/9/8/chartex" xmlns:cx2="http://schemas.microsoft.com/office/drawing/2015/10/21/chartex" xmlns:cx3="http://schemas.microsoft.com/office/drawing/2016/5/9/chartex" xmlns:cx4="http://schemas.microsoft.com/office/drawing/2016/5/10/chartex" xmlns:cx5="http://schemas.microsoft.com/office/drawing/2016/5/11/chartex" xmlns:cx6="http://schemas.microsoft.com/office/drawing/2016/5/12/chartex" xmlns:cx7="http://schemas.microsoft.com/office/drawing/2016/5/13/chartex" xmlns:cx8="http://schemas.microsoft.com/office/drawing/2016/5/14/chartex" xmlns:mc="http://schemas.openxmlformats.org/markup-compatibility/2006" xmlns:aink="http://schemas.microsoft.com/office/drawing/2016/ink" xmlns:am3d="http://schemas.microsoft.com/office/drawing/2017/model3d" xmlns:o="urn:schemas-microsoft-com:office:office" xmlns:r="http://schemas.openxmlformats.org/officeDocument/2006/relationships" xmlns:m="http://schemas.openxmlformats.org/officeDocument/2006/math" xmlns:v="urn:schemas-microsoft-com:vml" xmlns:wp14="http://schemas.microsoft.com/office/word/2010/wordprocessingDrawing" xmlns:wp="http://schemas.openxmlformats.org/drawingml/2006/wordprocessingDrawing" xmlns:w10="urn:schemas-microsoft-com:office:word" xmlns:w="http://schemas.openxmlformats.org/wordprocessingml/2006/main" xmlns:w14="http://schemas.microsoft.com/office/word/2010/wordml" xmlns:w15="http://schemas.microsoft.com/office/word/2012/wordml" xmlns:w16cid="http://schemas.microsoft.com/office/word/2016/wordml/cid" xmlns:w16se="http://schemas.microsoft.com/office/word/2015/wordml/symex" xmlns:wpg="http://schemas.microsoft.com/office/word/2010/wordprocessingGroup" xmlns:wpi="http://schemas.microsoft.com/office/word/2010/wordprocessingInk" xmlns:wne="http://schemas.microsoft.com/office/word/2006/wordml" xmlns:wps="http://schemas.microsoft.com/office/word/2010/wordprocessingShape" mc:Ignorable="w14 w15 w16se w16cid wp14">
+  <w:p>
+    <w:pPr>
+      <w:pStyle w:val="Header"/>
+    </w:pPr>
   </w:p>
 </w:hdr>
 </file>
 
 <file path=word/numbering.xml><?xml version="1.0" encoding="utf-8"?>
-<w:numbering xmlns:wpc="http://schemas.microsoft.com/office/word/2010/wordprocessingCanvas" xmlns:mc="http://schemas.openxmlformats.org/markup-compatibility/2006" xmlns:o="urn:schemas-microsoft-com:office:office" xmlns:r="http://schemas.openxmlformats.org/officeDocument/2006/relationships" xmlns:m="http://schemas.openxmlformats.org/officeDocument/2006/math" xmlns:v="urn:schemas-microsoft-com:vml" xmlns:wp14="http://schemas.microsoft.com/office/word/2010/wordprocessingDrawing" xmlns:wp="http://schemas.openxmlformats.org/drawingml/2006/wordprocessingDrawing" xmlns:w10="urn:schemas-microsoft-com:office:word" xmlns:w="http://schemas.openxmlformats.org/wordprocessingml/2006/main" xmlns:w14="http://schemas.microsoft.com/office/word/2010/wordml" xmlns:wpg="http://schemas.microsoft.com/office/word/2010/wordprocessingGroup" xmlns:wpi="http://schemas.microsoft.com/office/word/2010/wordprocessingInk" xmlns:wne="http://schemas.microsoft.com/office/word/2006/wordml" xmlns:wps="http://schemas.microsoft.com/office/word/2010/wordprocessingShape" mc:Ignorable="w14 wp14">
-  <w:abstractNum w:abstractNumId="0">
+<w:numbering xmlns:wpc="http://schemas.microsoft.com/office/word/2010/wordprocessingCanvas" xmlns:cx="http://schemas.microsoft.com/office/drawing/2014/chartex" xmlns:cx1="http://schemas.microsoft.com/office/drawing/2015/9/8/chartex" xmlns:cx2="http://schemas.microsoft.com/office/drawing/2015/10/21/chartex" xmlns:cx3="http://schemas.microsoft.com/office/drawing/2016/5/9/chartex" xmlns:cx4="http://schemas.microsoft.com/office/drawing/2016/5/10/chartex" xmlns:cx5="http://schemas.microsoft.com/office/drawing/2016/5/11/chartex" xmlns:cx6="http://schemas.microsoft.com/office/drawing/2016/5/12/chartex" xmlns:cx7="http://schemas.microsoft.com/office/drawing/2016/5/13/chartex" xmlns:cx8="http://schemas.microsoft.com/office/drawing/2016/5/14/chartex" xmlns:mc="http://schemas.openxmlformats.org/markup-compatibility/2006" xmlns:aink="http://schemas.microsoft.com/office/drawing/2016/ink" xmlns:am3d="http://schemas.microsoft.com/office/drawing/2017/model3d" xmlns:o="urn:schemas-microsoft-com:office:office" xmlns:r="http://schemas.openxmlformats.org/officeDocument/2006/relationships" xmlns:m="http://schemas.openxmlformats.org/officeDocument/2006/math" xmlns:v="urn:schemas-microsoft-com:vml" xmlns:wp14="http://schemas.microsoft.com/office/word/2010/wordprocessingDrawing" xmlns:wp="http://schemas.openxmlformats.org/drawingml/2006/wordprocessingDrawing" xmlns:w10="urn:schemas-microsoft-com:office:word" xmlns:w="http://schemas.openxmlformats.org/wordprocessingml/2006/main" xmlns:w14="http://schemas.microsoft.com/office/word/2010/wordml" xmlns:w15="http://schemas.microsoft.com/office/word/2012/wordml" xmlns:w16cid="http://schemas.microsoft.com/office/word/2016/wordml/cid" xmlns:w16se="http://schemas.microsoft.com/office/word/2015/wordml/symex" xmlns:wpg="http://schemas.microsoft.com/office/word/2010/wordprocessingGroup" xmlns:wpi="http://schemas.microsoft.com/office/word/2010/wordprocessingInk" xmlns:wne="http://schemas.microsoft.com/office/word/2006/wordml" xmlns:wps="http://schemas.microsoft.com/office/word/2010/wordprocessingShape" mc:Ignorable="w14 w15 w16se w16cid wp14">
+  <w:abstractNum w:abstractNumId="0" w15:restartNumberingAfterBreak="0">
     <w:nsid w:val="030C136F"/>
     <w:multiLevelType w:val="hybridMultilevel"/>
     <w:tmpl w:val="7A44E634"/>
@@ -4026,7 +4572,7 @@
       </w:pPr>
     </w:lvl>
   </w:abstractNum>
-  <w:abstractNum w:abstractNumId="1">
+  <w:abstractNum w:abstractNumId="1" w15:restartNumberingAfterBreak="0">
     <w:nsid w:val="0A3950CC"/>
     <w:multiLevelType w:val="hybridMultilevel"/>
     <w:tmpl w:val="E61C84F4"/>
@@ -4149,7 +4695,7 @@
       </w:pPr>
     </w:lvl>
   </w:abstractNum>
-  <w:abstractNum w:abstractNumId="2">
+  <w:abstractNum w:abstractNumId="2" w15:restartNumberingAfterBreak="0">
     <w:nsid w:val="0A3C47B7"/>
     <w:multiLevelType w:val="hybridMultilevel"/>
     <w:tmpl w:val="F1F85CC0"/>
@@ -4265,7 +4811,7 @@
       </w:pPr>
     </w:lvl>
   </w:abstractNum>
-  <w:abstractNum w:abstractNumId="3">
+  <w:abstractNum w:abstractNumId="3" w15:restartNumberingAfterBreak="0">
     <w:nsid w:val="0DD671C7"/>
     <w:multiLevelType w:val="hybridMultilevel"/>
     <w:tmpl w:val="6E58C746"/>
@@ -4383,7 +4929,7 @@
       </w:pPr>
     </w:lvl>
   </w:abstractNum>
-  <w:abstractNum w:abstractNumId="4">
+  <w:abstractNum w:abstractNumId="4" w15:restartNumberingAfterBreak="0">
     <w:nsid w:val="1D712E96"/>
     <w:multiLevelType w:val="multilevel"/>
     <w:tmpl w:val="5A54AE5E"/>
@@ -4496,7 +5042,7 @@
       </w:pPr>
     </w:lvl>
   </w:abstractNum>
-  <w:abstractNum w:abstractNumId="5">
+  <w:abstractNum w:abstractNumId="5" w15:restartNumberingAfterBreak="0">
     <w:nsid w:val="1FB22FC5"/>
     <w:multiLevelType w:val="multilevel"/>
     <w:tmpl w:val="CDBA092A"/>
@@ -4612,7 +5158,7 @@
       </w:pPr>
     </w:lvl>
   </w:abstractNum>
-  <w:abstractNum w:abstractNumId="6">
+  <w:abstractNum w:abstractNumId="6" w15:restartNumberingAfterBreak="0">
     <w:nsid w:val="20BD34B4"/>
     <w:multiLevelType w:val="hybridMultilevel"/>
     <w:tmpl w:val="54C0D4C4"/>
@@ -4728,7 +5274,7 @@
       </w:pPr>
     </w:lvl>
   </w:abstractNum>
-  <w:abstractNum w:abstractNumId="7">
+  <w:abstractNum w:abstractNumId="7" w15:restartNumberingAfterBreak="0">
     <w:nsid w:val="21463948"/>
     <w:multiLevelType w:val="hybridMultilevel"/>
     <w:tmpl w:val="BC1C1706"/>
@@ -4844,7 +5390,7 @@
       </w:pPr>
     </w:lvl>
   </w:abstractNum>
-  <w:abstractNum w:abstractNumId="8">
+  <w:abstractNum w:abstractNumId="8" w15:restartNumberingAfterBreak="0">
     <w:nsid w:val="2C840613"/>
     <w:multiLevelType w:val="hybridMultilevel"/>
     <w:tmpl w:val="81E4808A"/>
@@ -4933,7 +5479,7 @@
       </w:pPr>
     </w:lvl>
   </w:abstractNum>
-  <w:abstractNum w:abstractNumId="9">
+  <w:abstractNum w:abstractNumId="9" w15:restartNumberingAfterBreak="0">
     <w:nsid w:val="2EDB48AF"/>
     <w:multiLevelType w:val="multilevel"/>
     <w:tmpl w:val="6D5A9560"/>
@@ -5049,7 +5595,7 @@
       </w:pPr>
     </w:lvl>
   </w:abstractNum>
-  <w:abstractNum w:abstractNumId="10">
+  <w:abstractNum w:abstractNumId="10" w15:restartNumberingAfterBreak="0">
     <w:nsid w:val="37B67FC7"/>
     <w:multiLevelType w:val="hybridMultilevel"/>
     <w:tmpl w:val="6D5A9560"/>
@@ -5165,7 +5711,7 @@
       </w:pPr>
     </w:lvl>
   </w:abstractNum>
-  <w:abstractNum w:abstractNumId="11">
+  <w:abstractNum w:abstractNumId="11" w15:restartNumberingAfterBreak="0">
     <w:nsid w:val="3AB86A71"/>
     <w:multiLevelType w:val="hybridMultilevel"/>
     <w:tmpl w:val="6DC6DA46"/>
@@ -5254,7 +5800,7 @@
       </w:pPr>
     </w:lvl>
   </w:abstractNum>
-  <w:abstractNum w:abstractNumId="12">
+  <w:abstractNum w:abstractNumId="12" w15:restartNumberingAfterBreak="0">
     <w:nsid w:val="3EDF452C"/>
     <w:multiLevelType w:val="multilevel"/>
     <w:tmpl w:val="A2FAEEA8"/>
@@ -5370,7 +5916,7 @@
       </w:pPr>
     </w:lvl>
   </w:abstractNum>
-  <w:abstractNum w:abstractNumId="13">
+  <w:abstractNum w:abstractNumId="13" w15:restartNumberingAfterBreak="0">
     <w:nsid w:val="40041118"/>
     <w:multiLevelType w:val="multilevel"/>
     <w:tmpl w:val="C8841AE0"/>
@@ -5486,7 +6032,7 @@
       </w:pPr>
     </w:lvl>
   </w:abstractNum>
-  <w:abstractNum w:abstractNumId="14">
+  <w:abstractNum w:abstractNumId="14" w15:restartNumberingAfterBreak="0">
     <w:nsid w:val="421A24B4"/>
     <w:multiLevelType w:val="hybridMultilevel"/>
     <w:tmpl w:val="E9424948"/>
@@ -5602,7 +6148,7 @@
       </w:pPr>
     </w:lvl>
   </w:abstractNum>
-  <w:abstractNum w:abstractNumId="15">
+  <w:abstractNum w:abstractNumId="15" w15:restartNumberingAfterBreak="0">
     <w:nsid w:val="45993C70"/>
     <w:multiLevelType w:val="multilevel"/>
     <w:tmpl w:val="0409001D"/>
@@ -5715,7 +6261,7 @@
       </w:pPr>
     </w:lvl>
   </w:abstractNum>
-  <w:abstractNum w:abstractNumId="16">
+  <w:abstractNum w:abstractNumId="16" w15:restartNumberingAfterBreak="0">
     <w:nsid w:val="564F4F30"/>
     <w:multiLevelType w:val="multilevel"/>
     <w:tmpl w:val="AB7C326E"/>
@@ -5828,7 +6374,7 @@
       </w:pPr>
     </w:lvl>
   </w:abstractNum>
-  <w:abstractNum w:abstractNumId="17">
+  <w:abstractNum w:abstractNumId="17" w15:restartNumberingAfterBreak="0">
     <w:nsid w:val="68B402E1"/>
     <w:multiLevelType w:val="hybridMultilevel"/>
     <w:tmpl w:val="2D6CE050"/>
@@ -5944,7 +6490,7 @@
       </w:pPr>
     </w:lvl>
   </w:abstractNum>
-  <w:abstractNum w:abstractNumId="18">
+  <w:abstractNum w:abstractNumId="18" w15:restartNumberingAfterBreak="0">
     <w:nsid w:val="6A1B562E"/>
     <w:multiLevelType w:val="multilevel"/>
     <w:tmpl w:val="A08CA224"/>
@@ -6060,7 +6606,7 @@
       </w:pPr>
     </w:lvl>
   </w:abstractNum>
-  <w:abstractNum w:abstractNumId="19">
+  <w:abstractNum w:abstractNumId="19" w15:restartNumberingAfterBreak="0">
     <w:nsid w:val="6E546318"/>
     <w:multiLevelType w:val="hybridMultilevel"/>
     <w:tmpl w:val="F18E65DA"/>
@@ -6176,7 +6722,7 @@
       </w:pPr>
     </w:lvl>
   </w:abstractNum>
-  <w:abstractNum w:abstractNumId="20">
+  <w:abstractNum w:abstractNumId="20" w15:restartNumberingAfterBreak="0">
     <w:nsid w:val="7154040C"/>
     <w:multiLevelType w:val="hybridMultilevel"/>
     <w:tmpl w:val="C4348444"/>
@@ -6294,7 +6840,7 @@
       </w:pPr>
     </w:lvl>
   </w:abstractNum>
-  <w:abstractNum w:abstractNumId="21">
+  <w:abstractNum w:abstractNumId="21" w15:restartNumberingAfterBreak="0">
     <w:nsid w:val="76DF0CB2"/>
     <w:multiLevelType w:val="hybridMultilevel"/>
     <w:tmpl w:val="B6AA2024"/>
@@ -6410,7 +6956,7 @@
       </w:pPr>
     </w:lvl>
   </w:abstractNum>
-  <w:abstractNum w:abstractNumId="22">
+  <w:abstractNum w:abstractNumId="22" w15:restartNumberingAfterBreak="0">
     <w:nsid w:val="791322A6"/>
     <w:multiLevelType w:val="hybridMultilevel"/>
     <w:tmpl w:val="3954B234"/>
@@ -6599,7 +7145,7 @@
 </file>
 
 <file path=word/styles.xml><?xml version="1.0" encoding="utf-8"?>
-<w:styles xmlns:mc="http://schemas.openxmlformats.org/markup-compatibility/2006" xmlns:r="http://schemas.openxmlformats.org/officeDocument/2006/relationships" xmlns:w="http://schemas.openxmlformats.org/wordprocessingml/2006/main" xmlns:w14="http://schemas.microsoft.com/office/word/2010/wordml" mc:Ignorable="w14">
+<w:styles xmlns:mc="http://schemas.openxmlformats.org/markup-compatibility/2006" xmlns:r="http://schemas.openxmlformats.org/officeDocument/2006/relationships" xmlns:w="http://schemas.openxmlformats.org/wordprocessingml/2006/main" xmlns:w14="http://schemas.microsoft.com/office/word/2010/wordml" xmlns:w15="http://schemas.microsoft.com/office/word/2012/wordml" xmlns:w16cid="http://schemas.microsoft.com/office/word/2016/wordml/cid" xmlns:w16se="http://schemas.microsoft.com/office/word/2015/wordml/symex" mc:Ignorable="w14 w15 w16se w16cid">
   <w:docDefaults>
     <w:rPrDefault>
       <w:rPr>
@@ -6609,519 +7155,376 @@
     </w:rPrDefault>
     <w:pPrDefault/>
   </w:docDefaults>
-  <w:latentStyles w:defLockedState="0" w:defUIPriority="0" w:defSemiHidden="1" w:defUnhideWhenUsed="1" w:defQFormat="0" w:count="267">
-    <w:lsdException w:name="Normal" w:semiHidden="0" w:unhideWhenUsed="0" w:qFormat="1"/>
-    <w:lsdException w:name="heading 1" w:semiHidden="0" w:unhideWhenUsed="0" w:qFormat="1"/>
-    <w:lsdException w:name="heading 2" w:qFormat="1"/>
-    <w:lsdException w:name="heading 3" w:semiHidden="0" w:unhideWhenUsed="0" w:qFormat="1"/>
-    <w:lsdException w:name="heading 4" w:qFormat="1"/>
-    <w:lsdException w:name="heading 5" w:qFormat="1"/>
-    <w:lsdException w:name="heading 6" w:qFormat="1"/>
-    <w:lsdException w:name="heading 7" w:qFormat="1"/>
-    <w:lsdException w:name="heading 8" w:qFormat="1"/>
-    <w:lsdException w:name="heading 9" w:qFormat="1"/>
-    <w:lsdException w:name="header" w:uiPriority="99"/>
-    <w:lsdException w:name="caption" w:qFormat="1"/>
-    <w:lsdException w:name="List" w:semiHidden="0" w:unhideWhenUsed="0"/>
-    <w:lsdException w:name="List 2" w:semiHidden="0" w:unhideWhenUsed="0"/>
-    <w:lsdException w:name="List 3" w:semiHidden="0" w:unhideWhenUsed="0"/>
-    <w:lsdException w:name="Title" w:semiHidden="0" w:unhideWhenUsed="0" w:qFormat="1"/>
-    <w:lsdException w:name="List Continue 5" w:semiHidden="0" w:unhideWhenUsed="0"/>
-    <w:lsdException w:name="Message Header" w:semiHidden="0" w:unhideWhenUsed="0"/>
-    <w:lsdException w:name="Subtitle" w:semiHidden="0" w:unhideWhenUsed="0" w:qFormat="1"/>
-    <w:lsdException w:name="Salutation" w:semiHidden="0" w:unhideWhenUsed="0"/>
-    <w:lsdException w:name="Strong" w:semiHidden="0" w:unhideWhenUsed="0" w:qFormat="1"/>
-    <w:lsdException w:name="Emphasis" w:semiHidden="0" w:unhideWhenUsed="0" w:qFormat="1"/>
-    <w:lsdException w:name="Table Grid" w:semiHidden="0" w:unhideWhenUsed="0"/>
-    <w:lsdException w:name="Placeholder Text" w:uiPriority="99" w:unhideWhenUsed="0"/>
-    <w:lsdException w:name="No Spacing" w:semiHidden="0" w:uiPriority="1" w:unhideWhenUsed="0" w:qFormat="1"/>
-    <w:lsdException w:name="Light Shading" w:semiHidden="0" w:uiPriority="60" w:unhideWhenUsed="0"/>
-    <w:lsdException w:name="Light List" w:semiHidden="0" w:uiPriority="61" w:unhideWhenUsed="0"/>
-    <w:lsdException w:name="Light Grid" w:semiHidden="0" w:uiPriority="62" w:unhideWhenUsed="0"/>
-    <w:lsdException w:name="Medium Shading 1" w:semiHidden="0" w:uiPriority="63" w:unhideWhenUsed="0"/>
-    <w:lsdException w:name="Medium Shading 2" w:semiHidden="0" w:uiPriority="64" w:unhideWhenUsed="0"/>
-    <w:lsdException w:name="Medium List 1" w:semiHidden="0" w:uiPriority="65" w:unhideWhenUsed="0"/>
-    <w:lsdException w:name="Medium List 2" w:semiHidden="0" w:uiPriority="66" w:unhideWhenUsed="0"/>
-    <w:lsdException w:name="Medium Grid 1" w:semiHidden="0" w:uiPriority="67" w:unhideWhenUsed="0"/>
-    <w:lsdException w:name="Medium Grid 2" w:semiHidden="0" w:uiPriority="68" w:unhideWhenUsed="0"/>
-    <w:lsdException w:name="Medium Grid 3" w:semiHidden="0" w:uiPriority="69" w:unhideWhenUsed="0"/>
-    <w:lsdException w:name="Dark List" w:semiHidden="0" w:uiPriority="70" w:unhideWhenUsed="0"/>
-    <w:lsdException w:name="Colorful Shading" w:semiHidden="0" w:uiPriority="71" w:unhideWhenUsed="0"/>
-    <w:lsdException w:name="Colorful List" w:semiHidden="0" w:uiPriority="72" w:unhideWhenUsed="0"/>
-    <w:lsdException w:name="Colorful Grid" w:semiHidden="0" w:uiPriority="73" w:unhideWhenUsed="0"/>
-    <w:lsdException w:name="Light Shading Accent 1" w:semiHidden="0" w:uiPriority="60" w:unhideWhenUsed="0"/>
-    <w:lsdException w:name="Light List Accent 1" w:semiHidden="0" w:uiPriority="61" w:unhideWhenUsed="0"/>
-    <w:lsdException w:name="Light Grid Accent 1" w:semiHidden="0" w:uiPriority="62" w:unhideWhenUsed="0"/>
-    <w:lsdException w:name="Medium Shading 1 Accent 1" w:semiHidden="0" w:uiPriority="63" w:unhideWhenUsed="0"/>
-    <w:lsdException w:name="Medium Shading 2 Accent 1" w:semiHidden="0" w:uiPriority="64" w:unhideWhenUsed="0"/>
-    <w:lsdException w:name="Medium List 1 Accent 1" w:semiHidden="0" w:uiPriority="65" w:unhideWhenUsed="0"/>
-    <w:lsdException w:name="Revision" w:uiPriority="99" w:unhideWhenUsed="0"/>
-    <w:lsdException w:name="List Paragraph" w:semiHidden="0" w:uiPriority="34" w:unhideWhenUsed="0" w:qFormat="1"/>
-    <w:lsdException w:name="Quote" w:semiHidden="0" w:uiPriority="29" w:unhideWhenUsed="0" w:qFormat="1"/>
-    <w:lsdException w:name="Intense Quote" w:semiHidden="0" w:uiPriority="30" w:unhideWhenUsed="0" w:qFormat="1"/>
-    <w:lsdException w:name="Medium List 2 Accent 1" w:semiHidden="0" w:uiPriority="66" w:unhideWhenUsed="0"/>
-    <w:lsdException w:name="Medium Grid 1 Accent 1" w:semiHidden="0" w:uiPriority="67" w:unhideWhenUsed="0"/>
-    <w:lsdException w:name="Medium Grid 2 Accent 1" w:semiHidden="0" w:uiPriority="68" w:unhideWhenUsed="0"/>
-    <w:lsdException w:name="Medium Grid 3 Accent 1" w:semiHidden="0" w:uiPriority="69" w:unhideWhenUsed="0"/>
-    <w:lsdException w:name="Dark List Accent 1" w:semiHidden="0" w:uiPriority="70" w:unhideWhenUsed="0"/>
-    <w:lsdException w:name="Colorful Shading Accent 1" w:semiHidden="0" w:uiPriority="71" w:unhideWhenUsed="0"/>
-    <w:lsdException w:name="Colorful List Accent 1" w:semiHidden="0" w:uiPriority="72" w:unhideWhenUsed="0"/>
-    <w:lsdException w:name="Colorful Grid Accent 1" w:semiHidden="0" w:uiPriority="73" w:unhideWhenUsed="0"/>
-    <w:lsdException w:name="Light Shading Accent 2" w:semiHidden="0" w:uiPriority="60" w:unhideWhenUsed="0"/>
-    <w:lsdException w:name="Light List Accent 2" w:semiHidden="0" w:uiPriority="61" w:unhideWhenUsed="0"/>
-    <w:lsdException w:name="Light Grid Accent 2" w:semiHidden="0" w:uiPriority="62" w:unhideWhenUsed="0"/>
-    <w:lsdException w:name="Medium Shading 1 Accent 2" w:semiHidden="0" w:uiPriority="63" w:unhideWhenUsed="0"/>
-    <w:lsdException w:name="Medium Shading 2 Accent 2" w:semiHidden="0" w:uiPriority="64" w:unhideWhenUsed="0"/>
-    <w:lsdException w:name="Medium List 1 Accent 2" w:semiHidden="0" w:uiPriority="65" w:unhideWhenUsed="0"/>
-    <w:lsdException w:name="Medium List 2 Accent 2" w:semiHidden="0" w:uiPriority="66" w:unhideWhenUsed="0"/>
-    <w:lsdException w:name="Medium Grid 1 Accent 2" w:semiHidden="0" w:uiPriority="67" w:unhideWhenUsed="0"/>
-    <w:lsdException w:name="Medium Grid 2 Accent 2" w:semiHidden="0" w:uiPriority="68" w:unhideWhenUsed="0"/>
-    <w:lsdException w:name="Medium Grid 3 Accent 2" w:semiHidden="0" w:uiPriority="69" w:unhideWhenUsed="0"/>
-    <w:lsdException w:name="Dark List Accent 2" w:semiHidden="0" w:uiPriority="70" w:unhideWhenUsed="0"/>
-    <w:lsdException w:name="Colorful Shading Accent 2" w:semiHidden="0" w:uiPriority="71" w:unhideWhenUsed="0"/>
-    <w:lsdException w:name="Colorful List Accent 2" w:semiHidden="0" w:uiPriority="72" w:unhideWhenUsed="0"/>
-    <w:lsdException w:name="Colorful Grid Accent 2" w:semiHidden="0" w:uiPriority="73" w:unhideWhenUsed="0"/>
-    <w:lsdException w:name="Light Shading Accent 3" w:semiHidden="0" w:uiPriority="60" w:unhideWhenUsed="0"/>
-    <w:lsdException w:name="Light List Accent 3" w:semiHidden="0" w:uiPriority="61" w:unhideWhenUsed="0"/>
-    <w:lsdException w:name="Light Grid Accent 3" w:semiHidden="0" w:uiPriority="62" w:unhideWhenUsed="0"/>
-    <w:lsdException w:name="Medium Shading 1 Accent 3" w:semiHidden="0" w:uiPriority="63" w:unhideWhenUsed="0"/>
-    <w:lsdException w:name="Medium Shading 2 Accent 3" w:semiHidden="0" w:uiPriority="64" w:unhideWhenUsed="0"/>
-    <w:lsdException w:name="Medium List 1 Accent 3" w:semiHidden="0" w:uiPriority="65" w:unhideWhenUsed="0"/>
-    <w:lsdException w:name="Medium List 2 Accent 3" w:semiHidden="0" w:uiPriority="66" w:unhideWhenUsed="0"/>
-    <w:lsdException w:name="Medium Grid 1 Accent 3" w:semiHidden="0" w:uiPriority="67" w:unhideWhenUsed="0"/>
-    <w:lsdException w:name="Medium Grid 2 Accent 3" w:semiHidden="0" w:uiPriority="68" w:unhideWhenUsed="0"/>
-    <w:lsdException w:name="Medium Grid 3 Accent 3" w:semiHidden="0" w:uiPriority="69" w:unhideWhenUsed="0"/>
-    <w:lsdException w:name="Dark List Accent 3" w:semiHidden="0" w:uiPriority="70" w:unhideWhenUsed="0"/>
-    <w:lsdException w:name="Colorful Shading Accent 3" w:semiHidden="0" w:uiPriority="71" w:unhideWhenUsed="0"/>
-    <w:lsdException w:name="Colorful List Accent 3" w:semiHidden="0" w:uiPriority="72" w:unhideWhenUsed="0"/>
-    <w:lsdException w:name="Colorful Grid Accent 3" w:semiHidden="0" w:uiPriority="73" w:unhideWhenUsed="0"/>
-    <w:lsdException w:name="Light Shading Accent 4" w:semiHidden="0" w:uiPriority="60" w:unhideWhenUsed="0"/>
-    <w:lsdException w:name="Light List Accent 4" w:semiHidden="0" w:uiPriority="61" w:unhideWhenUsed="0"/>
-    <w:lsdException w:name="Light Grid Accent 4" w:semiHidden="0" w:uiPriority="62" w:unhideWhenUsed="0"/>
-    <w:lsdException w:name="Medium Shading 1 Accent 4" w:semiHidden="0" w:uiPriority="63" w:unhideWhenUsed="0"/>
-    <w:lsdException w:name="Medium Shading 2 Accent 4" w:semiHidden="0" w:uiPriority="64" w:unhideWhenUsed="0"/>
-    <w:lsdException w:name="Medium List 1 Accent 4" w:semiHidden="0" w:uiPriority="65" w:unhideWhenUsed="0"/>
-    <w:lsdException w:name="Medium List 2 Accent 4" w:semiHidden="0" w:uiPriority="66" w:unhideWhenUsed="0"/>
-    <w:lsdException w:name="Medium Grid 1 Accent 4" w:semiHidden="0" w:uiPriority="67" w:unhideWhenUsed="0"/>
-    <w:lsdException w:name="Medium Grid 2 Accent 4" w:semiHidden="0" w:uiPriority="68" w:unhideWhenUsed="0"/>
-    <w:lsdException w:name="Medium Grid 3 Accent 4" w:semiHidden="0" w:uiPriority="69" w:unhideWhenUsed="0"/>
-    <w:lsdException w:name="Dark List Accent 4" w:semiHidden="0" w:uiPriority="70" w:unhideWhenUsed="0"/>
-    <w:lsdException w:name="Colorful Shading Accent 4" w:semiHidden="0" w:uiPriority="71" w:unhideWhenUsed="0"/>
-    <w:lsdException w:name="Colorful List Accent 4" w:semiHidden="0" w:uiPriority="72" w:unhideWhenUsed="0"/>
-    <w:lsdException w:name="Colorful Grid Accent 4" w:semiHidden="0" w:uiPriority="73" w:unhideWhenUsed="0"/>
-    <w:lsdException w:name="Light Shading Accent 5" w:semiHidden="0" w:uiPriority="60" w:unhideWhenUsed="0"/>
-    <w:lsdException w:name="Light List Accent 5" w:semiHidden="0" w:uiPriority="61" w:unhideWhenUsed="0"/>
-    <w:lsdException w:name="Light Grid Accent 5" w:semiHidden="0" w:uiPriority="62" w:unhideWhenUsed="0"/>
-    <w:lsdException w:name="Medium Shading 1 Accent 5" w:semiHidden="0" w:uiPriority="63" w:unhideWhenUsed="0"/>
-    <w:lsdException w:name="Medium Shading 2 Accent 5" w:semiHidden="0" w:uiPriority="64" w:unhideWhenUsed="0"/>
-    <w:lsdException w:name="Medium List 1 Accent 5" w:semiHidden="0" w:uiPriority="65" w:unhideWhenUsed="0"/>
-    <w:lsdException w:name="Medium List 2 Accent 5" w:semiHidden="0" w:uiPriority="66" w:unhideWhenUsed="0"/>
-    <w:lsdException w:name="Medium Grid 1 Accent 5" w:semiHidden="0" w:uiPriority="67" w:unhideWhenUsed="0"/>
-    <w:lsdException w:name="Medium Grid 2 Accent 5" w:semiHidden="0" w:uiPriority="68" w:unhideWhenUsed="0"/>
-    <w:lsdException w:name="Medium Grid 3 Accent 5" w:semiHidden="0" w:uiPriority="69" w:unhideWhenUsed="0"/>
-    <w:lsdException w:name="Dark List Accent 5" w:semiHidden="0" w:uiPriority="70" w:unhideWhenUsed="0"/>
-    <w:lsdException w:name="Colorful Shading Accent 5" w:semiHidden="0" w:uiPriority="71" w:unhideWhenUsed="0"/>
-    <w:lsdException w:name="Colorful List Accent 5" w:semiHidden="0" w:uiPriority="72" w:unhideWhenUsed="0"/>
-    <w:lsdException w:name="Colorful Grid Accent 5" w:semiHidden="0" w:uiPriority="73" w:unhideWhenUsed="0"/>
-    <w:lsdException w:name="Light Shading Accent 6" w:semiHidden="0" w:uiPriority="60" w:unhideWhenUsed="0"/>
-    <w:lsdException w:name="Light List Accent 6" w:semiHidden="0" w:uiPriority="61" w:unhideWhenUsed="0"/>
-    <w:lsdException w:name="Light Grid Accent 6" w:semiHidden="0" w:uiPriority="62" w:unhideWhenUsed="0"/>
-    <w:lsdException w:name="Medium Shading 1 Accent 6" w:semiHidden="0" w:uiPriority="63" w:unhideWhenUsed="0"/>
-    <w:lsdException w:name="Medium Shading 2 Accent 6" w:semiHidden="0" w:uiPriority="64" w:unhideWhenUsed="0"/>
-    <w:lsdException w:name="Medium List 1 Accent 6" w:semiHidden="0" w:uiPriority="65" w:unhideWhenUsed="0"/>
-    <w:lsdException w:name="Medium List 2 Accent 6" w:semiHidden="0" w:uiPriority="66" w:unhideWhenUsed="0"/>
-    <w:lsdException w:name="Medium Grid 1 Accent 6" w:semiHidden="0" w:uiPriority="67" w:unhideWhenUsed="0"/>
-    <w:lsdException w:name="Medium Grid 2 Accent 6" w:semiHidden="0" w:uiPriority="68" w:unhideWhenUsed="0"/>
-    <w:lsdException w:name="Medium Grid 3 Accent 6" w:semiHidden="0" w:uiPriority="69" w:unhideWhenUsed="0"/>
-    <w:lsdException w:name="Dark List Accent 6" w:semiHidden="0" w:uiPriority="70" w:unhideWhenUsed="0"/>
-    <w:lsdException w:name="Colorful Shading Accent 6" w:semiHidden="0" w:uiPriority="71" w:unhideWhenUsed="0"/>
-    <w:lsdException w:name="Colorful List Accent 6" w:semiHidden="0" w:uiPriority="72" w:unhideWhenUsed="0"/>
-    <w:lsdException w:name="Colorful Grid Accent 6" w:semiHidden="0" w:uiPriority="73" w:unhideWhenUsed="0"/>
-    <w:lsdException w:name="Subtle Emphasis" w:semiHidden="0" w:uiPriority="19" w:unhideWhenUsed="0" w:qFormat="1"/>
-    <w:lsdException w:name="Intense Emphasis" w:semiHidden="0" w:uiPriority="21" w:unhideWhenUsed="0" w:qFormat="1"/>
-    <w:lsdException w:name="Subtle Reference" w:semiHidden="0" w:uiPriority="31" w:unhideWhenUsed="0" w:qFormat="1"/>
-    <w:lsdException w:name="Intense Reference" w:semiHidden="0" w:uiPriority="32" w:unhideWhenUsed="0" w:qFormat="1"/>
-    <w:lsdException w:name="Book Title" w:semiHidden="0" w:uiPriority="33" w:unhideWhenUsed="0" w:qFormat="1"/>
-    <w:lsdException w:name="Bibliography" w:uiPriority="37"/>
-    <w:lsdException w:name="TOC Heading" w:uiPriority="39" w:qFormat="1"/>
-  </w:latentStyles>
-  <w:style w:type="paragraph" w:default="1" w:styleId="Normal">
-    <w:name w:val="Normal"/>
-    <w:qFormat/>
-    <w:rPr>
-      <w:sz w:val="24"/>
-      <w:szCs w:val="24"/>
-    </w:rPr>
-  </w:style>
-  <w:style w:type="paragraph" w:styleId="Heading3">
-    <w:name w:val="heading 3"/>
-    <w:basedOn w:val="Normal"/>
-    <w:next w:val="Normal"/>
-    <w:qFormat/>
-    <w:pPr>
-      <w:keepNext/>
-      <w:jc w:val="center"/>
-      <w:outlineLvl w:val="2"/>
-    </w:pPr>
-    <w:rPr>
-      <w:rFonts w:ascii="Arial" w:hAnsi="Arial"/>
-      <w:b/>
-      <w:snapToGrid w:val="0"/>
-      <w:w w:val="150"/>
-      <w:szCs w:val="20"/>
-    </w:rPr>
-  </w:style>
-  <w:style w:type="character" w:default="1" w:styleId="DefaultParagraphFont">
-    <w:name w:val="Default Paragraph Font"/>
-    <w:uiPriority w:val="1"/>
-    <w:semiHidden/>
-    <w:unhideWhenUsed/>
-  </w:style>
-  <w:style w:type="table" w:default="1" w:styleId="TableNormal">
-    <w:name w:val="Normal Table"/>
-    <w:uiPriority w:val="99"/>
-    <w:semiHidden/>
-    <w:unhideWhenUsed/>
-    <w:tblPr>
-      <w:tblInd w:w="0" w:type="dxa"/>
-      <w:tblCellMar>
-        <w:top w:w="0" w:type="dxa"/>
-        <w:left w:w="108" w:type="dxa"/>
-        <w:bottom w:w="0" w:type="dxa"/>
-        <w:right w:w="108" w:type="dxa"/>
-      </w:tblCellMar>
-    </w:tblPr>
-  </w:style>
-  <w:style w:type="numbering" w:default="1" w:styleId="NoList">
-    <w:name w:val="No List"/>
-    <w:uiPriority w:val="99"/>
-    <w:semiHidden/>
-    <w:unhideWhenUsed/>
-  </w:style>
-  <w:style w:type="paragraph" w:styleId="Header">
-    <w:name w:val="header"/>
-    <w:basedOn w:val="Normal"/>
-    <w:link w:val="HeaderChar"/>
-    <w:uiPriority w:val="99"/>
-    <w:rsid w:val="00AD125E"/>
-    <w:pPr>
-      <w:tabs>
-        <w:tab w:val="center" w:pos="4680"/>
-        <w:tab w:val="right" w:pos="9360"/>
-      </w:tabs>
-    </w:pPr>
-  </w:style>
-  <w:style w:type="character" w:customStyle="1" w:styleId="HeaderChar">
-    <w:name w:val="Header Char"/>
-    <w:basedOn w:val="DefaultParagraphFont"/>
-    <w:link w:val="Header"/>
-    <w:uiPriority w:val="99"/>
-    <w:rsid w:val="00AD125E"/>
-    <w:rPr>
-      <w:sz w:val="24"/>
-      <w:szCs w:val="24"/>
-    </w:rPr>
-  </w:style>
-  <w:style w:type="paragraph" w:styleId="Footer">
-    <w:name w:val="footer"/>
-    <w:basedOn w:val="Normal"/>
-    <w:link w:val="FooterChar"/>
-    <w:rsid w:val="00AD125E"/>
-    <w:pPr>
-      <w:tabs>
-        <w:tab w:val="center" w:pos="4680"/>
-        <w:tab w:val="right" w:pos="9360"/>
-      </w:tabs>
-    </w:pPr>
-  </w:style>
-  <w:style w:type="character" w:customStyle="1" w:styleId="FooterChar">
-    <w:name w:val="Footer Char"/>
-    <w:basedOn w:val="DefaultParagraphFont"/>
-    <w:link w:val="Footer"/>
-    <w:rsid w:val="00AD125E"/>
-    <w:rPr>
-      <w:sz w:val="24"/>
-      <w:szCs w:val="24"/>
-    </w:rPr>
-  </w:style>
-  <w:style w:type="paragraph" w:styleId="BalloonText">
-    <w:name w:val="Balloon Text"/>
-    <w:basedOn w:val="Normal"/>
-    <w:link w:val="BalloonTextChar"/>
-    <w:rsid w:val="00AD125E"/>
-    <w:rPr>
-      <w:rFonts w:ascii="Tahoma" w:hAnsi="Tahoma" w:cs="Tahoma"/>
-      <w:sz w:val="16"/>
-      <w:szCs w:val="16"/>
-    </w:rPr>
-  </w:style>
-  <w:style w:type="character" w:customStyle="1" w:styleId="BalloonTextChar">
-    <w:name w:val="Balloon Text Char"/>
-    <w:basedOn w:val="DefaultParagraphFont"/>
-    <w:link w:val="BalloonText"/>
-    <w:rsid w:val="00AD125E"/>
-    <w:rPr>
-      <w:rFonts w:ascii="Tahoma" w:hAnsi="Tahoma" w:cs="Tahoma"/>
-      <w:sz w:val="16"/>
-      <w:szCs w:val="16"/>
-    </w:rPr>
-  </w:style>
-  <w:style w:type="paragraph" w:styleId="ListParagraph">
-    <w:name w:val="List Paragraph"/>
-    <w:basedOn w:val="Normal"/>
-    <w:uiPriority w:val="34"/>
-    <w:qFormat/>
-    <w:rsid w:val="007717E7"/>
-    <w:pPr>
-      <w:ind w:left="720"/>
-      <w:contextualSpacing/>
-    </w:pPr>
-  </w:style>
-  <w:style w:type="paragraph" w:styleId="BodyTextIndent">
-    <w:name w:val="Body Text Indent"/>
-    <w:basedOn w:val="Normal"/>
-    <w:link w:val="BodyTextIndentChar"/>
-    <w:rsid w:val="0037402C"/>
-    <w:pPr>
-      <w:jc w:val="both"/>
-    </w:pPr>
-    <w:rPr>
-      <w:rFonts w:ascii="Arial" w:eastAsia="Arial Unicode MS" w:hAnsi="Arial"/>
-      <w:color w:val="424242"/>
-      <w:sz w:val="20"/>
-      <w:szCs w:val="20"/>
-      <w:lang w:eastAsia="zh-CN"/>
-    </w:rPr>
-  </w:style>
-  <w:style w:type="character" w:customStyle="1" w:styleId="BodyTextIndentChar">
-    <w:name w:val="Body Text Indent Char"/>
-    <w:basedOn w:val="DefaultParagraphFont"/>
-    <w:link w:val="BodyTextIndent"/>
-    <w:rsid w:val="0037402C"/>
-    <w:rPr>
-      <w:rFonts w:ascii="Arial" w:eastAsia="Arial Unicode MS" w:hAnsi="Arial"/>
-      <w:color w:val="424242"/>
-      <w:lang w:eastAsia="zh-CN"/>
-    </w:rPr>
-  </w:style>
-  <w:style w:type="table" w:styleId="TableGrid">
-    <w:name w:val="Table Grid"/>
-    <w:basedOn w:val="TableNormal"/>
-    <w:rsid w:val="00514576"/>
-    <w:tblPr>
-      <w:tblBorders>
-        <w:top w:val="single" w:sz="4" w:space="0" w:color="auto"/>
-        <w:left w:val="single" w:sz="4" w:space="0" w:color="auto"/>
-        <w:bottom w:val="single" w:sz="4" w:space="0" w:color="auto"/>
-        <w:right w:val="single" w:sz="4" w:space="0" w:color="auto"/>
-        <w:insideH w:val="single" w:sz="4" w:space="0" w:color="auto"/>
-        <w:insideV w:val="single" w:sz="4" w:space="0" w:color="auto"/>
-      </w:tblBorders>
-    </w:tblPr>
-  </w:style>
-  <w:style w:type="character" w:styleId="CommentReference">
-    <w:name w:val="annotation reference"/>
-    <w:basedOn w:val="DefaultParagraphFont"/>
-    <w:semiHidden/>
-    <w:unhideWhenUsed/>
-    <w:rsid w:val="008E325C"/>
-    <w:rPr>
-      <w:sz w:val="16"/>
-      <w:szCs w:val="16"/>
-    </w:rPr>
-  </w:style>
-  <w:style w:type="paragraph" w:styleId="CommentText">
-    <w:name w:val="annotation text"/>
-    <w:basedOn w:val="Normal"/>
-    <w:link w:val="CommentTextChar"/>
-    <w:semiHidden/>
-    <w:unhideWhenUsed/>
-    <w:rsid w:val="008E325C"/>
-    <w:rPr>
-      <w:sz w:val="20"/>
-      <w:szCs w:val="20"/>
-    </w:rPr>
-  </w:style>
-  <w:style w:type="character" w:customStyle="1" w:styleId="CommentTextChar">
-    <w:name w:val="Comment Text Char"/>
-    <w:basedOn w:val="DefaultParagraphFont"/>
-    <w:link w:val="CommentText"/>
-    <w:semiHidden/>
-    <w:rsid w:val="008E325C"/>
-  </w:style>
-  <w:style w:type="paragraph" w:styleId="CommentSubject">
-    <w:name w:val="annotation subject"/>
-    <w:basedOn w:val="CommentText"/>
-    <w:next w:val="CommentText"/>
-    <w:link w:val="CommentSubjectChar"/>
-    <w:semiHidden/>
-    <w:unhideWhenUsed/>
-    <w:rsid w:val="008E325C"/>
-    <w:rPr>
-      <w:b/>
-      <w:bCs/>
-    </w:rPr>
-  </w:style>
-  <w:style w:type="character" w:customStyle="1" w:styleId="CommentSubjectChar">
-    <w:name w:val="Comment Subject Char"/>
-    <w:basedOn w:val="CommentTextChar"/>
-    <w:link w:val="CommentSubject"/>
-    <w:semiHidden/>
-    <w:rsid w:val="008E325C"/>
-    <w:rPr>
-      <w:b/>
-      <w:bCs/>
-    </w:rPr>
-  </w:style>
-</w:styles>
-</file>
-
-<file path=word/stylesWithEffects.xml><?xml version="1.0" encoding="utf-8"?>
-<w:styles xmlns:wpc="http://schemas.microsoft.com/office/word/2010/wordprocessingCanvas" xmlns:mc="http://schemas.openxmlformats.org/markup-compatibility/2006" xmlns:o="urn:schemas-microsoft-com:office:office" xmlns:r="http://schemas.openxmlformats.org/officeDocument/2006/relationships" xmlns:m="http://schemas.openxmlformats.org/officeDocument/2006/math" xmlns:v="urn:schemas-microsoft-com:vml" xmlns:wp14="http://schemas.microsoft.com/office/word/2010/wordprocessingDrawing" xmlns:wp="http://schemas.openxmlformats.org/drawingml/2006/wordprocessingDrawing" xmlns:w10="urn:schemas-microsoft-com:office:word" xmlns:w="http://schemas.openxmlformats.org/wordprocessingml/2006/main" xmlns:w14="http://schemas.microsoft.com/office/word/2010/wordml" xmlns:wpg="http://schemas.microsoft.com/office/word/2010/wordprocessingGroup" xmlns:wpi="http://schemas.microsoft.com/office/word/2010/wordprocessingInk" xmlns:wne="http://schemas.microsoft.com/office/word/2006/wordml" xmlns:wps="http://schemas.microsoft.com/office/word/2010/wordprocessingShape" mc:Ignorable="w14 wp14">
-  <w:docDefaults>
-    <w:rPrDefault>
-      <w:rPr>
-        <w:rFonts w:ascii="Times New Roman" w:eastAsia="Times New Roman" w:hAnsi="Times New Roman" w:cs="Times New Roman"/>
-        <w:lang w:val="en-US" w:eastAsia="en-US" w:bidi="ar-SA"/>
-      </w:rPr>
-    </w:rPrDefault>
-    <w:pPrDefault/>
-  </w:docDefaults>
-  <w:latentStyles w:defLockedState="0" w:defUIPriority="0" w:defSemiHidden="1" w:defUnhideWhenUsed="1" w:defQFormat="0" w:count="267">
-    <w:lsdException w:name="Normal" w:semiHidden="0" w:unhideWhenUsed="0" w:qFormat="1"/>
-    <w:lsdException w:name="heading 1" w:semiHidden="0" w:unhideWhenUsed="0" w:qFormat="1"/>
-    <w:lsdException w:name="heading 2" w:qFormat="1"/>
-    <w:lsdException w:name="heading 3" w:semiHidden="0" w:unhideWhenUsed="0" w:qFormat="1"/>
-    <w:lsdException w:name="heading 4" w:qFormat="1"/>
-    <w:lsdException w:name="heading 5" w:qFormat="1"/>
-    <w:lsdException w:name="heading 6" w:qFormat="1"/>
-    <w:lsdException w:name="heading 7" w:qFormat="1"/>
-    <w:lsdException w:name="heading 8" w:qFormat="1"/>
-    <w:lsdException w:name="heading 9" w:qFormat="1"/>
-    <w:lsdException w:name="header" w:uiPriority="99"/>
-    <w:lsdException w:name="caption" w:qFormat="1"/>
-    <w:lsdException w:name="List" w:semiHidden="0" w:unhideWhenUsed="0"/>
-    <w:lsdException w:name="List 2" w:semiHidden="0" w:unhideWhenUsed="0"/>
-    <w:lsdException w:name="List 3" w:semiHidden="0" w:unhideWhenUsed="0"/>
-    <w:lsdException w:name="Title" w:semiHidden="0" w:unhideWhenUsed="0" w:qFormat="1"/>
-    <w:lsdException w:name="List Continue 5" w:semiHidden="0" w:unhideWhenUsed="0"/>
-    <w:lsdException w:name="Message Header" w:semiHidden="0" w:unhideWhenUsed="0"/>
-    <w:lsdException w:name="Subtitle" w:semiHidden="0" w:unhideWhenUsed="0" w:qFormat="1"/>
-    <w:lsdException w:name="Salutation" w:semiHidden="0" w:unhideWhenUsed="0"/>
-    <w:lsdException w:name="Strong" w:semiHidden="0" w:unhideWhenUsed="0" w:qFormat="1"/>
-    <w:lsdException w:name="Emphasis" w:semiHidden="0" w:unhideWhenUsed="0" w:qFormat="1"/>
-    <w:lsdException w:name="Table Grid" w:semiHidden="0" w:unhideWhenUsed="0"/>
-    <w:lsdException w:name="Placeholder Text" w:uiPriority="99" w:unhideWhenUsed="0"/>
-    <w:lsdException w:name="No Spacing" w:semiHidden="0" w:uiPriority="1" w:unhideWhenUsed="0" w:qFormat="1"/>
-    <w:lsdException w:name="Light Shading" w:semiHidden="0" w:uiPriority="60" w:unhideWhenUsed="0"/>
-    <w:lsdException w:name="Light List" w:semiHidden="0" w:uiPriority="61" w:unhideWhenUsed="0"/>
-    <w:lsdException w:name="Light Grid" w:semiHidden="0" w:uiPriority="62" w:unhideWhenUsed="0"/>
-    <w:lsdException w:name="Medium Shading 1" w:semiHidden="0" w:uiPriority="63" w:unhideWhenUsed="0"/>
-    <w:lsdException w:name="Medium Shading 2" w:semiHidden="0" w:uiPriority="64" w:unhideWhenUsed="0"/>
-    <w:lsdException w:name="Medium List 1" w:semiHidden="0" w:uiPriority="65" w:unhideWhenUsed="0"/>
-    <w:lsdException w:name="Medium List 2" w:semiHidden="0" w:uiPriority="66" w:unhideWhenUsed="0"/>
-    <w:lsdException w:name="Medium Grid 1" w:semiHidden="0" w:uiPriority="67" w:unhideWhenUsed="0"/>
-    <w:lsdException w:name="Medium Grid 2" w:semiHidden="0" w:uiPriority="68" w:unhideWhenUsed="0"/>
-    <w:lsdException w:name="Medium Grid 3" w:semiHidden="0" w:uiPriority="69" w:unhideWhenUsed="0"/>
-    <w:lsdException w:name="Dark List" w:semiHidden="0" w:uiPriority="70" w:unhideWhenUsed="0"/>
-    <w:lsdException w:name="Colorful Shading" w:semiHidden="0" w:uiPriority="71" w:unhideWhenUsed="0"/>
-    <w:lsdException w:name="Colorful List" w:semiHidden="0" w:uiPriority="72" w:unhideWhenUsed="0"/>
-    <w:lsdException w:name="Colorful Grid" w:semiHidden="0" w:uiPriority="73" w:unhideWhenUsed="0"/>
-    <w:lsdException w:name="Light Shading Accent 1" w:semiHidden="0" w:uiPriority="60" w:unhideWhenUsed="0"/>
-    <w:lsdException w:name="Light List Accent 1" w:semiHidden="0" w:uiPriority="61" w:unhideWhenUsed="0"/>
-    <w:lsdException w:name="Light Grid Accent 1" w:semiHidden="0" w:uiPriority="62" w:unhideWhenUsed="0"/>
-    <w:lsdException w:name="Medium Shading 1 Accent 1" w:semiHidden="0" w:uiPriority="63" w:unhideWhenUsed="0"/>
-    <w:lsdException w:name="Medium Shading 2 Accent 1" w:semiHidden="0" w:uiPriority="64" w:unhideWhenUsed="0"/>
-    <w:lsdException w:name="Medium List 1 Accent 1" w:semiHidden="0" w:uiPriority="65" w:unhideWhenUsed="0"/>
-    <w:lsdException w:name="Revision" w:uiPriority="99" w:unhideWhenUsed="0"/>
-    <w:lsdException w:name="List Paragraph" w:semiHidden="0" w:uiPriority="34" w:unhideWhenUsed="0" w:qFormat="1"/>
-    <w:lsdException w:name="Quote" w:semiHidden="0" w:uiPriority="29" w:unhideWhenUsed="0" w:qFormat="1"/>
-    <w:lsdException w:name="Intense Quote" w:semiHidden="0" w:uiPriority="30" w:unhideWhenUsed="0" w:qFormat="1"/>
-    <w:lsdException w:name="Medium List 2 Accent 1" w:semiHidden="0" w:uiPriority="66" w:unhideWhenUsed="0"/>
-    <w:lsdException w:name="Medium Grid 1 Accent 1" w:semiHidden="0" w:uiPriority="67" w:unhideWhenUsed="0"/>
-    <w:lsdException w:name="Medium Grid 2 Accent 1" w:semiHidden="0" w:uiPriority="68" w:unhideWhenUsed="0"/>
-    <w:lsdException w:name="Medium Grid 3 Accent 1" w:semiHidden="0" w:uiPriority="69" w:unhideWhenUsed="0"/>
-    <w:lsdException w:name="Dark List Accent 1" w:semiHidden="0" w:uiPriority="70" w:unhideWhenUsed="0"/>
-    <w:lsdException w:name="Colorful Shading Accent 1" w:semiHidden="0" w:uiPriority="71" w:unhideWhenUsed="0"/>
-    <w:lsdException w:name="Colorful List Accent 1" w:semiHidden="0" w:uiPriority="72" w:unhideWhenUsed="0"/>
-    <w:lsdException w:name="Colorful Grid Accent 1" w:semiHidden="0" w:uiPriority="73" w:unhideWhenUsed="0"/>
-    <w:lsdException w:name="Light Shading Accent 2" w:semiHidden="0" w:uiPriority="60" w:unhideWhenUsed="0"/>
-    <w:lsdException w:name="Light List Accent 2" w:semiHidden="0" w:uiPriority="61" w:unhideWhenUsed="0"/>
-    <w:lsdException w:name="Light Grid Accent 2" w:semiHidden="0" w:uiPriority="62" w:unhideWhenUsed="0"/>
-    <w:lsdException w:name="Medium Shading 1 Accent 2" w:semiHidden="0" w:uiPriority="63" w:unhideWhenUsed="0"/>
-    <w:lsdException w:name="Medium Shading 2 Accent 2" w:semiHidden="0" w:uiPriority="64" w:unhideWhenUsed="0"/>
-    <w:lsdException w:name="Medium List 1 Accent 2" w:semiHidden="0" w:uiPriority="65" w:unhideWhenUsed="0"/>
-    <w:lsdException w:name="Medium List 2 Accent 2" w:semiHidden="0" w:uiPriority="66" w:unhideWhenUsed="0"/>
-    <w:lsdException w:name="Medium Grid 1 Accent 2" w:semiHidden="0" w:uiPriority="67" w:unhideWhenUsed="0"/>
-    <w:lsdException w:name="Medium Grid 2 Accent 2" w:semiHidden="0" w:uiPriority="68" w:unhideWhenUsed="0"/>
-    <w:lsdException w:name="Medium Grid 3 Accent 2" w:semiHidden="0" w:uiPriority="69" w:unhideWhenUsed="0"/>
-    <w:lsdException w:name="Dark List Accent 2" w:semiHidden="0" w:uiPriority="70" w:unhideWhenUsed="0"/>
-    <w:lsdException w:name="Colorful Shading Accent 2" w:semiHidden="0" w:uiPriority="71" w:unhideWhenUsed="0"/>
-    <w:lsdException w:name="Colorful List Accent 2" w:semiHidden="0" w:uiPriority="72" w:unhideWhenUsed="0"/>
-    <w:lsdException w:name="Colorful Grid Accent 2" w:semiHidden="0" w:uiPriority="73" w:unhideWhenUsed="0"/>
-    <w:lsdException w:name="Light Shading Accent 3" w:semiHidden="0" w:uiPriority="60" w:unhideWhenUsed="0"/>
-    <w:lsdException w:name="Light List Accent 3" w:semiHidden="0" w:uiPriority="61" w:unhideWhenUsed="0"/>
-    <w:lsdException w:name="Light Grid Accent 3" w:semiHidden="0" w:uiPriority="62" w:unhideWhenUsed="0"/>
-    <w:lsdException w:name="Medium Shading 1 Accent 3" w:semiHidden="0" w:uiPriority="63" w:unhideWhenUsed="0"/>
-    <w:lsdException w:name="Medium Shading 2 Accent 3" w:semiHidden="0" w:uiPriority="64" w:unhideWhenUsed="0"/>
-    <w:lsdException w:name="Medium List 1 Accent 3" w:semiHidden="0" w:uiPriority="65" w:unhideWhenUsed="0"/>
-    <w:lsdException w:name="Medium List 2 Accent 3" w:semiHidden="0" w:uiPriority="66" w:unhideWhenUsed="0"/>
-    <w:lsdException w:name="Medium Grid 1 Accent 3" w:semiHidden="0" w:uiPriority="67" w:unhideWhenUsed="0"/>
-    <w:lsdException w:name="Medium Grid 2 Accent 3" w:semiHidden="0" w:uiPriority="68" w:unhideWhenUsed="0"/>
-    <w:lsdException w:name="Medium Grid 3 Accent 3" w:semiHidden="0" w:uiPriority="69" w:unhideWhenUsed="0"/>
-    <w:lsdException w:name="Dark List Accent 3" w:semiHidden="0" w:uiPriority="70" w:unhideWhenUsed="0"/>
-    <w:lsdException w:name="Colorful Shading Accent 3" w:semiHidden="0" w:uiPriority="71" w:unhideWhenUsed="0"/>
-    <w:lsdException w:name="Colorful List Accent 3" w:semiHidden="0" w:uiPriority="72" w:unhideWhenUsed="0"/>
-    <w:lsdException w:name="Colorful Grid Accent 3" w:semiHidden="0" w:uiPriority="73" w:unhideWhenUsed="0"/>
-    <w:lsdException w:name="Light Shading Accent 4" w:semiHidden="0" w:uiPriority="60" w:unhideWhenUsed="0"/>
-    <w:lsdException w:name="Light List Accent 4" w:semiHidden="0" w:uiPriority="61" w:unhideWhenUsed="0"/>
-    <w:lsdException w:name="Light Grid Accent 4" w:semiHidden="0" w:uiPriority="62" w:unhideWhenUsed="0"/>
-    <w:lsdException w:name="Medium Shading 1 Accent 4" w:semiHidden="0" w:uiPriority="63" w:unhideWhenUsed="0"/>
-    <w:lsdException w:name="Medium Shading 2 Accent 4" w:semiHidden="0" w:uiPriority="64" w:unhideWhenUsed="0"/>
-    <w:lsdException w:name="Medium List 1 Accent 4" w:semiHidden="0" w:uiPriority="65" w:unhideWhenUsed="0"/>
-    <w:lsdException w:name="Medium List 2 Accent 4" w:semiHidden="0" w:uiPriority="66" w:unhideWhenUsed="0"/>
-    <w:lsdException w:name="Medium Grid 1 Accent 4" w:semiHidden="0" w:uiPriority="67" w:unhideWhenUsed="0"/>
-    <w:lsdException w:name="Medium Grid 2 Accent 4" w:semiHidden="0" w:uiPriority="68" w:unhideWhenUsed="0"/>
-    <w:lsdException w:name="Medium Grid 3 Accent 4" w:semiHidden="0" w:uiPriority="69" w:unhideWhenUsed="0"/>
-    <w:lsdException w:name="Dark List Accent 4" w:semiHidden="0" w:uiPriority="70" w:unhideWhenUsed="0"/>
-    <w:lsdException w:name="Colorful Shading Accent 4" w:semiHidden="0" w:uiPriority="71" w:unhideWhenUsed="0"/>
-    <w:lsdException w:name="Colorful List Accent 4" w:semiHidden="0" w:uiPriority="72" w:unhideWhenUsed="0"/>
-    <w:lsdException w:name="Colorful Grid Accent 4" w:semiHidden="0" w:uiPriority="73" w:unhideWhenUsed="0"/>
-    <w:lsdException w:name="Light Shading Accent 5" w:semiHidden="0" w:uiPriority="60" w:unhideWhenUsed="0"/>
-    <w:lsdException w:name="Light List Accent 5" w:semiHidden="0" w:uiPriority="61" w:unhideWhenUsed="0"/>
-    <w:lsdException w:name="Light Grid Accent 5" w:semiHidden="0" w:uiPriority="62" w:unhideWhenUsed="0"/>
-    <w:lsdException w:name="Medium Shading 1 Accent 5" w:semiHidden="0" w:uiPriority="63" w:unhideWhenUsed="0"/>
-    <w:lsdException w:name="Medium Shading 2 Accent 5" w:semiHidden="0" w:uiPriority="64" w:unhideWhenUsed="0"/>
-    <w:lsdException w:name="Medium List 1 Accent 5" w:semiHidden="0" w:uiPriority="65" w:unhideWhenUsed="0"/>
-    <w:lsdException w:name="Medium List 2 Accent 5" w:semiHidden="0" w:uiPriority="66" w:unhideWhenUsed="0"/>
-    <w:lsdException w:name="Medium Grid 1 Accent 5" w:semiHidden="0" w:uiPriority="67" w:unhideWhenUsed="0"/>
-    <w:lsdException w:name="Medium Grid 2 Accent 5" w:semiHidden="0" w:uiPriority="68" w:unhideWhenUsed="0"/>
-    <w:lsdException w:name="Medium Grid 3 Accent 5" w:semiHidden="0" w:uiPriority="69" w:unhideWhenUsed="0"/>
-    <w:lsdException w:name="Dark List Accent 5" w:semiHidden="0" w:uiPriority="70" w:unhideWhenUsed="0"/>
-    <w:lsdException w:name="Colorful Shading Accent 5" w:semiHidden="0" w:uiPriority="71" w:unhideWhenUsed="0"/>
-    <w:lsdException w:name="Colorful List Accent 5" w:semiHidden="0" w:uiPriority="72" w:unhideWhenUsed="0"/>
-    <w:lsdException w:name="Colorful Grid Accent 5" w:semiHidden="0" w:uiPriority="73" w:unhideWhenUsed="0"/>
-    <w:lsdException w:name="Light Shading Accent 6" w:semiHidden="0" w:uiPriority="60" w:unhideWhenUsed="0"/>
-    <w:lsdException w:name="Light List Accent 6" w:semiHidden="0" w:uiPriority="61" w:unhideWhenUsed="0"/>
-    <w:lsdException w:name="Light Grid Accent 6" w:semiHidden="0" w:uiPriority="62" w:unhideWhenUsed="0"/>
-    <w:lsdException w:name="Medium Shading 1 Accent 6" w:semiHidden="0" w:uiPriority="63" w:unhideWhenUsed="0"/>
-    <w:lsdException w:name="Medium Shading 2 Accent 6" w:semiHidden="0" w:uiPriority="64" w:unhideWhenUsed="0"/>
-    <w:lsdException w:name="Medium List 1 Accent 6" w:semiHidden="0" w:uiPriority="65" w:unhideWhenUsed="0"/>
-    <w:lsdException w:name="Medium List 2 Accent 6" w:semiHidden="0" w:uiPriority="66" w:unhideWhenUsed="0"/>
-    <w:lsdException w:name="Medium Grid 1 Accent 6" w:semiHidden="0" w:uiPriority="67" w:unhideWhenUsed="0"/>
-    <w:lsdException w:name="Medium Grid 2 Accent 6" w:semiHidden="0" w:uiPriority="68" w:unhideWhenUsed="0"/>
-    <w:lsdException w:name="Medium Grid 3 Accent 6" w:semiHidden="0" w:uiPriority="69" w:unhideWhenUsed="0"/>
-    <w:lsdException w:name="Dark List Accent 6" w:semiHidden="0" w:uiPriority="70" w:unhideWhenUsed="0"/>
-    <w:lsdException w:name="Colorful Shading Accent 6" w:semiHidden="0" w:uiPriority="71" w:unhideWhenUsed="0"/>
-    <w:lsdException w:name="Colorful List Accent 6" w:semiHidden="0" w:uiPriority="72" w:unhideWhenUsed="0"/>
-    <w:lsdException w:name="Colorful Grid Accent 6" w:semiHidden="0" w:uiPriority="73" w:unhideWhenUsed="0"/>
-    <w:lsdException w:name="Subtle Emphasis" w:semiHidden="0" w:uiPriority="19" w:unhideWhenUsed="0" w:qFormat="1"/>
-    <w:lsdException w:name="Intense Emphasis" w:semiHidden="0" w:uiPriority="21" w:unhideWhenUsed="0" w:qFormat="1"/>
-    <w:lsdException w:name="Subtle Reference" w:semiHidden="0" w:uiPriority="31" w:unhideWhenUsed="0" w:qFormat="1"/>
-    <w:lsdException w:name="Intense Reference" w:semiHidden="0" w:uiPriority="32" w:unhideWhenUsed="0" w:qFormat="1"/>
-    <w:lsdException w:name="Book Title" w:semiHidden="0" w:uiPriority="33" w:unhideWhenUsed="0" w:qFormat="1"/>
-    <w:lsdException w:name="Bibliography" w:uiPriority="37"/>
-    <w:lsdException w:name="TOC Heading" w:uiPriority="39" w:qFormat="1"/>
+  <w:latentStyles w:defLockedState="0" w:defUIPriority="0" w:defSemiHidden="0" w:defUnhideWhenUsed="0" w:defQFormat="0" w:count="376">
+    <w:lsdException w:name="Normal" w:qFormat="1"/>
+    <w:lsdException w:name="heading 1" w:qFormat="1"/>
+    <w:lsdException w:name="heading 2" w:semiHidden="1" w:unhideWhenUsed="1" w:qFormat="1"/>
+    <w:lsdException w:name="heading 3" w:qFormat="1"/>
+    <w:lsdException w:name="heading 4" w:semiHidden="1" w:unhideWhenUsed="1" w:qFormat="1"/>
+    <w:lsdException w:name="heading 5" w:semiHidden="1" w:unhideWhenUsed="1" w:qFormat="1"/>
+    <w:lsdException w:name="heading 6" w:semiHidden="1" w:unhideWhenUsed="1" w:qFormat="1"/>
+    <w:lsdException w:name="heading 7" w:semiHidden="1" w:unhideWhenUsed="1" w:qFormat="1"/>
+    <w:lsdException w:name="heading 8" w:semiHidden="1" w:unhideWhenUsed="1" w:qFormat="1"/>
+    <w:lsdException w:name="heading 9" w:semiHidden="1" w:unhideWhenUsed="1" w:qFormat="1"/>
+    <w:lsdException w:name="index 1" w:semiHidden="1" w:unhideWhenUsed="1"/>
+    <w:lsdException w:name="index 2" w:semiHidden="1" w:unhideWhenUsed="1"/>
+    <w:lsdException w:name="index 3" w:semiHidden="1" w:unhideWhenUsed="1"/>
+    <w:lsdException w:name="index 4" w:semiHidden="1" w:unhideWhenUsed="1"/>
+    <w:lsdException w:name="index 5" w:semiHidden="1" w:unhideWhenUsed="1"/>
+    <w:lsdException w:name="index 6" w:semiHidden="1" w:unhideWhenUsed="1"/>
+    <w:lsdException w:name="index 7" w:semiHidden="1" w:unhideWhenUsed="1"/>
+    <w:lsdException w:name="index 8" w:semiHidden="1" w:unhideWhenUsed="1"/>
+    <w:lsdException w:name="index 9" w:semiHidden="1" w:unhideWhenUsed="1"/>
+    <w:lsdException w:name="toc 1" w:semiHidden="1" w:unhideWhenUsed="1"/>
+    <w:lsdException w:name="toc 2" w:semiHidden="1" w:unhideWhenUsed="1"/>
+    <w:lsdException w:name="toc 3" w:semiHidden="1" w:unhideWhenUsed="1"/>
+    <w:lsdException w:name="toc 4" w:semiHidden="1" w:unhideWhenUsed="1"/>
+    <w:lsdException w:name="toc 5" w:semiHidden="1" w:unhideWhenUsed="1"/>
+    <w:lsdException w:name="toc 6" w:semiHidden="1" w:unhideWhenUsed="1"/>
+    <w:lsdException w:name="toc 7" w:semiHidden="1" w:unhideWhenUsed="1"/>
+    <w:lsdException w:name="toc 8" w:semiHidden="1" w:unhideWhenUsed="1"/>
+    <w:lsdException w:name="toc 9" w:semiHidden="1" w:unhideWhenUsed="1"/>
+    <w:lsdException w:name="Normal Indent" w:semiHidden="1" w:unhideWhenUsed="1"/>
+    <w:lsdException w:name="footnote text" w:semiHidden="1" w:unhideWhenUsed="1"/>
+    <w:lsdException w:name="annotation text" w:semiHidden="1" w:unhideWhenUsed="1"/>
+    <w:lsdException w:name="header" w:semiHidden="1" w:uiPriority="99" w:unhideWhenUsed="1"/>
+    <w:lsdException w:name="footer" w:semiHidden="1" w:unhideWhenUsed="1"/>
+    <w:lsdException w:name="index heading" w:semiHidden="1" w:unhideWhenUsed="1"/>
+    <w:lsdException w:name="caption" w:semiHidden="1" w:unhideWhenUsed="1" w:qFormat="1"/>
+    <w:lsdException w:name="table of figures" w:semiHidden="1" w:unhideWhenUsed="1"/>
+    <w:lsdException w:name="envelope address" w:semiHidden="1" w:unhideWhenUsed="1"/>
+    <w:lsdException w:name="envelope return" w:semiHidden="1" w:unhideWhenUsed="1"/>
+    <w:lsdException w:name="footnote reference" w:semiHidden="1" w:unhideWhenUsed="1"/>
+    <w:lsdException w:name="annotation reference" w:semiHidden="1" w:unhideWhenUsed="1"/>
+    <w:lsdException w:name="line number" w:semiHidden="1" w:unhideWhenUsed="1"/>
+    <w:lsdException w:name="page number" w:semiHidden="1" w:unhideWhenUsed="1"/>
+    <w:lsdException w:name="endnote reference" w:semiHidden="1" w:unhideWhenUsed="1"/>
+    <w:lsdException w:name="endnote text" w:semiHidden="1" w:unhideWhenUsed="1"/>
+    <w:lsdException w:name="table of authorities" w:semiHidden="1" w:unhideWhenUsed="1"/>
+    <w:lsdException w:name="macro" w:semiHidden="1" w:unhideWhenUsed="1"/>
+    <w:lsdException w:name="toa heading" w:semiHidden="1" w:unhideWhenUsed="1"/>
+    <w:lsdException w:name="List Bullet" w:semiHidden="1" w:unhideWhenUsed="1"/>
+    <w:lsdException w:name="List Number" w:semiHidden="1" w:unhideWhenUsed="1"/>
+    <w:lsdException w:name="List 4" w:semiHidden="1" w:unhideWhenUsed="1"/>
+    <w:lsdException w:name="List 5" w:semiHidden="1" w:unhideWhenUsed="1"/>
+    <w:lsdException w:name="List Bullet 2" w:semiHidden="1" w:unhideWhenUsed="1"/>
+    <w:lsdException w:name="List Bullet 3" w:semiHidden="1" w:unhideWhenUsed="1"/>
+    <w:lsdException w:name="List Bullet 4" w:semiHidden="1" w:unhideWhenUsed="1"/>
+    <w:lsdException w:name="List Bullet 5" w:semiHidden="1" w:unhideWhenUsed="1"/>
+    <w:lsdException w:name="List Number 2" w:semiHidden="1" w:unhideWhenUsed="1"/>
+    <w:lsdException w:name="List Number 3" w:semiHidden="1" w:unhideWhenUsed="1"/>
+    <w:lsdException w:name="List Number 4" w:semiHidden="1" w:unhideWhenUsed="1"/>
+    <w:lsdException w:name="List Number 5" w:semiHidden="1" w:unhideWhenUsed="1"/>
+    <w:lsdException w:name="Title" w:qFormat="1"/>
+    <w:lsdException w:name="Closing" w:semiHidden="1" w:unhideWhenUsed="1"/>
+    <w:lsdException w:name="Signature" w:semiHidden="1" w:unhideWhenUsed="1"/>
+    <w:lsdException w:name="Default Paragraph Font" w:semiHidden="1" w:unhideWhenUsed="1"/>
+    <w:lsdException w:name="Body Text" w:semiHidden="1" w:unhideWhenUsed="1"/>
+    <w:lsdException w:name="Body Text Indent" w:semiHidden="1" w:unhideWhenUsed="1"/>
+    <w:lsdException w:name="List Continue" w:semiHidden="1" w:unhideWhenUsed="1"/>
+    <w:lsdException w:name="List Continue 2" w:semiHidden="1" w:unhideWhenUsed="1"/>
+    <w:lsdException w:name="List Continue 3" w:semiHidden="1" w:unhideWhenUsed="1"/>
+    <w:lsdException w:name="List Continue 4" w:semiHidden="1" w:unhideWhenUsed="1"/>
+    <w:lsdException w:name="Subtitle" w:qFormat="1"/>
+    <w:lsdException w:name="Date" w:semiHidden="1" w:unhideWhenUsed="1"/>
+    <w:lsdException w:name="Body Text First Indent" w:semiHidden="1" w:unhideWhenUsed="1"/>
+    <w:lsdException w:name="Body Text First Indent 2" w:semiHidden="1" w:unhideWhenUsed="1"/>
+    <w:lsdException w:name="Note Heading" w:semiHidden="1" w:unhideWhenUsed="1"/>
+    <w:lsdException w:name="Body Text 2" w:semiHidden="1" w:unhideWhenUsed="1"/>
+    <w:lsdException w:name="Body Text 3" w:semiHidden="1" w:unhideWhenUsed="1"/>
+    <w:lsdException w:name="Body Text Indent 2" w:semiHidden="1" w:unhideWhenUsed="1"/>
+    <w:lsdException w:name="Body Text Indent 3" w:semiHidden="1" w:unhideWhenUsed="1"/>
+    <w:lsdException w:name="Block Text" w:semiHidden="1" w:unhideWhenUsed="1"/>
+    <w:lsdException w:name="Hyperlink" w:semiHidden="1" w:unhideWhenUsed="1"/>
+    <w:lsdException w:name="FollowedHyperlink" w:semiHidden="1" w:unhideWhenUsed="1"/>
+    <w:lsdException w:name="Strong" w:qFormat="1"/>
+    <w:lsdException w:name="Emphasis" w:qFormat="1"/>
+    <w:lsdException w:name="Document Map" w:semiHidden="1" w:unhideWhenUsed="1"/>
+    <w:lsdException w:name="Plain Text" w:semiHidden="1" w:unhideWhenUsed="1"/>
+    <w:lsdException w:name="E-mail Signature" w:semiHidden="1" w:unhideWhenUsed="1"/>
+    <w:lsdException w:name="HTML Top of Form" w:semiHidden="1" w:unhideWhenUsed="1"/>
+    <w:lsdException w:name="HTML Bottom of Form" w:semiHidden="1" w:unhideWhenUsed="1"/>
+    <w:lsdException w:name="Normal (Web)" w:semiHidden="1" w:unhideWhenUsed="1"/>
+    <w:lsdException w:name="HTML Acronym" w:semiHidden="1" w:unhideWhenUsed="1"/>
+    <w:lsdException w:name="HTML Address" w:semiHidden="1" w:unhideWhenUsed="1"/>
+    <w:lsdException w:name="HTML Cite" w:semiHidden="1" w:unhideWhenUsed="1"/>
+    <w:lsdException w:name="HTML Code" w:semiHidden="1" w:unhideWhenUsed="1"/>
+    <w:lsdException w:name="HTML Definition" w:semiHidden="1" w:unhideWhenUsed="1"/>
+    <w:lsdException w:name="HTML Keyboard" w:semiHidden="1" w:unhideWhenUsed="1"/>
+    <w:lsdException w:name="HTML Preformatted" w:semiHidden="1" w:unhideWhenUsed="1"/>
+    <w:lsdException w:name="HTML Sample" w:semiHidden="1" w:unhideWhenUsed="1"/>
+    <w:lsdException w:name="HTML Typewriter" w:semiHidden="1" w:unhideWhenUsed="1"/>
+    <w:lsdException w:name="HTML Variable" w:semiHidden="1" w:unhideWhenUsed="1"/>
+    <w:lsdException w:name="Normal Table" w:semiHidden="1" w:unhideWhenUsed="1"/>
+    <w:lsdException w:name="annotation subject" w:semiHidden="1" w:unhideWhenUsed="1"/>
+    <w:lsdException w:name="No List" w:semiHidden="1" w:unhideWhenUsed="1"/>
+    <w:lsdException w:name="Outline List 1" w:semiHidden="1" w:unhideWhenUsed="1"/>
+    <w:lsdException w:name="Outline List 2" w:semiHidden="1" w:unhideWhenUsed="1"/>
+    <w:lsdException w:name="Outline List 3" w:semiHidden="1" w:unhideWhenUsed="1"/>
+    <w:lsdException w:name="Table Simple 1" w:semiHidden="1" w:unhideWhenUsed="1"/>
+    <w:lsdException w:name="Table Simple 2" w:semiHidden="1" w:unhideWhenUsed="1"/>
+    <w:lsdException w:name="Table Simple 3" w:semiHidden="1" w:unhideWhenUsed="1"/>
+    <w:lsdException w:name="Table Classic 1" w:semiHidden="1" w:unhideWhenUsed="1"/>
+    <w:lsdException w:name="Table Classic 2" w:semiHidden="1" w:unhideWhenUsed="1"/>
+    <w:lsdException w:name="Table Classic 3" w:semiHidden="1" w:unhideWhenUsed="1"/>
+    <w:lsdException w:name="Table Classic 4" w:semiHidden="1" w:unhideWhenUsed="1"/>
+    <w:lsdException w:name="Table Colorful 1" w:semiHidden="1" w:unhideWhenUsed="1"/>
+    <w:lsdException w:name="Table Colorful 2" w:semiHidden="1" w:unhideWhenUsed="1"/>
+    <w:lsdException w:name="Table Colorful 3" w:semiHidden="1" w:unhideWhenUsed="1"/>
+    <w:lsdException w:name="Table Columns 1" w:semiHidden="1" w:unhideWhenUsed="1"/>
+    <w:lsdException w:name="Table Columns 2" w:semiHidden="1" w:unhideWhenUsed="1"/>
+    <w:lsdException w:name="Table Columns 3" w:semiHidden="1" w:unhideWhenUsed="1"/>
+    <w:lsdException w:name="Table Columns 4" w:semiHidden="1" w:unhideWhenUsed="1"/>
+    <w:lsdException w:name="Table Columns 5" w:semiHidden="1" w:unhideWhenUsed="1"/>
+    <w:lsdException w:name="Table Grid 1" w:semiHidden="1" w:unhideWhenUsed="1"/>
+    <w:lsdException w:name="Table Grid 2" w:semiHidden="1" w:unhideWhenUsed="1"/>
+    <w:lsdException w:name="Table Grid 3" w:semiHidden="1" w:unhideWhenUsed="1"/>
+    <w:lsdException w:name="Table Grid 4" w:semiHidden="1" w:unhideWhenUsed="1"/>
+    <w:lsdException w:name="Table Grid 5" w:semiHidden="1" w:unhideWhenUsed="1"/>
+    <w:lsdException w:name="Table Grid 6" w:semiHidden="1" w:unhideWhenUsed="1"/>
+    <w:lsdException w:name="Table Grid 7" w:semiHidden="1" w:unhideWhenUsed="1"/>
+    <w:lsdException w:name="Table Grid 8" w:semiHidden="1" w:unhideWhenUsed="1"/>
+    <w:lsdException w:name="Table List 1" w:semiHidden="1" w:unhideWhenUsed="1"/>
+    <w:lsdException w:name="Table List 2" w:semiHidden="1" w:unhideWhenUsed="1"/>
+    <w:lsdException w:name="Table List 3" w:semiHidden="1" w:unhideWhenUsed="1"/>
+    <w:lsdException w:name="Table List 4" w:semiHidden="1" w:unhideWhenUsed="1"/>
+    <w:lsdException w:name="Table List 5" w:semiHidden="1" w:unhideWhenUsed="1"/>
+    <w:lsdException w:name="Table List 6" w:semiHidden="1" w:unhideWhenUsed="1"/>
+    <w:lsdException w:name="Table List 7" w:semiHidden="1" w:unhideWhenUsed="1"/>
+    <w:lsdException w:name="Table List 8" w:semiHidden="1" w:unhideWhenUsed="1"/>
+    <w:lsdException w:name="Table 3D effects 1" w:semiHidden="1" w:unhideWhenUsed="1"/>
+    <w:lsdException w:name="Table 3D effects 2" w:semiHidden="1" w:unhideWhenUsed="1"/>
+    <w:lsdException w:name="Table 3D effects 3" w:semiHidden="1" w:unhideWhenUsed="1"/>
+    <w:lsdException w:name="Table Contemporary" w:semiHidden="1" w:unhideWhenUsed="1"/>
+    <w:lsdException w:name="Table Elegant" w:semiHidden="1" w:unhideWhenUsed="1"/>
+    <w:lsdException w:name="Table Professional" w:semiHidden="1" w:unhideWhenUsed="1"/>
+    <w:lsdException w:name="Table Subtle 1" w:semiHidden="1" w:unhideWhenUsed="1"/>
+    <w:lsdException w:name="Table Subtle 2" w:semiHidden="1" w:unhideWhenUsed="1"/>
+    <w:lsdException w:name="Table Web 1" w:semiHidden="1" w:unhideWhenUsed="1"/>
+    <w:lsdException w:name="Table Web 2" w:semiHidden="1" w:unhideWhenUsed="1"/>
+    <w:lsdException w:name="Table Web 3" w:semiHidden="1" w:unhideWhenUsed="1"/>
+    <w:lsdException w:name="Balloon Text" w:semiHidden="1" w:unhideWhenUsed="1"/>
+    <w:lsdException w:name="Table Theme" w:semiHidden="1" w:unhideWhenUsed="1"/>
+    <w:lsdException w:name="Placeholder Text" w:semiHidden="1" w:uiPriority="99"/>
+    <w:lsdException w:name="No Spacing" w:uiPriority="1" w:qFormat="1"/>
+    <w:lsdException w:name="Light Shading" w:uiPriority="60"/>
+    <w:lsdException w:name="Light List" w:uiPriority="61"/>
+    <w:lsdException w:name="Light Grid" w:uiPriority="62"/>
+    <w:lsdException w:name="Medium Shading 1" w:uiPriority="63"/>
+    <w:lsdException w:name="Medium Shading 2" w:uiPriority="64"/>
+    <w:lsdException w:name="Medium List 1" w:uiPriority="65"/>
+    <w:lsdException w:name="Medium List 2" w:uiPriority="66"/>
+    <w:lsdException w:name="Medium Grid 1" w:uiPriority="67"/>
+    <w:lsdException w:name="Medium Grid 2" w:uiPriority="68"/>
+    <w:lsdException w:name="Medium Grid 3" w:uiPriority="69"/>
+    <w:lsdException w:name="Dark List" w:uiPriority="70"/>
+    <w:lsdException w:name="Colorful Shading" w:uiPriority="71"/>
+    <w:lsdException w:name="Colorful List" w:uiPriority="72"/>
+    <w:lsdException w:name="Colorful Grid" w:uiPriority="73"/>
+    <w:lsdException w:name="Light Shading Accent 1" w:uiPriority="60"/>
+    <w:lsdException w:name="Light List Accent 1" w:uiPriority="61"/>
+    <w:lsdException w:name="Light Grid Accent 1" w:uiPriority="62"/>
+    <w:lsdException w:name="Medium Shading 1 Accent 1" w:uiPriority="63"/>
+    <w:lsdException w:name="Medium Shading 2 Accent 1" w:uiPriority="64"/>
+    <w:lsdException w:name="Medium List 1 Accent 1" w:uiPriority="65"/>
+    <w:lsdException w:name="Revision" w:semiHidden="1" w:uiPriority="99"/>
+    <w:lsdException w:name="List Paragraph" w:uiPriority="34" w:qFormat="1"/>
+    <w:lsdException w:name="Quote" w:uiPriority="29" w:qFormat="1"/>
+    <w:lsdException w:name="Intense Quote" w:uiPriority="30" w:qFormat="1"/>
+    <w:lsdException w:name="Medium List 2 Accent 1" w:uiPriority="66"/>
+    <w:lsdException w:name="Medium Grid 1 Accent 1" w:uiPriority="67"/>
+    <w:lsdException w:name="Medium Grid 2 Accent 1" w:uiPriority="68"/>
+    <w:lsdException w:name="Medium Grid 3 Accent 1" w:uiPriority="69"/>
+    <w:lsdException w:name="Dark List Accent 1" w:uiPriority="70"/>
+    <w:lsdException w:name="Colorful Shading Accent 1" w:uiPriority="71"/>
+    <w:lsdException w:name="Colorful List Accent 1" w:uiPriority="72"/>
+    <w:lsdException w:name="Colorful Grid Accent 1" w:uiPriority="73"/>
+    <w:lsdException w:name="Light Shading Accent 2" w:uiPriority="60"/>
+    <w:lsdException w:name="Light List Accent 2" w:uiPriority="61"/>
+    <w:lsdException w:name="Light Grid Accent 2" w:uiPriority="62"/>
+    <w:lsdException w:name="Medium Shading 1 Accent 2" w:uiPriority="63"/>
+    <w:lsdException w:name="Medium Shading 2 Accent 2" w:uiPriority="64"/>
+    <w:lsdException w:name="Medium List 1 Accent 2" w:uiPriority="65"/>
+    <w:lsdException w:name="Medium List 2 Accent 2" w:uiPriority="66"/>
+    <w:lsdException w:name="Medium Grid 1 Accent 2" w:uiPriority="67"/>
+    <w:lsdException w:name="Medium Grid 2 Accent 2" w:uiPriority="68"/>
+    <w:lsdException w:name="Medium Grid 3 Accent 2" w:uiPriority="69"/>
+    <w:lsdException w:name="Dark List Accent 2" w:uiPriority="70"/>
+    <w:lsdException w:name="Colorful Shading Accent 2" w:uiPriority="71"/>
+    <w:lsdException w:name="Colorful List Accent 2" w:uiPriority="72"/>
+    <w:lsdException w:name="Colorful Grid Accent 2" w:uiPriority="73"/>
+    <w:lsdException w:name="Light Shading Accent 3" w:uiPriority="60"/>
+    <w:lsdException w:name="Light List Accent 3" w:uiPriority="61"/>
+    <w:lsdException w:name="Light Grid Accent 3" w:uiPriority="62"/>
+    <w:lsdException w:name="Medium Shading 1 Accent 3" w:uiPriority="63"/>
+    <w:lsdException w:name="Medium Shading 2 Accent 3" w:uiPriority="64"/>
+    <w:lsdException w:name="Medium List 1 Accent 3" w:uiPriority="65"/>
+    <w:lsdException w:name="Medium List 2 Accent 3" w:uiPriority="66"/>
+    <w:lsdException w:name="Medium Grid 1 Accent 3" w:uiPriority="67"/>
+    <w:lsdException w:name="Medium Grid 2 Accent 3" w:uiPriority="68"/>
+    <w:lsdException w:name="Medium Grid 3 Accent 3" w:uiPriority="69"/>
+    <w:lsdException w:name="Dark List Accent 3" w:uiPriority="70"/>
+    <w:lsdException w:name="Colorful Shading Accent 3" w:uiPriority="71"/>
+    <w:lsdException w:name="Colorful List Accent 3" w:uiPriority="72"/>
+    <w:lsdException w:name="Colorful Grid Accent 3" w:uiPriority="73"/>
+    <w:lsdException w:name="Light Shading Accent 4" w:uiPriority="60"/>
+    <w:lsdException w:name="Light List Accent 4" w:uiPriority="61"/>
+    <w:lsdException w:name="Light Grid Accent 4" w:uiPriority="62"/>
+    <w:lsdException w:name="Medium Shading 1 Accent 4" w:uiPriority="63"/>
+    <w:lsdException w:name="Medium Shading 2 Accent 4" w:uiPriority="64"/>
+    <w:lsdException w:name="Medium List 1 Accent 4" w:uiPriority="65"/>
+    <w:lsdException w:name="Medium List 2 Accent 4" w:uiPriority="66"/>
+    <w:lsdException w:name="Medium Grid 1 Accent 4" w:uiPriority="67"/>
+    <w:lsdException w:name="Medium Grid 2 Accent 4" w:uiPriority="68"/>
+    <w:lsdException w:name="Medium Grid 3 Accent 4" w:uiPriority="69"/>
+    <w:lsdException w:name="Dark List Accent 4" w:uiPriority="70"/>
+    <w:lsdException w:name="Colorful Shading Accent 4" w:uiPriority="71"/>
+    <w:lsdException w:name="Colorful List Accent 4" w:uiPriority="72"/>
+    <w:lsdException w:name="Colorful Grid Accent 4" w:uiPriority="73"/>
+    <w:lsdException w:name="Light Shading Accent 5" w:uiPriority="60"/>
+    <w:lsdException w:name="Light List Accent 5" w:uiPriority="61"/>
+    <w:lsdException w:name="Light Grid Accent 5" w:uiPriority="62"/>
+    <w:lsdException w:name="Medium Shading 1 Accent 5" w:uiPriority="63"/>
+    <w:lsdException w:name="Medium Shading 2 Accent 5" w:uiPriority="64"/>
+    <w:lsdException w:name="Medium List 1 Accent 5" w:uiPriority="65"/>
+    <w:lsdException w:name="Medium List 2 Accent 5" w:uiPriority="66"/>
+    <w:lsdException w:name="Medium Grid 1 Accent 5" w:uiPriority="67"/>
+    <w:lsdException w:name="Medium Grid 2 Accent 5" w:uiPriority="68"/>
+    <w:lsdException w:name="Medium Grid 3 Accent 5" w:uiPriority="69"/>
+    <w:lsdException w:name="Dark List Accent 5" w:uiPriority="70"/>
+    <w:lsdException w:name="Colorful Shading Accent 5" w:uiPriority="71"/>
+    <w:lsdException w:name="Colorful List Accent 5" w:uiPriority="72"/>
+    <w:lsdException w:name="Colorful Grid Accent 5" w:uiPriority="73"/>
+    <w:lsdException w:name="Light Shading Accent 6" w:uiPriority="60"/>
+    <w:lsdException w:name="Light List Accent 6" w:uiPriority="61"/>
+    <w:lsdException w:name="Light Grid Accent 6" w:uiPriority="62"/>
+    <w:lsdException w:name="Medium Shading 1 Accent 6" w:uiPriority="63"/>
+    <w:lsdException w:name="Medium Shading 2 Accent 6" w:uiPriority="64"/>
+    <w:lsdException w:name="Medium List 1 Accent 6" w:uiPriority="65"/>
+    <w:lsdException w:name="Medium List 2 Accent 6" w:uiPriority="66"/>
+    <w:lsdException w:name="Medium Grid 1 Accent 6" w:uiPriority="67"/>
+    <w:lsdException w:name="Medium Grid 2 Accent 6" w:uiPriority="68"/>
+    <w:lsdException w:name="Medium Grid 3 Accent 6" w:uiPriority="69"/>
+    <w:lsdException w:name="Dark List Accent 6" w:uiPriority="70"/>
+    <w:lsdException w:name="Colorful Shading Accent 6" w:uiPriority="71"/>
+    <w:lsdException w:name="Colorful List Accent 6" w:uiPriority="72"/>
+    <w:lsdException w:name="Colorful Grid Accent 6" w:uiPriority="73"/>
+    <w:lsdException w:name="Subtle Emphasis" w:uiPriority="19" w:qFormat="1"/>
+    <w:lsdException w:name="Intense Emphasis" w:uiPriority="21" w:qFormat="1"/>
+    <w:lsdException w:name="Subtle Reference" w:uiPriority="31" w:qFormat="1"/>
+    <w:lsdException w:name="Intense Reference" w:uiPriority="32" w:qFormat="1"/>
+    <w:lsdException w:name="Book Title" w:uiPriority="33" w:qFormat="1"/>
+    <w:lsdException w:name="Bibliography" w:semiHidden="1" w:uiPriority="37" w:unhideWhenUsed="1"/>
+    <w:lsdException w:name="TOC Heading" w:semiHidden="1" w:uiPriority="39" w:unhideWhenUsed="1" w:qFormat="1"/>
+    <w:lsdException w:name="Plain Table 1" w:uiPriority="41"/>
+    <w:lsdException w:name="Plain Table 2" w:uiPriority="42"/>
+    <w:lsdException w:name="Plain Table 3" w:uiPriority="43"/>
+    <w:lsdException w:name="Plain Table 4" w:uiPriority="44"/>
+    <w:lsdException w:name="Plain Table 5" w:uiPriority="45"/>
+    <w:lsdException w:name="Grid Table Light" w:uiPriority="40"/>
+    <w:lsdException w:name="Grid Table 1 Light" w:uiPriority="46"/>
+    <w:lsdException w:name="Grid Table 2" w:uiPriority="47"/>
+    <w:lsdException w:name="Grid Table 3" w:uiPriority="48"/>
+    <w:lsdException w:name="Grid Table 4" w:uiPriority="49"/>
+    <w:lsdException w:name="Grid Table 5 Dark" w:uiPriority="50"/>
+    <w:lsdException w:name="Grid Table 6 Colorful" w:uiPriority="51"/>
+    <w:lsdException w:name="Grid Table 7 Colorful" w:uiPriority="52"/>
+    <w:lsdException w:name="Grid Table 1 Light Accent 1" w:uiPriority="46"/>
+    <w:lsdException w:name="Grid Table 2 Accent 1" w:uiPriority="47"/>
+    <w:lsdException w:name="Grid Table 3 Accent 1" w:uiPriority="48"/>
+    <w:lsdException w:name="Grid Table 4 Accent 1" w:uiPriority="49"/>
+    <w:lsdException w:name="Grid Table 5 Dark Accent 1" w:uiPriority="50"/>
+    <w:lsdException w:name="Grid Table 6 Colorful Accent 1" w:uiPriority="51"/>
+    <w:lsdException w:name="Grid Table 7 Colorful Accent 1" w:uiPriority="52"/>
+    <w:lsdException w:name="Grid Table 1 Light Accent 2" w:uiPriority="46"/>
+    <w:lsdException w:name="Grid Table 2 Accent 2" w:uiPriority="47"/>
+    <w:lsdException w:name="Grid Table 3 Accent 2" w:uiPriority="48"/>
+    <w:lsdException w:name="Grid Table 4 Accent 2" w:uiPriority="49"/>
+    <w:lsdException w:name="Grid Table 5 Dark Accent 2" w:uiPriority="50"/>
+    <w:lsdException w:name="Grid Table 6 Colorful Accent 2" w:uiPriority="51"/>
+    <w:lsdException w:name="Grid Table 7 Colorful Accent 2" w:uiPriority="52"/>
+    <w:lsdException w:name="Grid Table 1 Light Accent 3" w:uiPriority="46"/>
+    <w:lsdException w:name="Grid Table 2 Accent 3" w:uiPriority="47"/>
+    <w:lsdException w:name="Grid Table 3 Accent 3" w:uiPriority="48"/>
+    <w:lsdException w:name="Grid Table 4 Accent 3" w:uiPriority="49"/>
+    <w:lsdException w:name="Grid Table 5 Dark Accent 3" w:uiPriority="50"/>
+    <w:lsdException w:name="Grid Table 6 Colorful Accent 3" w:uiPriority="51"/>
+    <w:lsdException w:name="Grid Table 7 Colorful Accent 3" w:uiPriority="52"/>
+    <w:lsdException w:name="Grid Table 1 Light Accent 4" w:uiPriority="46"/>
+    <w:lsdException w:name="Grid Table 2 Accent 4" w:uiPriority="47"/>
+    <w:lsdException w:name="Grid Table 3 Accent 4" w:uiPriority="48"/>
+    <w:lsdException w:name="Grid Table 4 Accent 4" w:uiPriority="49"/>
+    <w:lsdException w:name="Grid Table 5 Dark Accent 4" w:uiPriority="50"/>
+    <w:lsdException w:name="Grid Table 6 Colorful Accent 4" w:uiPriority="51"/>
+    <w:lsdException w:name="Grid Table 7 Colorful Accent 4" w:uiPriority="52"/>
+    <w:lsdException w:name="Grid Table 1 Light Accent 5" w:uiPriority="46"/>
+    <w:lsdException w:name="Grid Table 2 Accent 5" w:uiPriority="47"/>
+    <w:lsdException w:name="Grid Table 3 Accent 5" w:uiPriority="48"/>
+    <w:lsdException w:name="Grid Table 4 Accent 5" w:uiPriority="49"/>
+    <w:lsdException w:name="Grid Table 5 Dark Accent 5" w:uiPriority="50"/>
+    <w:lsdException w:name="Grid Table 6 Colorful Accent 5" w:uiPriority="51"/>
+    <w:lsdException w:name="Grid Table 7 Colorful Accent 5" w:uiPriority="52"/>
+    <w:lsdException w:name="Grid Table 1 Light Accent 6" w:uiPriority="46"/>
+    <w:lsdException w:name="Grid Table 2 Accent 6" w:uiPriority="47"/>
+    <w:lsdException w:name="Grid Table 3 Accent 6" w:uiPriority="48"/>
+    <w:lsdException w:name="Grid Table 4 Accent 6" w:uiPriority="49"/>
+    <w:lsdException w:name="Grid Table 5 Dark Accent 6" w:uiPriority="50"/>
+    <w:lsdException w:name="Grid Table 6 Colorful Accent 6" w:uiPriority="51"/>
+    <w:lsdException w:name="Grid Table 7 Colorful Accent 6" w:uiPriority="52"/>
+    <w:lsdException w:name="List Table 1 Light" w:uiPriority="46"/>
+    <w:lsdException w:name="List Table 2" w:uiPriority="47"/>
+    <w:lsdException w:name="List Table 3" w:uiPriority="48"/>
+    <w:lsdException w:name="List Table 4" w:uiPriority="49"/>
+    <w:lsdException w:name="List Table 5 Dark" w:uiPriority="50"/>
+    <w:lsdException w:name="List Table 6 Colorful" w:uiPriority="51"/>
+    <w:lsdException w:name="List Table 7 Colorful" w:uiPriority="52"/>
+    <w:lsdException w:name="List Table 1 Light Accent 1" w:uiPriority="46"/>
+    <w:lsdException w:name="List Table 2 Accent 1" w:uiPriority="47"/>
+    <w:lsdException w:name="List Table 3 Accent 1" w:uiPriority="48"/>
+    <w:lsdException w:name="List Table 4 Accent 1" w:uiPriority="49"/>
+    <w:lsdException w:name="List Table 5 Dark Accent 1" w:uiPriority="50"/>
+    <w:lsdException w:name="List Table 6 Colorful Accent 1" w:uiPriority="51"/>
+    <w:lsdException w:name="List Table 7 Colorful Accent 1" w:uiPriority="52"/>
+    <w:lsdException w:name="List Table 1 Light Accent 2" w:uiPriority="46"/>
+    <w:lsdException w:name="List Table 2 Accent 2" w:uiPriority="47"/>
+    <w:lsdException w:name="List Table 3 Accent 2" w:uiPriority="48"/>
+    <w:lsdException w:name="List Table 4 Accent 2" w:uiPriority="49"/>
+    <w:lsdException w:name="List Table 5 Dark Accent 2" w:uiPriority="50"/>
+    <w:lsdException w:name="List Table 6 Colorful Accent 2" w:uiPriority="51"/>
+    <w:lsdException w:name="List Table 7 Colorful Accent 2" w:uiPriority="52"/>
+    <w:lsdException w:name="List Table 1 Light Accent 3" w:uiPriority="46"/>
+    <w:lsdException w:name="List Table 2 Accent 3" w:uiPriority="47"/>
+    <w:lsdException w:name="List Table 3 Accent 3" w:uiPriority="48"/>
+    <w:lsdException w:name="List Table 4 Accent 3" w:uiPriority="49"/>
+    <w:lsdException w:name="List Table 5 Dark Accent 3" w:uiPriority="50"/>
+    <w:lsdException w:name="List Table 6 Colorful Accent 3" w:uiPriority="51"/>
+    <w:lsdException w:name="List Table 7 Colorful Accent 3" w:uiPriority="52"/>
+    <w:lsdException w:name="List Table 1 Light Accent 4" w:uiPriority="46"/>
+    <w:lsdException w:name="List Table 2 Accent 4" w:uiPriority="47"/>
+    <w:lsdException w:name="List Table 3 Accent 4" w:uiPriority="48"/>
+    <w:lsdException w:name="List Table 4 Accent 4" w:uiPriority="49"/>
+    <w:lsdException w:name="List Table 5 Dark Accent 4" w:uiPriority="50"/>
+    <w:lsdException w:name="List Table 6 Colorful Accent 4" w:uiPriority="51"/>
+    <w:lsdException w:name="List Table 7 Colorful Accent 4" w:uiPriority="52"/>
+    <w:lsdException w:name="List Table 1 Light Accent 5" w:uiPriority="46"/>
+    <w:lsdException w:name="List Table 2 Accent 5" w:uiPriority="47"/>
+    <w:lsdException w:name="List Table 3 Accent 5" w:uiPriority="48"/>
+    <w:lsdException w:name="List Table 4 Accent 5" w:uiPriority="49"/>
+    <w:lsdException w:name="List Table 5 Dark Accent 5" w:uiPriority="50"/>
+    <w:lsdException w:name="List Table 6 Colorful Accent 5" w:uiPriority="51"/>
+    <w:lsdException w:name="List Table 7 Colorful Accent 5" w:uiPriority="52"/>
+    <w:lsdException w:name="List Table 1 Light Accent 6" w:uiPriority="46"/>
+    <w:lsdException w:name="List Table 2 Accent 6" w:uiPriority="47"/>
+    <w:lsdException w:name="List Table 3 Accent 6" w:uiPriority="48"/>
+    <w:lsdException w:name="List Table 4 Accent 6" w:uiPriority="49"/>
+    <w:lsdException w:name="List Table 5 Dark Accent 6" w:uiPriority="50"/>
+    <w:lsdException w:name="List Table 6 Colorful Accent 6" w:uiPriority="51"/>
+    <w:lsdException w:name="List Table 7 Colorful Accent 6" w:uiPriority="52"/>
+    <w:lsdException w:name="Mention" w:semiHidden="1" w:uiPriority="99" w:unhideWhenUsed="1"/>
+    <w:lsdException w:name="Smart Hyperlink" w:semiHidden="1" w:uiPriority="99" w:unhideWhenUsed="1"/>
+    <w:lsdException w:name="Hashtag" w:semiHidden="1" w:uiPriority="99" w:unhideWhenUsed="1"/>
+    <w:lsdException w:name="Unresolved Mention" w:semiHidden="1" w:uiPriority="99" w:unhideWhenUsed="1"/>
+    <w:lsdException w:name="Smart Link" w:semiHidden="1" w:uiPriority="99" w:unhideWhenUsed="1"/>
   </w:latentStyles>
   <w:style w:type="paragraph" w:default="1" w:styleId="Normal">
     <w:name w:val="Normal"/>
